--- a/paper/HeartDisease_TwoStep_Screening_Paper.docx
+++ b/paper/HeartDisease_TwoStep_Screening_Paper.docx
@@ -12187,6 +12187,94 @@
         </w:tc>
       </w:tr>
     </w:tbl>
+    <w:p>
+      <w:pPr>
+        <w:pStyle w:val="Heading2"/>
+        <w:keepNext/>
+        <w:spacing w:after="0" w:before="190"/>
+      </w:pPr>
+      <w:r>
+        <w:t xml:space="preserve">5.6 Web application</w:t>
+      </w:r>
+    </w:p>
+    <w:p>
+      <w:pPr>
+        <w:spacing w:after="0" w:before="0"/>
+        <w:jc w:val="both"/>
+      </w:pPr>
+      <w:r>
+        <w:t xml:space="preserve">The system is available as a web application at https://two-step-heart-screening.streamlit.app/, built with Streamlit from the code in the submitted archive. Fig. 5 shows it on a phone-sized screen, the setting of a basic clinic. Each screen asks only for the inputs of its step, rejects values outside plausible ranges, and returns Low risk, High risk or Not sure with a plain instruction. It also shows the estimated risk at the chosen prevalence and, at Step 1, the share of sick patients that cross-validation sent home. The sidebar sets the assumed prevalence and the Step 1 safety level, and cholesterol can be marked as not measured at Step 2. The values in the figure are the form’s default example values, not a real patient. The application carries the warning that it is a research prototype and not for clinical use.</w:t>
+      </w:r>
+    </w:p>
+    <w:p>
+      <w:pPr>
+        <w:keepNext/>
+        <w:spacing w:after="0" w:before="60" w:line="240" w:lineRule="auto"/>
+        <w:jc w:val="center"/>
+      </w:pPr>
+      <w:r>
+        <w:drawing>
+          <wp:inline distT="0" distB="0" distL="0" distR="0">
+            <wp:extent cx="5210175" cy="3467100"/>
+            <wp:effectExtent t="0" r="0" b="0" l="0"/>
+            <wp:docPr id="1" name="" descr="" title=""/>
+            <wp:cNvGraphicFramePr>
+              <a:graphicFrameLocks xmlns:a="http://schemas.openxmlformats.org/drawingml/2006/main" noChangeAspect="1"/>
+            </wp:cNvGraphicFramePr>
+            <a:graphic xmlns:a="http://schemas.openxmlformats.org/drawingml/2006/main">
+              <a:graphicData uri="http://schemas.openxmlformats.org/drawingml/2006/picture">
+                <pic:pic xmlns:pic="http://schemas.openxmlformats.org/drawingml/2006/picture">
+                  <pic:nvPicPr>
+                    <pic:cNvPr id="0" name="" descr=""/>
+                    <pic:cNvPicPr>
+                      <a:picLocks noChangeAspect="1" noChangeArrowheads="1"/>
+                    </pic:cNvPicPr>
+                  </pic:nvPicPr>
+                  <pic:blipFill>
+                    <a:blip r:embed="rId19" cstate="none"/>
+                    <a:srcRect/>
+                    <a:stretch>
+                      <a:fillRect/>
+                    </a:stretch>
+                  </pic:blipFill>
+                  <pic:spPr bwMode="auto">
+                    <a:xfrm>
+                      <a:off x="0" y="0"/>
+                      <a:ext cx="5210175" cy="3467100"/>
+                    </a:xfrm>
+                    <a:prstGeom prst="rect">
+                      <a:avLst/>
+                    </a:prstGeom>
+                  </pic:spPr>
+                </pic:pic>
+              </a:graphicData>
+            </a:graphic>
+          </wp:inline>
+        </w:drawing>
+      </w:r>
+    </w:p>
+    <w:p>
+      <w:pPr>
+        <w:spacing w:after="100" w:before="40" w:line="240" w:lineRule="auto"/>
+        <w:jc w:val="center"/>
+      </w:pPr>
+      <w:r>
+        <w:rPr>
+          <w:b/>
+          <w:bCs/>
+          <w:sz w:val="17"/>
+          <w:szCs w:val="17"/>
+        </w:rPr>
+        <w:t xml:space="preserve">Figure 5. </w:t>
+      </w:r>
+      <w:r>
+        <w:rPr>
+          <w:sz w:val="17"/>
+          <w:szCs w:val="17"/>
+        </w:rPr>
+        <w:t xml:space="preserve">Mobile view of the application, left to right: title, warning and Step 1 form; Step 1 result (Not sure, send for the Step 2 tests); Step 2 result (Not sure, refer to a specialist).</w:t>
+      </w:r>
+    </w:p>
     <w:p>
       <w:pPr>
         <w:pStyle w:val="Heading1"/>

--- a/paper/HeartDisease_TwoStep_Screening_Paper.docx
+++ b/paper/HeartDisease_TwoStep_Screening_Paper.docx
@@ -244,7 +244,7 @@
         <w:jc w:val="both"/>
       </w:pPr>
       <w:r>
-        <w:t xml:space="preserve">Section 2 reviews related work, Section 3 describes the data, Section 4 the methodology, Section 5 the results, Section 6 discusses limits and Section 7 concludes.</w:t>
+        <w:t xml:space="preserve">Section 2 reviews related work, Section 3 gives the methodology (training dataset, problem, models, train/test split and the screening system), Section 4 the results, Section 5 discusses limits and Section 6 concludes. The code is at https://github.com/IncognitoGK9/two-step-heart-screening and the application is hosted at https://two-step-heart-screening.streamlit.app/.</w:t>
       </w:r>
     </w:p>
     <w:p>
@@ -292,7 +292,7 @@
         <w:t xml:space="preserve">k</w:t>
       </w:r>
       <w:r>
-        <w:t xml:space="preserve">-NN and the RBF-kernel SVM are local and kernel methods that depend on feature scaling [16, 17]; gradient boosting fits trees in sequence [18]; stacking learns how to combine the others [19]. With 918 patients and 11 mostly low-cardinality inputs, strong models are likely to make correlated errors, so little may be gained by combining them; the results in Section 5 test this.</w:t>
+        <w:t xml:space="preserve">-NN and the RBF-kernel SVM are local and kernel methods that depend on feature scaling [16, 17]; gradient boosting fits trees in sequence [18]; stacking learns how to combine the others [19]. With 918 patients and 11 mostly low-cardinality inputs, strong models are likely to make correlated errors, so little may be gained by combining them; the results in Section 4 test this.</w:t>
       </w:r>
     </w:p>
     <w:p>
@@ -1088,7 +1088,17 @@
         <w:spacing w:after="0" w:before="260"/>
       </w:pPr>
       <w:r>
-        <w:t xml:space="preserve">3. Dataset and Problem Statement</w:t>
+        <w:t xml:space="preserve">3. Methodology</w:t>
+      </w:r>
+    </w:p>
+    <w:p>
+      <w:pPr>
+        <w:pStyle w:val="Heading2"/>
+        <w:keepNext/>
+        <w:spacing w:after="0" w:before="190"/>
+      </w:pPr>
+      <w:r>
+        <w:t xml:space="preserve">3.1 Training dataset</w:t>
       </w:r>
     </w:p>
     <w:p>
@@ -2820,18 +2830,21 @@
     </w:p>
     <w:p>
       <w:pPr>
+        <w:pStyle w:val="Heading2"/>
+        <w:keepNext/>
+        <w:spacing w:after="0" w:before="190"/>
+      </w:pPr>
+      <w:r>
+        <w:t xml:space="preserve">3.2 Problem statement</w:t>
+      </w:r>
+    </w:p>
+    <w:p>
+      <w:pPr>
         <w:spacing w:after="0" w:before="0"/>
         <w:jc w:val="both"/>
       </w:pPr>
       <w:r>
-        <w:rPr>
-          <w:b/>
-          <w:bCs/>
-        </w:rPr>
-        <w:t xml:space="preserve">Formal problem.</w:t>
-      </w:r>
-      <w:r>
-        <w:t xml:space="preserve"> With inputs </w:t>
+        <w:t xml:space="preserve">With inputs </w:t>
       </w:r>
       <w:r>
         <w:rPr>
@@ -2930,12 +2943,71 @@
     </w:p>
     <w:p>
       <w:pPr>
-        <w:pStyle w:val="Heading1"/>
+        <w:pStyle w:val="Heading2"/>
         <w:keepNext/>
-        <w:spacing w:after="0" w:before="260"/>
+        <w:spacing w:after="0" w:before="190"/>
       </w:pPr>
       <w:r>
-        <w:t xml:space="preserve">4. Methodology</w:t>
+        <w:t xml:space="preserve">3.3 Pre-processing and input sets</w:t>
+      </w:r>
+    </w:p>
+    <w:p>
+      <w:pPr>
+        <w:spacing w:after="0" w:before="0"/>
+        <w:jc w:val="both"/>
+      </w:pPr>
+      <w:r>
+        <w:t xml:space="preserve">Categorical inputs are one-hot encoded and numeric inputs standardised inside a scikit-learn pipeline [27], fitted on training data only. Five configurations are used: </w:t>
+      </w:r>
+      <w:r>
+        <w:rPr>
+          <w:b/>
+          <w:bCs/>
+        </w:rPr>
+        <w:t xml:space="preserve">F_raw</w:t>
+      </w:r>
+      <w:r>
+        <w:t xml:space="preserve"> (all 11 inputs, zeros kept as values, the common practice and the main comparison), </w:t>
+      </w:r>
+      <w:r>
+        <w:rPr>
+          <w:b/>
+          <w:bCs/>
+        </w:rPr>
+        <w:t xml:space="preserve">F_ind</w:t>
+      </w:r>
+      <w:r>
+        <w:t xml:space="preserve"> (zeros imputed plus a missing-value flag), </w:t>
+      </w:r>
+      <w:r>
+        <w:rPr>
+          <w:b/>
+          <w:bCs/>
+        </w:rPr>
+        <w:t xml:space="preserve">F_imp</w:t>
+      </w:r>
+      <w:r>
+        <w:t xml:space="preserve"> (zeros imputed; used for Step 2), </w:t>
+      </w:r>
+      <w:r>
+        <w:rPr>
+          <w:b/>
+          <w:bCs/>
+        </w:rPr>
+        <w:t xml:space="preserve">A_nochol</w:t>
+      </w:r>
+      <w:r>
+        <w:t xml:space="preserve"> (Group A without cholesterol; used for Step 1) and </w:t>
+      </w:r>
+      <w:r>
+        <w:rPr>
+          <w:b/>
+          <w:bCs/>
+        </w:rPr>
+        <w:t xml:space="preserve">A_chol</w:t>
+      </w:r>
+      <w:r>
+        <w:t xml:space="preserve"> (Group A with cholesterol). A_chol replaces A_nochol at Step 1 only if it raises the stacking AUROC by at least 0.01 (pre-specified).</w:t>
       </w:r>
     </w:p>
     <w:p>
@@ -2945,76 +3017,7 @@
         <w:spacing w:after="0" w:before="190"/>
       </w:pPr>
       <w:r>
-        <w:t xml:space="preserve">4.1 Pre-processing and input sets</w:t>
-      </w:r>
-    </w:p>
-    <w:p>
-      <w:pPr>
-        <w:spacing w:after="0" w:before="0"/>
-        <w:jc w:val="both"/>
-      </w:pPr>
-      <w:r>
-        <w:t xml:space="preserve">Categorical inputs are one-hot encoded and numeric inputs standardised inside a scikit-learn pipeline [27], fitted on training data only. Five configurations are used: </w:t>
-      </w:r>
-      <w:r>
-        <w:rPr>
-          <w:b/>
-          <w:bCs/>
-        </w:rPr>
-        <w:t xml:space="preserve">F_raw</w:t>
-      </w:r>
-      <w:r>
-        <w:t xml:space="preserve"> (all 11 inputs, zeros kept as values, the common practice and the main comparison), </w:t>
-      </w:r>
-      <w:r>
-        <w:rPr>
-          <w:b/>
-          <w:bCs/>
-        </w:rPr>
-        <w:t xml:space="preserve">F_ind</w:t>
-      </w:r>
-      <w:r>
-        <w:t xml:space="preserve"> (zeros imputed plus a missing-value flag), </w:t>
-      </w:r>
-      <w:r>
-        <w:rPr>
-          <w:b/>
-          <w:bCs/>
-        </w:rPr>
-        <w:t xml:space="preserve">F_imp</w:t>
-      </w:r>
-      <w:r>
-        <w:t xml:space="preserve"> (zeros imputed; used for Step 2), </w:t>
-      </w:r>
-      <w:r>
-        <w:rPr>
-          <w:b/>
-          <w:bCs/>
-        </w:rPr>
-        <w:t xml:space="preserve">A_nochol</w:t>
-      </w:r>
-      <w:r>
-        <w:t xml:space="preserve"> (Group A without cholesterol; used for Step 1) and </w:t>
-      </w:r>
-      <w:r>
-        <w:rPr>
-          <w:b/>
-          <w:bCs/>
-        </w:rPr>
-        <w:t xml:space="preserve">A_chol</w:t>
-      </w:r>
-      <w:r>
-        <w:t xml:space="preserve"> (Group A with cholesterol). A_chol replaces A_nochol at Step 1 only if it raises the stacking AUROC by at least 0.01 (pre-specified).</w:t>
-      </w:r>
-    </w:p>
-    <w:p>
-      <w:pPr>
-        <w:pStyle w:val="Heading2"/>
-        <w:keepNext/>
-        <w:spacing w:after="0" w:before="190"/>
-      </w:pPr>
-      <w:r>
-        <w:t xml:space="preserve">4.2 Classifiers</w:t>
+        <w:t xml:space="preserve">3.4 Classifiers</w:t>
       </w:r>
     </w:p>
     <w:p>
@@ -4166,7 +4169,7 @@
         <w:spacing w:after="0" w:before="190"/>
       </w:pPr>
       <w:r>
-        <w:t xml:space="preserve">4.3 Evaluation protocol and train/test split</w:t>
+        <w:t xml:space="preserve">3.5 Evaluation protocol and train/test split</w:t>
       </w:r>
     </w:p>
     <w:p>
@@ -4185,7 +4188,7 @@
         <w:spacing w:after="0" w:before="190"/>
       </w:pPr>
       <w:r>
-        <w:t xml:space="preserve">4.4 Two-step screening system</w:t>
+        <w:t xml:space="preserve">3.6 Two-step screening system</w:t>
       </w:r>
     </w:p>
     <w:p>
@@ -4490,7 +4493,7 @@
         <w:spacing w:after="0" w:before="190"/>
       </w:pPr>
       <w:r>
-        <w:t xml:space="preserve">4.5 Statistical testing</w:t>
+        <w:t xml:space="preserve">3.7 Statistical testing</w:t>
       </w:r>
     </w:p>
     <w:p>
@@ -4629,7 +4632,7 @@
         <w:spacing w:after="0" w:before="260"/>
       </w:pPr>
       <w:r>
-        <w:t xml:space="preserve">5. Results</w:t>
+        <w:t xml:space="preserve">4. Results</w:t>
       </w:r>
     </w:p>
     <w:p>
@@ -4648,7 +4651,7 @@
         <w:spacing w:after="0" w:before="190"/>
       </w:pPr>
       <w:r>
-        <w:t xml:space="preserve">5.1 Classification results for all methods</w:t>
+        <w:t xml:space="preserve">4.1 Classification results for all methods</w:t>
       </w:r>
     </w:p>
     <w:p>
@@ -7429,7 +7432,7 @@
         <w:jc w:val="both"/>
       </w:pPr>
       <w:r>
-        <w:t xml:space="preserve">The best method under the rule in §4.3 is the accuracy-weighted soft vote (87.72 %), followed by stacking (87.54 %) and random forest (87.43 %); the decision tree trails (83.98 %). The Friedman test rejects equal performance (χ² = 56.25, </w:t>
+        <w:t xml:space="preserve">The best method under the rule in §3.5 is the accuracy-weighted soft vote (87.72 %), followed by stacking (87.54 %) and random forest (87.43 %); the decision tree trails (83.98 %). The Friedman test rejects equal performance (χ² = 56.25, </w:t>
       </w:r>
       <w:r>
         <w:rPr>
@@ -7557,7 +7560,7 @@
         <w:spacing w:after="0" w:before="190"/>
       </w:pPr>
       <w:r>
-        <w:t xml:space="preserve">5.2 Which inputs matter, and the choice of Step 1</w:t>
+        <w:t xml:space="preserve">4.2 Which inputs matter, and the choice of Step 1</w:t>
       </w:r>
     </w:p>
     <w:p>
@@ -7645,7 +7648,7 @@
         <w:spacing w:after="0" w:before="190"/>
       </w:pPr>
       <w:r>
-        <w:t xml:space="preserve">5.3 Two-step system</w:t>
+        <w:t xml:space="preserve">4.3 Two-step system</w:t>
       </w:r>
     </w:p>
     <w:p>
@@ -10915,7 +10918,7 @@
         <w:spacing w:after="0" w:before="190"/>
       </w:pPr>
       <w:r>
-        <w:t xml:space="preserve">5.4 Calibration and the “not sure” mechanism</w:t>
+        <w:t xml:space="preserve">4.4 Calibration and the “not sure” mechanism</w:t>
       </w:r>
     </w:p>
     <w:p>
@@ -10944,7 +10947,7 @@
         <w:spacing w:after="0" w:before="190"/>
       </w:pPr>
       <w:r>
-        <w:t xml:space="preserve">5.5 Leave-one-site-out validation</w:t>
+        <w:t xml:space="preserve">4.5 Leave-one-site-out validation</w:t>
       </w:r>
     </w:p>
     <w:p>
@@ -12194,7 +12197,7 @@
         <w:spacing w:after="0" w:before="190"/>
       </w:pPr>
       <w:r>
-        <w:t xml:space="preserve">5.6 Web application</w:t>
+        <w:t xml:space="preserve">4.6 Web application</w:t>
       </w:r>
     </w:p>
     <w:p>
@@ -12282,7 +12285,7 @@
         <w:spacing w:after="0" w:before="260"/>
       </w:pPr>
       <w:r>
-        <w:t xml:space="preserve">6. Discussion and Limitations</w:t>
+        <w:t xml:space="preserve">5. Discussion and Limitations</w:t>
       </w:r>
     </w:p>
     <w:p>
@@ -12346,7 +12349,7 @@
         <w:t xml:space="preserve">Limitations.</w:t>
       </w:r>
       <w:r>
-        <w:t xml:space="preserve"> (1) One dataset, pooled from 1980s cohorts, with no clinical validation; the web application is a research prototype. (2) The sample is referral-enriched, so spectrum bias [20] applies: prior-shift correction fixes the prevalence, not the case mix. (3) Chest-pain type depends on how the question is asked. (4) The cholesterol signal is entangled with the recording site (§3). (5) The 5 % reference is a US figure [2]; no Kenyan prevalence is used. (6) Leave-one-site-out results show the Step 1 cut-off does not transfer cleanly, so local recalibration would be needed. (7) The “not sure” share of about one third is high.</w:t>
+        <w:t xml:space="preserve"> (1) One dataset, pooled from 1980s cohorts, with no clinical validation; the web application is a research prototype. (2) The sample is referral-enriched, so spectrum bias [20] applies: prior-shift correction fixes the prevalence, not the case mix. (3) Chest-pain type depends on how the question is asked. (4) The cholesterol signal is entangled with the recording site (§3.1). (5) The 5 % reference is a US figure [2]; no Kenyan prevalence is used. (6) Leave-one-site-out results show the Step 1 cut-off does not transfer cleanly, so local recalibration would be needed. (7) The “not sure” share of about one third is high.</w:t>
       </w:r>
     </w:p>
     <w:p>
@@ -12356,7 +12359,7 @@
         <w:spacing w:after="0" w:before="260"/>
       </w:pPr>
       <w:r>
-        <w:t xml:space="preserve">7. Conclusion</w:t>
+        <w:t xml:space="preserve">6. Conclusion</w:t>
       </w:r>
     </w:p>
     <w:p>
@@ -13602,7 +13605,7 @@
         <w:jc w:val="both"/>
       </w:pPr>
       <w:r>
-        <w:t xml:space="preserve">Folders: scripts/ (common.py, 02_train_models.py, 03_ladder.py, 04_evaluate.py, 05_site_validation.py, 06_export_models.py, run_all.py), app/ (Streamlit application), tests/ (26 tests), results/ and figures/. From the project folder, bash run_local.sh runs everything in a local virtual environment (about 11 minutes on a 12-core Mac), --test runs the tests, --app starts the application and --site repeats the site validation. Versions are pinned in requirements.txt; seed 42.</w:t>
+        <w:t xml:space="preserve">The code, results and paper source are available at https://github.com/IncognitoGK9/two-step-heart-screening and in the submitted archive. The web application is hosted on Streamlit Community Cloud at https://two-step-heart-screening.streamlit.app/. The full study runs in about 11 minutes (679 s) on a 12-core Apple M3 Pro Mac; the README in the repository gives the commands. Library versions are pinned in requirements.txt and the random seed is 42.</w:t>
       </w:r>
     </w:p>
     <w:sectPr>

--- a/paper/HeartDisease_TwoStep_Screening_Paper.docx
+++ b/paper/HeartDisease_TwoStep_Screening_Paper.docx
@@ -14,7 +14,7 @@
           <w:sz w:val="28"/>
           <w:szCs w:val="28"/>
         </w:rPr>
-        <w:t xml:space="preserve">Two-Step Heart Disease Screening with a “Not Sure” Option: Classical Classifiers, Stacking and Prevalence-Adjusted Referral Rules</w:t>
+        <w:t xml:space="preserve">Two-Step Heart Disease Screening Using Calibrated Stacked Ensemble Classifiers</w:t>
       </w:r>
     </w:p>
     <w:p>
@@ -39,8 +39,8 @@
         <w:rPr>
           <w:i/>
           <w:iCs/>
-          <w:sz w:val="19"/>
-          <w:szCs w:val="19"/>
+          <w:sz w:val="20"/>
+          <w:szCs w:val="20"/>
         </w:rPr>
         <w:t xml:space="preserve">School of Computing and Engineering Sciences, Strathmore University, Nairobi, Kenya</w:t>
       </w:r>
@@ -52,8 +52,8 @@
       </w:pPr>
       <w:r>
         <w:rPr>
-          <w:sz w:val="19"/>
-          <w:szCs w:val="19"/>
+          <w:sz w:val="20"/>
+          <w:szCs w:val="20"/>
         </w:rPr>
         <w:t xml:space="preserve">Advanced Machine Learning - Class Assignment  ·  October 2026</w:t>
       </w:r>
@@ -63,7 +63,7 @@
         <w:pBdr>
           <w:top w:val="single" w:color="888888" w:sz="4" w:space="6"/>
         </w:pBdr>
-        <w:spacing w:after="60" w:line="240" w:lineRule="auto"/>
+        <w:spacing w:after="80" w:line="264" w:lineRule="auto"/>
         <w:ind w:left="300" w:right="300"/>
         <w:jc w:val="both"/>
       </w:pPr>
@@ -71,15 +71,15 @@
         <w:rPr>
           <w:b/>
           <w:bCs/>
-          <w:sz w:val="19"/>
-          <w:szCs w:val="19"/>
+          <w:sz w:val="20"/>
+          <w:szCs w:val="20"/>
         </w:rPr>
         <w:t xml:space="preserve">Abstract — </w:t>
       </w:r>
       <w:r>
         <w:rPr>
-          <w:sz w:val="19"/>
-          <w:szCs w:val="19"/>
+          <w:sz w:val="20"/>
+          <w:szCs w:val="20"/>
         </w:rPr>
         <w:t xml:space="preserve">Heart disease is a leading cause of death, and where specialists and exercise-test equipment are limited, patients must first be sorted with inexpensive measurements. Using the Heart Failure Prediction dataset (918 patients, 11 features), we compare seven classical and neural classifiers and two ensembles on accuracy under nested, repeated stratified cross-validation (3 × 10 outer folds, 5-fold inner tuning). The accuracy-weighted soft vote was highest (87.72 ± 3.14 %), but the leading methods did not differ significantly (soft vote versus random forest, corrected </w:t>
       </w:r>
@@ -87,15 +87,15 @@
         <w:rPr>
           <w:i/>
           <w:iCs/>
-          <w:sz w:val="19"/>
-          <w:szCs w:val="19"/>
+          <w:sz w:val="20"/>
+          <w:szCs w:val="20"/>
         </w:rPr>
         <w:t xml:space="preserve">t</w:t>
       </w:r>
       <w:r>
         <w:rPr>
-          <w:sz w:val="19"/>
-          <w:szCs w:val="19"/>
+          <w:sz w:val="20"/>
+          <w:szCs w:val="20"/>
         </w:rPr>
         <w:t xml:space="preserve">-test </w:t>
       </w:r>
@@ -103,17 +103,17 @@
         <w:rPr>
           <w:i/>
           <w:iCs/>
-          <w:sz w:val="19"/>
-          <w:szCs w:val="19"/>
+          <w:sz w:val="20"/>
+          <w:szCs w:val="20"/>
         </w:rPr>
         <w:t xml:space="preserve">p</w:t>
       </w:r>
       <w:r>
         <w:rPr>
-          <w:sz w:val="19"/>
-          <w:szCs w:val="19"/>
-        </w:rPr>
-        <w:t xml:space="preserve"> = 0.66). We therefore propose a two-step screening system built on stacking. Step 1 uses five inexpensive inputs and returns Low risk, High risk or Not sure; Step 2 adds the examination results. Cut-offs are set from training-fold out-of-fold scores only, and results are adjusted to the target prevalence. At an assumed 5 % prevalence, the system needed 521 equipment tests per 1,000 patients instead of 1,000 and sent 2.9 sick patients per 1,000 home (95 % interval 2.1–4.1), against 10.9 for a fixed 0.5 cutoff at Step 1; 332 per 1,000 remained “not sure”. In leave-one-site-out checks the Step 1 cut-off did not transfer reliably (up to 11.3 % of sick patients sent home at one site). The data are a single, referral-enriched, historical sample, and the system has no clinical validation.</w:t>
+          <w:sz w:val="20"/>
+          <w:szCs w:val="20"/>
+        </w:rPr>
+        <w:t xml:space="preserve"> = 0.66). Because accuracy cannot separate them, we build a two-step screening system on a calibrated stacked ensemble. Step 1 uses five inexpensive inputs and returns Low risk, High risk or Not sure; Step 2 adds the examination results. Cut-offs are set from training-fold out-of-fold scores only, and results are adjusted to the target prevalence. At an assumed 5 % prevalence, the system needed 521 equipment tests per 1,000 patients instead of 1,000 and sent 2.9 sick patients per 1,000 home (95 % interval 2.1–4.1); a fixed 0.5 cut-off at Step 1 needed 317 tests but sent 10.9 sick patients home, and 332 per 1,000 remained “not sure” under the proposed system. In leave-one-site-out checks the Step 1 cut-off did not transfer reliably (up to 11.3 % of sick patients sent home at one site). The data are a single, referral-enriched, historical sample, and the system has no clinical validation.</w:t>
       </w:r>
     </w:p>
     <w:p>
@@ -121,7 +121,7 @@
         <w:pBdr>
           <w:bottom w:val="single" w:color="888888" w:sz="4" w:space="6"/>
         </w:pBdr>
-        <w:spacing w:after="160" w:line="240" w:lineRule="auto"/>
+        <w:spacing w:after="200" w:line="264" w:lineRule="auto"/>
         <w:ind w:left="300" w:right="300"/>
         <w:jc w:val="both"/>
       </w:pPr>
@@ -129,15 +129,15 @@
         <w:rPr>
           <w:b/>
           <w:bCs/>
-          <w:sz w:val="19"/>
-          <w:szCs w:val="19"/>
+          <w:sz w:val="20"/>
+          <w:szCs w:val="20"/>
         </w:rPr>
         <w:t xml:space="preserve">Keywords — </w:t>
       </w:r>
       <w:r>
         <w:rPr>
-          <w:sz w:val="19"/>
-          <w:szCs w:val="19"/>
+          <w:sz w:val="20"/>
+          <w:szCs w:val="20"/>
         </w:rPr>
         <w:t xml:space="preserve">heart disease screening; classical machine learning; stacking; abstention; prevalence shift; nested cross-validation.</w:t>
       </w:r>
@@ -158,7 +158,7 @@
         <w:jc w:val="both"/>
       </w:pPr>
       <w:r>
-        <w:t xml:space="preserve">Cardiovascular diseases caused an estimated 19.8 million deaths in 2022, about 32 % of all deaths worldwide [1]. About 5 in 100 adults in the United States (4.9 %) report coronary heart disease [2]. Many cases are found late, although the risk is visible in routine measurements: age, blood pressure, chest-pain history, blood sugar and cholesterol. We take as a design premise, not as a measured fact, that in many clinics a heart specialist and exercise-test equipment are not available to every patient with a complaint, so the first decision is who needs the equipment test and how soon. Risk charts address a version of this problem and have been applied in Kenya [3, 4]; they give one score from population cohorts and no way to say that a patient cannot be classified from the inputs at hand.</w:t>
+        <w:t xml:space="preserve">Cardiovascular diseases caused an estimated 19.8 million deaths in 2022, about 32 % of all deaths worldwide [1]. About 1 in 20 adults aged 20 and older in the United States (about 5 %) have coronary artery disease [2]. Many cases are found late, although the risk is visible in routine measurements: age, blood pressure, chest-pain history, blood sugar and cholesterol. We take as a design premise, not as a measured fact, that in many clinics a heart specialist and exercise-test equipment are not available to every patient with a complaint, so the first decision is who needs the equipment test and how soon. Risk charts address a version of this problem and have been applied in Kenya [3, 4]; they give one score from population cohorts and no way to say that a patient cannot be classified from the inputs at hand.</w:t>
       </w:r>
     </w:p>
     <w:p>
@@ -203,7 +203,7 @@
           <w:ilvl w:val="0"/>
           <w:numId w:val="2"/>
         </w:numPr>
-        <w:spacing w:after="0" w:line="240" w:lineRule="auto"/>
+        <w:spacing w:after="60" w:before="0"/>
         <w:jc w:val="both"/>
       </w:pPr>
       <w:r>
@@ -217,7 +217,7 @@
           <w:ilvl w:val="0"/>
           <w:numId w:val="2"/>
         </w:numPr>
-        <w:spacing w:after="0" w:line="240" w:lineRule="auto"/>
+        <w:spacing w:after="60" w:before="0"/>
         <w:jc w:val="both"/>
       </w:pPr>
       <w:r>
@@ -231,7 +231,7 @@
           <w:ilvl w:val="0"/>
           <w:numId w:val="2"/>
         </w:numPr>
-        <w:spacing w:after="0" w:line="240" w:lineRule="auto"/>
+        <w:spacing w:after="60" w:before="0"/>
         <w:jc w:val="both"/>
       </w:pPr>
       <w:r>
@@ -240,12 +240,53 @@
     </w:p>
     <w:p>
       <w:pPr>
+        <w:keepNext/>
         <w:spacing w:after="0" w:before="0"/>
         <w:jc w:val="both"/>
       </w:pPr>
       <w:r>
-        <w:t xml:space="preserve">Section 2 reviews related work, Section 3 gives the methodology (training dataset, problem, models, train/test split and the screening system), Section 4 the results, Section 5 discusses limits and Section 6 concludes. The code is at https://github.com/IncognitoGK9/two-step-heart-screening and the application is hosted at https://two-step-heart-screening.streamlit.app/.</w:t>
-      </w:r>
+        <w:t xml:space="preserve">Section 2 reviews related work, Section 3 gives the methodology (training dataset, problem, models, train/test split and the screening system), Section 4 the results, Section 5 discusses limits and Section 6 concludes. The code and the hosted application are available at:</w:t>
+      </w:r>
+    </w:p>
+    <w:p>
+      <w:pPr>
+        <w:spacing w:after="40" w:before="0"/>
+        <w:ind w:left="300"/>
+        <w:jc w:val="left"/>
+      </w:pPr>
+      <w:r>
+        <w:t xml:space="preserve">Code: </w:t>
+      </w:r>
+      <w:hyperlink w:history="1" r:id="rIdlt8mqh5jlj19-tqscsspv">
+        <w:r>
+          <w:rPr>
+            <w:rStyle w:val="Hyperlink"/>
+            <w:color w:val="1F3A93"/>
+            <w:u w:val="single"/>
+          </w:rPr>
+          <w:t xml:space="preserve">https://github.com/IncognitoGK9/two-step-heart-screening</w:t>
+        </w:r>
+      </w:hyperlink>
+    </w:p>
+    <w:p>
+      <w:pPr>
+        <w:spacing w:after="40" w:before="0"/>
+        <w:ind w:left="300"/>
+        <w:jc w:val="left"/>
+      </w:pPr>
+      <w:r>
+        <w:t xml:space="preserve">Application: </w:t>
+      </w:r>
+      <w:hyperlink w:history="1" r:id="rIdew0ai3hxen5tu23kwlwfa">
+        <w:r>
+          <w:rPr>
+            <w:rStyle w:val="Hyperlink"/>
+            <w:color w:val="1F3A93"/>
+            <w:u w:val="single"/>
+          </w:rPr>
+          <w:t xml:space="preserve">https://two-step-heart-screening.streamlit.app/</w:t>
+        </w:r>
+      </w:hyperlink>
     </w:p>
     <w:p>
       <w:pPr>
@@ -305,15 +346,15 @@
         <w:rPr>
           <w:b/>
           <w:bCs/>
-          <w:sz w:val="17"/>
-          <w:szCs w:val="17"/>
+          <w:sz w:val="18"/>
+          <w:szCs w:val="18"/>
         </w:rPr>
         <w:t xml:space="preserve">Table 1. </w:t>
       </w:r>
       <w:r>
         <w:rPr>
-          <w:sz w:val="17"/>
-          <w:szCs w:val="17"/>
+          <w:sz w:val="18"/>
+          <w:szCs w:val="18"/>
         </w:rPr>
         <w:t xml:space="preserve">Comparative study: related work and how this paper uses it.</w:t>
       </w:r>
@@ -367,8 +408,8 @@
               <w:rPr>
                 <w:b/>
                 <w:bCs/>
-                <w:sz w:val="16"/>
-                <w:szCs w:val="16"/>
+                <w:sz w:val="18"/>
+                <w:szCs w:val="18"/>
               </w:rPr>
               <w:t xml:space="preserve">Topic</w:t>
             </w:r>
@@ -400,8 +441,8 @@
               <w:rPr>
                 <w:b/>
                 <w:bCs/>
-                <w:sz w:val="16"/>
-                <w:szCs w:val="16"/>
+                <w:sz w:val="18"/>
+                <w:szCs w:val="18"/>
               </w:rPr>
               <w:t xml:space="preserve">Representative work</w:t>
             </w:r>
@@ -433,8 +474,8 @@
               <w:rPr>
                 <w:b/>
                 <w:bCs/>
-                <w:sz w:val="16"/>
-                <w:szCs w:val="16"/>
+                <w:sz w:val="18"/>
+                <w:szCs w:val="18"/>
               </w:rPr>
               <w:t xml:space="preserve">Relevance to this paper</w:t>
             </w:r>
@@ -472,8 +513,8 @@
               <w:rPr>
                 <w:b w:val="false"/>
                 <w:bCs w:val="false"/>
-                <w:sz w:val="16"/>
-                <w:szCs w:val="16"/>
+                <w:sz w:val="18"/>
+                <w:szCs w:val="18"/>
               </w:rPr>
               <w:t xml:space="preserve">Same dataset</w:t>
             </w:r>
@@ -505,8 +546,8 @@
               <w:rPr>
                 <w:b w:val="false"/>
                 <w:bCs w:val="false"/>
-                <w:sz w:val="16"/>
-                <w:szCs w:val="16"/>
+                <w:sz w:val="18"/>
+                <w:szCs w:val="18"/>
               </w:rPr>
               <w:t xml:space="preserve">Zeng [5]; Qumsiyeh et al. [6]; Zhang et al. [7]</w:t>
             </w:r>
@@ -538,8 +579,8 @@
               <w:rPr>
                 <w:b w:val="false"/>
                 <w:bCs w:val="false"/>
-                <w:sz w:val="16"/>
-                <w:szCs w:val="16"/>
+                <w:sz w:val="18"/>
+                <w:szCs w:val="18"/>
               </w:rPr>
               <w:t xml:space="preserve">Accuracy comparisons on one split; no referral or “not sure” output. We re-run the comparison under repeated nested cross-validation.</w:t>
             </w:r>
@@ -577,8 +618,8 @@
               <w:rPr>
                 <w:b w:val="false"/>
                 <w:bCs w:val="false"/>
-                <w:sz w:val="16"/>
-                <w:szCs w:val="16"/>
+                <w:sz w:val="18"/>
+                <w:szCs w:val="18"/>
               </w:rPr>
               <w:t xml:space="preserve">Risk charts</w:t>
             </w:r>
@@ -610,8 +651,8 @@
               <w:rPr>
                 <w:b w:val="false"/>
                 <w:bCs w:val="false"/>
-                <w:sz w:val="16"/>
-                <w:szCs w:val="16"/>
+                <w:sz w:val="18"/>
+                <w:szCs w:val="18"/>
               </w:rPr>
               <w:t xml:space="preserve">WHO charts [3]; Nairobi application [4]</w:t>
             </w:r>
@@ -643,8 +684,8 @@
               <w:rPr>
                 <w:b w:val="false"/>
                 <w:bCs w:val="false"/>
-                <w:sz w:val="16"/>
-                <w:szCs w:val="16"/>
+                <w:sz w:val="18"/>
+                <w:szCs w:val="18"/>
               </w:rPr>
               <w:t xml:space="preserve">Cheap inputs, one fixed score. Our Step 1 is a learned counterpart with an explicit “not sure” band.</w:t>
             </w:r>
@@ -682,8 +723,8 @@
               <w:rPr>
                 <w:b w:val="false"/>
                 <w:bCs w:val="false"/>
-                <w:sz w:val="16"/>
-                <w:szCs w:val="16"/>
+                <w:sz w:val="18"/>
+                <w:szCs w:val="18"/>
               </w:rPr>
               <w:t xml:space="preserve">Spectrum bias</w:t>
             </w:r>
@@ -715,8 +756,8 @@
               <w:rPr>
                 <w:b w:val="false"/>
                 <w:bCs w:val="false"/>
-                <w:sz w:val="16"/>
-                <w:szCs w:val="16"/>
+                <w:sz w:val="18"/>
+                <w:szCs w:val="18"/>
               </w:rPr>
               <w:t xml:space="preserve">Ransohoff and Feinstein [20]</w:t>
             </w:r>
@@ -748,8 +789,8 @@
               <w:rPr>
                 <w:b w:val="false"/>
                 <w:bCs w:val="false"/>
-                <w:sz w:val="16"/>
-                <w:szCs w:val="16"/>
+                <w:sz w:val="18"/>
+                <w:szCs w:val="18"/>
               </w:rPr>
               <w:t xml:space="preserve">Test performance depends on the patient mix. Our sample is referral-enriched; we report prevalence scenarios.</w:t>
             </w:r>
@@ -787,8 +828,8 @@
               <w:rPr>
                 <w:b w:val="false"/>
                 <w:bCs w:val="false"/>
-                <w:sz w:val="16"/>
-                <w:szCs w:val="16"/>
+                <w:sz w:val="18"/>
+                <w:szCs w:val="18"/>
               </w:rPr>
               <w:t xml:space="preserve">Prior shift, calibration</w:t>
             </w:r>
@@ -820,8 +861,8 @@
               <w:rPr>
                 <w:b w:val="false"/>
                 <w:bCs w:val="false"/>
-                <w:sz w:val="16"/>
-                <w:szCs w:val="16"/>
+                <w:sz w:val="18"/>
+                <w:szCs w:val="18"/>
               </w:rPr>
               <w:t xml:space="preserve">Saerens et al. [10]; Van Calster et al. [21]; Guo et al. [22]</w:t>
             </w:r>
@@ -853,8 +894,8 @@
               <w:rPr>
                 <w:b w:val="false"/>
                 <w:bCs w:val="false"/>
-                <w:sz w:val="16"/>
-                <w:szCs w:val="16"/>
+                <w:sz w:val="18"/>
+                <w:szCs w:val="18"/>
               </w:rPr>
               <w:t xml:space="preserve">Odds are re-weighted to a new prevalence; probabilities must be calibrated to be read as risk.</w:t>
             </w:r>
@@ -892,8 +933,8 @@
               <w:rPr>
                 <w:b w:val="false"/>
                 <w:bCs w:val="false"/>
-                <w:sz w:val="16"/>
-                <w:szCs w:val="16"/>
+                <w:sz w:val="18"/>
+                <w:szCs w:val="18"/>
               </w:rPr>
               <w:t xml:space="preserve">Abstention</w:t>
             </w:r>
@@ -925,8 +966,8 @@
               <w:rPr>
                 <w:b w:val="false"/>
                 <w:bCs w:val="false"/>
-                <w:sz w:val="16"/>
-                <w:szCs w:val="16"/>
+                <w:sz w:val="18"/>
+                <w:szCs w:val="18"/>
               </w:rPr>
               <w:t xml:space="preserve">Vovk et al. [23]; Angelopoulos and Bates [24]</w:t>
             </w:r>
@@ -958,8 +999,8 @@
               <w:rPr>
                 <w:b w:val="false"/>
                 <w:bCs w:val="false"/>
-                <w:sz w:val="16"/>
-                <w:szCs w:val="16"/>
+                <w:sz w:val="18"/>
+                <w:szCs w:val="18"/>
               </w:rPr>
               <w:t xml:space="preserve">Conformal cut-offs give coverage guarantees; compared here with an empirical two-threshold rule.</w:t>
             </w:r>
@@ -997,8 +1038,8 @@
               <w:rPr>
                 <w:b w:val="false"/>
                 <w:bCs w:val="false"/>
-                <w:sz w:val="16"/>
-                <w:szCs w:val="16"/>
+                <w:sz w:val="18"/>
+                <w:szCs w:val="18"/>
               </w:rPr>
               <w:t xml:space="preserve">Ensembles</w:t>
             </w:r>
@@ -1030,8 +1071,8 @@
               <w:rPr>
                 <w:b w:val="false"/>
                 <w:bCs w:val="false"/>
-                <w:sz w:val="16"/>
-                <w:szCs w:val="16"/>
+                <w:sz w:val="18"/>
+                <w:szCs w:val="18"/>
               </w:rPr>
               <w:t xml:space="preserve">Wolpert [19]</w:t>
             </w:r>
@@ -1063,8 +1104,8 @@
               <w:rPr>
                 <w:b w:val="false"/>
                 <w:bCs w:val="false"/>
-                <w:sz w:val="16"/>
-                <w:szCs w:val="16"/>
+                <w:sz w:val="18"/>
+                <w:szCs w:val="18"/>
               </w:rPr>
               <w:t xml:space="preserve">Stacking learns how to combine models; used as our proposed scorer.</w:t>
             </w:r>
@@ -1130,15 +1171,15 @@
         <w:rPr>
           <w:b/>
           <w:bCs/>
-          <w:sz w:val="17"/>
-          <w:szCs w:val="17"/>
+          <w:sz w:val="18"/>
+          <w:szCs w:val="18"/>
         </w:rPr>
         <w:t xml:space="preserve">Table 2. </w:t>
       </w:r>
       <w:r>
         <w:rPr>
-          <w:sz w:val="17"/>
-          <w:szCs w:val="17"/>
+          <w:sz w:val="18"/>
+          <w:szCs w:val="18"/>
         </w:rPr>
         <w:t xml:space="preserve">Predictors (n = 918). Group A: basic clinic; Group B: examination tests.</w:t>
       </w:r>
@@ -1158,9 +1199,9 @@
       </w:tblPr>
       <w:tblGrid>
         <w:gridCol w:w="1501"/>
-        <w:gridCol w:w="650"/>
-        <w:gridCol w:w="3002"/>
-        <w:gridCol w:w="3153"/>
+        <w:gridCol w:w="851"/>
+        <w:gridCol w:w="2902"/>
+        <w:gridCol w:w="3052"/>
       </w:tblGrid>
       <w:tr>
         <w:trPr>
@@ -1193,8 +1234,8 @@
               <w:rPr>
                 <w:b/>
                 <w:bCs/>
-                <w:sz w:val="16"/>
-                <w:szCs w:val="16"/>
+                <w:sz w:val="18"/>
+                <w:szCs w:val="18"/>
               </w:rPr>
               <w:t xml:space="preserve">Feature</w:t>
             </w:r>
@@ -1202,7 +1243,7 @@
         </w:tc>
         <w:tc>
           <w:tcPr>
-            <w:tcW w:type="dxa" w:w="650"/>
+            <w:tcW w:type="dxa" w:w="851"/>
             <w:tcBorders>
               <w:top w:val="single" w:color="000000" w:sz="4"/>
               <w:left w:val="none" w:color="FFFFFF" w:sz="0"/>
@@ -1226,8 +1267,8 @@
               <w:rPr>
                 <w:b/>
                 <w:bCs/>
-                <w:sz w:val="16"/>
-                <w:szCs w:val="16"/>
+                <w:sz w:val="18"/>
+                <w:szCs w:val="18"/>
               </w:rPr>
               <w:t xml:space="preserve">Group</w:t>
             </w:r>
@@ -1235,7 +1276,7 @@
         </w:tc>
         <w:tc>
           <w:tcPr>
-            <w:tcW w:type="dxa" w:w="3002"/>
+            <w:tcW w:type="dxa" w:w="2902"/>
             <w:tcBorders>
               <w:top w:val="single" w:color="000000" w:sz="4"/>
               <w:left w:val="none" w:color="FFFFFF" w:sz="0"/>
@@ -1259,8 +1300,8 @@
               <w:rPr>
                 <w:b/>
                 <w:bCs/>
-                <w:sz w:val="16"/>
-                <w:szCs w:val="16"/>
+                <w:sz w:val="18"/>
+                <w:szCs w:val="18"/>
               </w:rPr>
               <w:t xml:space="preserve">Description</w:t>
             </w:r>
@@ -1268,7 +1309,7 @@
         </w:tc>
         <w:tc>
           <w:tcPr>
-            <w:tcW w:type="dxa" w:w="3153"/>
+            <w:tcW w:type="dxa" w:w="3052"/>
             <w:tcBorders>
               <w:top w:val="single" w:color="000000" w:sz="4"/>
               <w:left w:val="none" w:color="FFFFFF" w:sz="0"/>
@@ -1292,8 +1333,8 @@
               <w:rPr>
                 <w:b/>
                 <w:bCs/>
-                <w:sz w:val="16"/>
-                <w:szCs w:val="16"/>
+                <w:sz w:val="18"/>
+                <w:szCs w:val="18"/>
               </w:rPr>
               <w:t xml:space="preserve">Values / range</w:t>
             </w:r>
@@ -1331,8 +1372,8 @@
               <w:rPr>
                 <w:b w:val="false"/>
                 <w:bCs w:val="false"/>
-                <w:sz w:val="16"/>
-                <w:szCs w:val="16"/>
+                <w:sz w:val="18"/>
+                <w:szCs w:val="18"/>
               </w:rPr>
               <w:t xml:space="preserve">Age</w:t>
             </w:r>
@@ -1340,32 +1381,32 @@
         </w:tc>
         <w:tc>
           <w:tcPr>
-            <w:tcW w:type="dxa" w:w="650"/>
-            <w:tcBorders>
-              <w:top w:val="none" w:color="FFFFFF" w:sz="0"/>
-              <w:left w:val="none" w:color="FFFFFF" w:sz="0"/>
-              <w:bottom w:val="none" w:color="FFFFFF" w:sz="0"/>
-              <w:right w:val="none" w:color="FFFFFF" w:sz="0"/>
-            </w:tcBorders>
-            <w:tcMar>
-              <w:top w:type="dxa" w:w="55"/>
-              <w:left w:type="dxa" w:w="90"/>
-              <w:bottom w:type="dxa" w:w="55"/>
-              <w:right w:type="dxa" w:w="90"/>
-            </w:tcMar>
-          </w:tcPr>
-          <w:p>
-            <w:pPr>
-              <w:keepNext/>
-              <w:spacing w:after="0" w:line="240" w:lineRule="auto"/>
-              <w:jc w:val="center"/>
-            </w:pPr>
-            <w:r>
-              <w:rPr>
-                <w:b w:val="false"/>
-                <w:bCs w:val="false"/>
-                <w:sz w:val="16"/>
-                <w:szCs w:val="16"/>
+            <w:tcW w:type="dxa" w:w="851"/>
+            <w:tcBorders>
+              <w:top w:val="none" w:color="FFFFFF" w:sz="0"/>
+              <w:left w:val="none" w:color="FFFFFF" w:sz="0"/>
+              <w:bottom w:val="none" w:color="FFFFFF" w:sz="0"/>
+              <w:right w:val="none" w:color="FFFFFF" w:sz="0"/>
+            </w:tcBorders>
+            <w:tcMar>
+              <w:top w:type="dxa" w:w="55"/>
+              <w:left w:type="dxa" w:w="90"/>
+              <w:bottom w:type="dxa" w:w="55"/>
+              <w:right w:type="dxa" w:w="90"/>
+            </w:tcMar>
+          </w:tcPr>
+          <w:p>
+            <w:pPr>
+              <w:keepNext/>
+              <w:spacing w:after="0" w:line="240" w:lineRule="auto"/>
+              <w:jc w:val="center"/>
+            </w:pPr>
+            <w:r>
+              <w:rPr>
+                <w:b w:val="false"/>
+                <w:bCs w:val="false"/>
+                <w:sz w:val="18"/>
+                <w:szCs w:val="18"/>
               </w:rPr>
               <w:t xml:space="preserve">A</w:t>
             </w:r>
@@ -1373,32 +1414,32 @@
         </w:tc>
         <w:tc>
           <w:tcPr>
-            <w:tcW w:type="dxa" w:w="3002"/>
-            <w:tcBorders>
-              <w:top w:val="none" w:color="FFFFFF" w:sz="0"/>
-              <w:left w:val="none" w:color="FFFFFF" w:sz="0"/>
-              <w:bottom w:val="none" w:color="FFFFFF" w:sz="0"/>
-              <w:right w:val="none" w:color="FFFFFF" w:sz="0"/>
-            </w:tcBorders>
-            <w:tcMar>
-              <w:top w:type="dxa" w:w="55"/>
-              <w:left w:type="dxa" w:w="90"/>
-              <w:bottom w:type="dxa" w:w="55"/>
-              <w:right w:type="dxa" w:w="90"/>
-            </w:tcMar>
-          </w:tcPr>
-          <w:p>
-            <w:pPr>
-              <w:keepNext/>
-              <w:spacing w:after="0" w:line="240" w:lineRule="auto"/>
-              <w:jc w:val="center"/>
-            </w:pPr>
-            <w:r>
-              <w:rPr>
-                <w:b w:val="false"/>
-                <w:bCs w:val="false"/>
-                <w:sz w:val="16"/>
-                <w:szCs w:val="16"/>
+            <w:tcW w:type="dxa" w:w="2902"/>
+            <w:tcBorders>
+              <w:top w:val="none" w:color="FFFFFF" w:sz="0"/>
+              <w:left w:val="none" w:color="FFFFFF" w:sz="0"/>
+              <w:bottom w:val="none" w:color="FFFFFF" w:sz="0"/>
+              <w:right w:val="none" w:color="FFFFFF" w:sz="0"/>
+            </w:tcBorders>
+            <w:tcMar>
+              <w:top w:type="dxa" w:w="55"/>
+              <w:left w:type="dxa" w:w="90"/>
+              <w:bottom w:type="dxa" w:w="55"/>
+              <w:right w:type="dxa" w:w="90"/>
+            </w:tcMar>
+          </w:tcPr>
+          <w:p>
+            <w:pPr>
+              <w:keepNext/>
+              <w:spacing w:after="0" w:line="240" w:lineRule="auto"/>
+              <w:jc w:val="center"/>
+            </w:pPr>
+            <w:r>
+              <w:rPr>
+                <w:b w:val="false"/>
+                <w:bCs w:val="false"/>
+                <w:sz w:val="18"/>
+                <w:szCs w:val="18"/>
               </w:rPr>
               <w:t xml:space="preserve">Age (years)</w:t>
             </w:r>
@@ -1406,32 +1447,32 @@
         </w:tc>
         <w:tc>
           <w:tcPr>
-            <w:tcW w:type="dxa" w:w="3153"/>
-            <w:tcBorders>
-              <w:top w:val="none" w:color="FFFFFF" w:sz="0"/>
-              <w:left w:val="none" w:color="FFFFFF" w:sz="0"/>
-              <w:bottom w:val="none" w:color="FFFFFF" w:sz="0"/>
-              <w:right w:val="none" w:color="FFFFFF" w:sz="0"/>
-            </w:tcBorders>
-            <w:tcMar>
-              <w:top w:type="dxa" w:w="55"/>
-              <w:left w:type="dxa" w:w="90"/>
-              <w:bottom w:type="dxa" w:w="55"/>
-              <w:right w:type="dxa" w:w="90"/>
-            </w:tcMar>
-          </w:tcPr>
-          <w:p>
-            <w:pPr>
-              <w:keepNext/>
-              <w:spacing w:after="0" w:line="240" w:lineRule="auto"/>
-              <w:jc w:val="center"/>
-            </w:pPr>
-            <w:r>
-              <w:rPr>
-                <w:b w:val="false"/>
-                <w:bCs w:val="false"/>
-                <w:sz w:val="16"/>
-                <w:szCs w:val="16"/>
+            <w:tcW w:type="dxa" w:w="3052"/>
+            <w:tcBorders>
+              <w:top w:val="none" w:color="FFFFFF" w:sz="0"/>
+              <w:left w:val="none" w:color="FFFFFF" w:sz="0"/>
+              <w:bottom w:val="none" w:color="FFFFFF" w:sz="0"/>
+              <w:right w:val="none" w:color="FFFFFF" w:sz="0"/>
+            </w:tcBorders>
+            <w:tcMar>
+              <w:top w:type="dxa" w:w="55"/>
+              <w:left w:type="dxa" w:w="90"/>
+              <w:bottom w:type="dxa" w:w="55"/>
+              <w:right w:type="dxa" w:w="90"/>
+            </w:tcMar>
+          </w:tcPr>
+          <w:p>
+            <w:pPr>
+              <w:keepNext/>
+              <w:spacing w:after="0" w:line="240" w:lineRule="auto"/>
+              <w:jc w:val="center"/>
+            </w:pPr>
+            <w:r>
+              <w:rPr>
+                <w:b w:val="false"/>
+                <w:bCs w:val="false"/>
+                <w:sz w:val="18"/>
+                <w:szCs w:val="18"/>
               </w:rPr>
               <w:t xml:space="preserve">28 – 77</w:t>
             </w:r>
@@ -1469,8 +1510,8 @@
               <w:rPr>
                 <w:b w:val="false"/>
                 <w:bCs w:val="false"/>
-                <w:sz w:val="16"/>
-                <w:szCs w:val="16"/>
+                <w:sz w:val="18"/>
+                <w:szCs w:val="18"/>
               </w:rPr>
               <w:t xml:space="preserve">Sex</w:t>
             </w:r>
@@ -1478,32 +1519,32 @@
         </w:tc>
         <w:tc>
           <w:tcPr>
-            <w:tcW w:type="dxa" w:w="650"/>
-            <w:tcBorders>
-              <w:top w:val="none" w:color="FFFFFF" w:sz="0"/>
-              <w:left w:val="none" w:color="FFFFFF" w:sz="0"/>
-              <w:bottom w:val="none" w:color="FFFFFF" w:sz="0"/>
-              <w:right w:val="none" w:color="FFFFFF" w:sz="0"/>
-            </w:tcBorders>
-            <w:tcMar>
-              <w:top w:type="dxa" w:w="55"/>
-              <w:left w:type="dxa" w:w="90"/>
-              <w:bottom w:type="dxa" w:w="55"/>
-              <w:right w:type="dxa" w:w="90"/>
-            </w:tcMar>
-          </w:tcPr>
-          <w:p>
-            <w:pPr>
-              <w:keepNext/>
-              <w:spacing w:after="0" w:line="240" w:lineRule="auto"/>
-              <w:jc w:val="center"/>
-            </w:pPr>
-            <w:r>
-              <w:rPr>
-                <w:b w:val="false"/>
-                <w:bCs w:val="false"/>
-                <w:sz w:val="16"/>
-                <w:szCs w:val="16"/>
+            <w:tcW w:type="dxa" w:w="851"/>
+            <w:tcBorders>
+              <w:top w:val="none" w:color="FFFFFF" w:sz="0"/>
+              <w:left w:val="none" w:color="FFFFFF" w:sz="0"/>
+              <w:bottom w:val="none" w:color="FFFFFF" w:sz="0"/>
+              <w:right w:val="none" w:color="FFFFFF" w:sz="0"/>
+            </w:tcBorders>
+            <w:tcMar>
+              <w:top w:type="dxa" w:w="55"/>
+              <w:left w:type="dxa" w:w="90"/>
+              <w:bottom w:type="dxa" w:w="55"/>
+              <w:right w:type="dxa" w:w="90"/>
+            </w:tcMar>
+          </w:tcPr>
+          <w:p>
+            <w:pPr>
+              <w:keepNext/>
+              <w:spacing w:after="0" w:line="240" w:lineRule="auto"/>
+              <w:jc w:val="center"/>
+            </w:pPr>
+            <w:r>
+              <w:rPr>
+                <w:b w:val="false"/>
+                <w:bCs w:val="false"/>
+                <w:sz w:val="18"/>
+                <w:szCs w:val="18"/>
               </w:rPr>
               <w:t xml:space="preserve">A</w:t>
             </w:r>
@@ -1511,32 +1552,32 @@
         </w:tc>
         <w:tc>
           <w:tcPr>
-            <w:tcW w:type="dxa" w:w="3002"/>
-            <w:tcBorders>
-              <w:top w:val="none" w:color="FFFFFF" w:sz="0"/>
-              <w:left w:val="none" w:color="FFFFFF" w:sz="0"/>
-              <w:bottom w:val="none" w:color="FFFFFF" w:sz="0"/>
-              <w:right w:val="none" w:color="FFFFFF" w:sz="0"/>
-            </w:tcBorders>
-            <w:tcMar>
-              <w:top w:type="dxa" w:w="55"/>
-              <w:left w:type="dxa" w:w="90"/>
-              <w:bottom w:type="dxa" w:w="55"/>
-              <w:right w:type="dxa" w:w="90"/>
-            </w:tcMar>
-          </w:tcPr>
-          <w:p>
-            <w:pPr>
-              <w:keepNext/>
-              <w:spacing w:after="0" w:line="240" w:lineRule="auto"/>
-              <w:jc w:val="center"/>
-            </w:pPr>
-            <w:r>
-              <w:rPr>
-                <w:b w:val="false"/>
-                <w:bCs w:val="false"/>
-                <w:sz w:val="16"/>
-                <w:szCs w:val="16"/>
+            <w:tcW w:type="dxa" w:w="2902"/>
+            <w:tcBorders>
+              <w:top w:val="none" w:color="FFFFFF" w:sz="0"/>
+              <w:left w:val="none" w:color="FFFFFF" w:sz="0"/>
+              <w:bottom w:val="none" w:color="FFFFFF" w:sz="0"/>
+              <w:right w:val="none" w:color="FFFFFF" w:sz="0"/>
+            </w:tcBorders>
+            <w:tcMar>
+              <w:top w:type="dxa" w:w="55"/>
+              <w:left w:type="dxa" w:w="90"/>
+              <w:bottom w:type="dxa" w:w="55"/>
+              <w:right w:type="dxa" w:w="90"/>
+            </w:tcMar>
+          </w:tcPr>
+          <w:p>
+            <w:pPr>
+              <w:keepNext/>
+              <w:spacing w:after="0" w:line="240" w:lineRule="auto"/>
+              <w:jc w:val="center"/>
+            </w:pPr>
+            <w:r>
+              <w:rPr>
+                <w:b w:val="false"/>
+                <w:bCs w:val="false"/>
+                <w:sz w:val="18"/>
+                <w:szCs w:val="18"/>
               </w:rPr>
               <w:t xml:space="preserve">Sex</w:t>
             </w:r>
@@ -1544,32 +1585,32 @@
         </w:tc>
         <w:tc>
           <w:tcPr>
-            <w:tcW w:type="dxa" w:w="3153"/>
-            <w:tcBorders>
-              <w:top w:val="none" w:color="FFFFFF" w:sz="0"/>
-              <w:left w:val="none" w:color="FFFFFF" w:sz="0"/>
-              <w:bottom w:val="none" w:color="FFFFFF" w:sz="0"/>
-              <w:right w:val="none" w:color="FFFFFF" w:sz="0"/>
-            </w:tcBorders>
-            <w:tcMar>
-              <w:top w:type="dxa" w:w="55"/>
-              <w:left w:type="dxa" w:w="90"/>
-              <w:bottom w:type="dxa" w:w="55"/>
-              <w:right w:type="dxa" w:w="90"/>
-            </w:tcMar>
-          </w:tcPr>
-          <w:p>
-            <w:pPr>
-              <w:keepNext/>
-              <w:spacing w:after="0" w:line="240" w:lineRule="auto"/>
-              <w:jc w:val="center"/>
-            </w:pPr>
-            <w:r>
-              <w:rPr>
-                <w:b w:val="false"/>
-                <w:bCs w:val="false"/>
-                <w:sz w:val="16"/>
-                <w:szCs w:val="16"/>
+            <w:tcW w:type="dxa" w:w="3052"/>
+            <w:tcBorders>
+              <w:top w:val="none" w:color="FFFFFF" w:sz="0"/>
+              <w:left w:val="none" w:color="FFFFFF" w:sz="0"/>
+              <w:bottom w:val="none" w:color="FFFFFF" w:sz="0"/>
+              <w:right w:val="none" w:color="FFFFFF" w:sz="0"/>
+            </w:tcBorders>
+            <w:tcMar>
+              <w:top w:type="dxa" w:w="55"/>
+              <w:left w:type="dxa" w:w="90"/>
+              <w:bottom w:type="dxa" w:w="55"/>
+              <w:right w:type="dxa" w:w="90"/>
+            </w:tcMar>
+          </w:tcPr>
+          <w:p>
+            <w:pPr>
+              <w:keepNext/>
+              <w:spacing w:after="0" w:line="240" w:lineRule="auto"/>
+              <w:jc w:val="center"/>
+            </w:pPr>
+            <w:r>
+              <w:rPr>
+                <w:b w:val="false"/>
+                <w:bCs w:val="false"/>
+                <w:sz w:val="18"/>
+                <w:szCs w:val="18"/>
               </w:rPr>
               <w:t xml:space="preserve">M (725), F (193)</w:t>
             </w:r>
@@ -1607,8 +1648,8 @@
               <w:rPr>
                 <w:b w:val="false"/>
                 <w:bCs w:val="false"/>
-                <w:sz w:val="16"/>
-                <w:szCs w:val="16"/>
+                <w:sz w:val="18"/>
+                <w:szCs w:val="18"/>
               </w:rPr>
               <w:t xml:space="preserve">ChestPainType</w:t>
             </w:r>
@@ -1616,32 +1657,32 @@
         </w:tc>
         <w:tc>
           <w:tcPr>
-            <w:tcW w:type="dxa" w:w="650"/>
-            <w:tcBorders>
-              <w:top w:val="none" w:color="FFFFFF" w:sz="0"/>
-              <w:left w:val="none" w:color="FFFFFF" w:sz="0"/>
-              <w:bottom w:val="none" w:color="FFFFFF" w:sz="0"/>
-              <w:right w:val="none" w:color="FFFFFF" w:sz="0"/>
-            </w:tcBorders>
-            <w:tcMar>
-              <w:top w:type="dxa" w:w="55"/>
-              <w:left w:type="dxa" w:w="90"/>
-              <w:bottom w:type="dxa" w:w="55"/>
-              <w:right w:type="dxa" w:w="90"/>
-            </w:tcMar>
-          </w:tcPr>
-          <w:p>
-            <w:pPr>
-              <w:keepNext/>
-              <w:spacing w:after="0" w:line="240" w:lineRule="auto"/>
-              <w:jc w:val="center"/>
-            </w:pPr>
-            <w:r>
-              <w:rPr>
-                <w:b w:val="false"/>
-                <w:bCs w:val="false"/>
-                <w:sz w:val="16"/>
-                <w:szCs w:val="16"/>
+            <w:tcW w:type="dxa" w:w="851"/>
+            <w:tcBorders>
+              <w:top w:val="none" w:color="FFFFFF" w:sz="0"/>
+              <w:left w:val="none" w:color="FFFFFF" w:sz="0"/>
+              <w:bottom w:val="none" w:color="FFFFFF" w:sz="0"/>
+              <w:right w:val="none" w:color="FFFFFF" w:sz="0"/>
+            </w:tcBorders>
+            <w:tcMar>
+              <w:top w:type="dxa" w:w="55"/>
+              <w:left w:type="dxa" w:w="90"/>
+              <w:bottom w:type="dxa" w:w="55"/>
+              <w:right w:type="dxa" w:w="90"/>
+            </w:tcMar>
+          </w:tcPr>
+          <w:p>
+            <w:pPr>
+              <w:keepNext/>
+              <w:spacing w:after="0" w:line="240" w:lineRule="auto"/>
+              <w:jc w:val="center"/>
+            </w:pPr>
+            <w:r>
+              <w:rPr>
+                <w:b w:val="false"/>
+                <w:bCs w:val="false"/>
+                <w:sz w:val="18"/>
+                <w:szCs w:val="18"/>
               </w:rPr>
               <w:t xml:space="preserve">A</w:t>
             </w:r>
@@ -1649,32 +1690,32 @@
         </w:tc>
         <w:tc>
           <w:tcPr>
-            <w:tcW w:type="dxa" w:w="3002"/>
-            <w:tcBorders>
-              <w:top w:val="none" w:color="FFFFFF" w:sz="0"/>
-              <w:left w:val="none" w:color="FFFFFF" w:sz="0"/>
-              <w:bottom w:val="none" w:color="FFFFFF" w:sz="0"/>
-              <w:right w:val="none" w:color="FFFFFF" w:sz="0"/>
-            </w:tcBorders>
-            <w:tcMar>
-              <w:top w:type="dxa" w:w="55"/>
-              <w:left w:type="dxa" w:w="90"/>
-              <w:bottom w:type="dxa" w:w="55"/>
-              <w:right w:type="dxa" w:w="90"/>
-            </w:tcMar>
-          </w:tcPr>
-          <w:p>
-            <w:pPr>
-              <w:keepNext/>
-              <w:spacing w:after="0" w:line="240" w:lineRule="auto"/>
-              <w:jc w:val="center"/>
-            </w:pPr>
-            <w:r>
-              <w:rPr>
-                <w:b w:val="false"/>
-                <w:bCs w:val="false"/>
-                <w:sz w:val="16"/>
-                <w:szCs w:val="16"/>
+            <w:tcW w:type="dxa" w:w="2902"/>
+            <w:tcBorders>
+              <w:top w:val="none" w:color="FFFFFF" w:sz="0"/>
+              <w:left w:val="none" w:color="FFFFFF" w:sz="0"/>
+              <w:bottom w:val="none" w:color="FFFFFF" w:sz="0"/>
+              <w:right w:val="none" w:color="FFFFFF" w:sz="0"/>
+            </w:tcBorders>
+            <w:tcMar>
+              <w:top w:type="dxa" w:w="55"/>
+              <w:left w:type="dxa" w:w="90"/>
+              <w:bottom w:type="dxa" w:w="55"/>
+              <w:right w:type="dxa" w:w="90"/>
+            </w:tcMar>
+          </w:tcPr>
+          <w:p>
+            <w:pPr>
+              <w:keepNext/>
+              <w:spacing w:after="0" w:line="240" w:lineRule="auto"/>
+              <w:jc w:val="center"/>
+            </w:pPr>
+            <w:r>
+              <w:rPr>
+                <w:b w:val="false"/>
+                <w:bCs w:val="false"/>
+                <w:sz w:val="18"/>
+                <w:szCs w:val="18"/>
               </w:rPr>
               <w:t xml:space="preserve">Chest pain type</w:t>
             </w:r>
@@ -1682,32 +1723,32 @@
         </w:tc>
         <w:tc>
           <w:tcPr>
-            <w:tcW w:type="dxa" w:w="3153"/>
-            <w:tcBorders>
-              <w:top w:val="none" w:color="FFFFFF" w:sz="0"/>
-              <w:left w:val="none" w:color="FFFFFF" w:sz="0"/>
-              <w:bottom w:val="none" w:color="FFFFFF" w:sz="0"/>
-              <w:right w:val="none" w:color="FFFFFF" w:sz="0"/>
-            </w:tcBorders>
-            <w:tcMar>
-              <w:top w:type="dxa" w:w="55"/>
-              <w:left w:type="dxa" w:w="90"/>
-              <w:bottom w:type="dxa" w:w="55"/>
-              <w:right w:type="dxa" w:w="90"/>
-            </w:tcMar>
-          </w:tcPr>
-          <w:p>
-            <w:pPr>
-              <w:keepNext/>
-              <w:spacing w:after="0" w:line="240" w:lineRule="auto"/>
-              <w:jc w:val="center"/>
-            </w:pPr>
-            <w:r>
-              <w:rPr>
-                <w:b w:val="false"/>
-                <w:bCs w:val="false"/>
-                <w:sz w:val="16"/>
-                <w:szCs w:val="16"/>
+            <w:tcW w:type="dxa" w:w="3052"/>
+            <w:tcBorders>
+              <w:top w:val="none" w:color="FFFFFF" w:sz="0"/>
+              <w:left w:val="none" w:color="FFFFFF" w:sz="0"/>
+              <w:bottom w:val="none" w:color="FFFFFF" w:sz="0"/>
+              <w:right w:val="none" w:color="FFFFFF" w:sz="0"/>
+            </w:tcBorders>
+            <w:tcMar>
+              <w:top w:type="dxa" w:w="55"/>
+              <w:left w:type="dxa" w:w="90"/>
+              <w:bottom w:type="dxa" w:w="55"/>
+              <w:right w:type="dxa" w:w="90"/>
+            </w:tcMar>
+          </w:tcPr>
+          <w:p>
+            <w:pPr>
+              <w:keepNext/>
+              <w:spacing w:after="0" w:line="240" w:lineRule="auto"/>
+              <w:jc w:val="center"/>
+            </w:pPr>
+            <w:r>
+              <w:rPr>
+                <w:b w:val="false"/>
+                <w:bCs w:val="false"/>
+                <w:sz w:val="18"/>
+                <w:szCs w:val="18"/>
               </w:rPr>
               <w:t xml:space="preserve">ASY (496), NAP (203), ATA (173), TA (46)</w:t>
             </w:r>
@@ -1745,8 +1786,8 @@
               <w:rPr>
                 <w:b w:val="false"/>
                 <w:bCs w:val="false"/>
-                <w:sz w:val="16"/>
-                <w:szCs w:val="16"/>
+                <w:sz w:val="18"/>
+                <w:szCs w:val="18"/>
               </w:rPr>
               <w:t xml:space="preserve">RestingBP</w:t>
             </w:r>
@@ -1754,32 +1795,32 @@
         </w:tc>
         <w:tc>
           <w:tcPr>
-            <w:tcW w:type="dxa" w:w="650"/>
-            <w:tcBorders>
-              <w:top w:val="none" w:color="FFFFFF" w:sz="0"/>
-              <w:left w:val="none" w:color="FFFFFF" w:sz="0"/>
-              <w:bottom w:val="none" w:color="FFFFFF" w:sz="0"/>
-              <w:right w:val="none" w:color="FFFFFF" w:sz="0"/>
-            </w:tcBorders>
-            <w:tcMar>
-              <w:top w:type="dxa" w:w="55"/>
-              <w:left w:type="dxa" w:w="90"/>
-              <w:bottom w:type="dxa" w:w="55"/>
-              <w:right w:type="dxa" w:w="90"/>
-            </w:tcMar>
-          </w:tcPr>
-          <w:p>
-            <w:pPr>
-              <w:keepNext/>
-              <w:spacing w:after="0" w:line="240" w:lineRule="auto"/>
-              <w:jc w:val="center"/>
-            </w:pPr>
-            <w:r>
-              <w:rPr>
-                <w:b w:val="false"/>
-                <w:bCs w:val="false"/>
-                <w:sz w:val="16"/>
-                <w:szCs w:val="16"/>
+            <w:tcW w:type="dxa" w:w="851"/>
+            <w:tcBorders>
+              <w:top w:val="none" w:color="FFFFFF" w:sz="0"/>
+              <w:left w:val="none" w:color="FFFFFF" w:sz="0"/>
+              <w:bottom w:val="none" w:color="FFFFFF" w:sz="0"/>
+              <w:right w:val="none" w:color="FFFFFF" w:sz="0"/>
+            </w:tcBorders>
+            <w:tcMar>
+              <w:top w:type="dxa" w:w="55"/>
+              <w:left w:type="dxa" w:w="90"/>
+              <w:bottom w:type="dxa" w:w="55"/>
+              <w:right w:type="dxa" w:w="90"/>
+            </w:tcMar>
+          </w:tcPr>
+          <w:p>
+            <w:pPr>
+              <w:keepNext/>
+              <w:spacing w:after="0" w:line="240" w:lineRule="auto"/>
+              <w:jc w:val="center"/>
+            </w:pPr>
+            <w:r>
+              <w:rPr>
+                <w:b w:val="false"/>
+                <w:bCs w:val="false"/>
+                <w:sz w:val="18"/>
+                <w:szCs w:val="18"/>
               </w:rPr>
               <w:t xml:space="preserve">A</w:t>
             </w:r>
@@ -1787,32 +1828,32 @@
         </w:tc>
         <w:tc>
           <w:tcPr>
-            <w:tcW w:type="dxa" w:w="3002"/>
-            <w:tcBorders>
-              <w:top w:val="none" w:color="FFFFFF" w:sz="0"/>
-              <w:left w:val="none" w:color="FFFFFF" w:sz="0"/>
-              <w:bottom w:val="none" w:color="FFFFFF" w:sz="0"/>
-              <w:right w:val="none" w:color="FFFFFF" w:sz="0"/>
-            </w:tcBorders>
-            <w:tcMar>
-              <w:top w:type="dxa" w:w="55"/>
-              <w:left w:type="dxa" w:w="90"/>
-              <w:bottom w:type="dxa" w:w="55"/>
-              <w:right w:type="dxa" w:w="90"/>
-            </w:tcMar>
-          </w:tcPr>
-          <w:p>
-            <w:pPr>
-              <w:keepNext/>
-              <w:spacing w:after="0" w:line="240" w:lineRule="auto"/>
-              <w:jc w:val="center"/>
-            </w:pPr>
-            <w:r>
-              <w:rPr>
-                <w:b w:val="false"/>
-                <w:bCs w:val="false"/>
-                <w:sz w:val="16"/>
-                <w:szCs w:val="16"/>
+            <w:tcW w:type="dxa" w:w="2902"/>
+            <w:tcBorders>
+              <w:top w:val="none" w:color="FFFFFF" w:sz="0"/>
+              <w:left w:val="none" w:color="FFFFFF" w:sz="0"/>
+              <w:bottom w:val="none" w:color="FFFFFF" w:sz="0"/>
+              <w:right w:val="none" w:color="FFFFFF" w:sz="0"/>
+            </w:tcBorders>
+            <w:tcMar>
+              <w:top w:type="dxa" w:w="55"/>
+              <w:left w:type="dxa" w:w="90"/>
+              <w:bottom w:type="dxa" w:w="55"/>
+              <w:right w:type="dxa" w:w="90"/>
+            </w:tcMar>
+          </w:tcPr>
+          <w:p>
+            <w:pPr>
+              <w:keepNext/>
+              <w:spacing w:after="0" w:line="240" w:lineRule="auto"/>
+              <w:jc w:val="center"/>
+            </w:pPr>
+            <w:r>
+              <w:rPr>
+                <w:b w:val="false"/>
+                <w:bCs w:val="false"/>
+                <w:sz w:val="18"/>
+                <w:szCs w:val="18"/>
               </w:rPr>
               <w:t xml:space="preserve">Resting blood pressure (mm Hg)</w:t>
             </w:r>
@@ -1820,32 +1861,32 @@
         </w:tc>
         <w:tc>
           <w:tcPr>
-            <w:tcW w:type="dxa" w:w="3153"/>
-            <w:tcBorders>
-              <w:top w:val="none" w:color="FFFFFF" w:sz="0"/>
-              <w:left w:val="none" w:color="FFFFFF" w:sz="0"/>
-              <w:bottom w:val="none" w:color="FFFFFF" w:sz="0"/>
-              <w:right w:val="none" w:color="FFFFFF" w:sz="0"/>
-            </w:tcBorders>
-            <w:tcMar>
-              <w:top w:type="dxa" w:w="55"/>
-              <w:left w:type="dxa" w:w="90"/>
-              <w:bottom w:type="dxa" w:w="55"/>
-              <w:right w:type="dxa" w:w="90"/>
-            </w:tcMar>
-          </w:tcPr>
-          <w:p>
-            <w:pPr>
-              <w:keepNext/>
-              <w:spacing w:after="0" w:line="240" w:lineRule="auto"/>
-              <w:jc w:val="center"/>
-            </w:pPr>
-            <w:r>
-              <w:rPr>
-                <w:b w:val="false"/>
-                <w:bCs w:val="false"/>
-                <w:sz w:val="16"/>
-                <w:szCs w:val="16"/>
+            <w:tcW w:type="dxa" w:w="3052"/>
+            <w:tcBorders>
+              <w:top w:val="none" w:color="FFFFFF" w:sz="0"/>
+              <w:left w:val="none" w:color="FFFFFF" w:sz="0"/>
+              <w:bottom w:val="none" w:color="FFFFFF" w:sz="0"/>
+              <w:right w:val="none" w:color="FFFFFF" w:sz="0"/>
+            </w:tcBorders>
+            <w:tcMar>
+              <w:top w:type="dxa" w:w="55"/>
+              <w:left w:type="dxa" w:w="90"/>
+              <w:bottom w:type="dxa" w:w="55"/>
+              <w:right w:type="dxa" w:w="90"/>
+            </w:tcMar>
+          </w:tcPr>
+          <w:p>
+            <w:pPr>
+              <w:keepNext/>
+              <w:spacing w:after="0" w:line="240" w:lineRule="auto"/>
+              <w:jc w:val="center"/>
+            </w:pPr>
+            <w:r>
+              <w:rPr>
+                <w:b w:val="false"/>
+                <w:bCs w:val="false"/>
+                <w:sz w:val="18"/>
+                <w:szCs w:val="18"/>
               </w:rPr>
               <w:t xml:space="preserve">0 – 200 (1 zero)</w:t>
             </w:r>
@@ -1883,8 +1924,8 @@
               <w:rPr>
                 <w:b w:val="false"/>
                 <w:bCs w:val="false"/>
-                <w:sz w:val="16"/>
-                <w:szCs w:val="16"/>
+                <w:sz w:val="18"/>
+                <w:szCs w:val="18"/>
               </w:rPr>
               <w:t xml:space="preserve">FastingBS</w:t>
             </w:r>
@@ -1892,32 +1933,32 @@
         </w:tc>
         <w:tc>
           <w:tcPr>
-            <w:tcW w:type="dxa" w:w="650"/>
-            <w:tcBorders>
-              <w:top w:val="none" w:color="FFFFFF" w:sz="0"/>
-              <w:left w:val="none" w:color="FFFFFF" w:sz="0"/>
-              <w:bottom w:val="none" w:color="FFFFFF" w:sz="0"/>
-              <w:right w:val="none" w:color="FFFFFF" w:sz="0"/>
-            </w:tcBorders>
-            <w:tcMar>
-              <w:top w:type="dxa" w:w="55"/>
-              <w:left w:type="dxa" w:w="90"/>
-              <w:bottom w:type="dxa" w:w="55"/>
-              <w:right w:type="dxa" w:w="90"/>
-            </w:tcMar>
-          </w:tcPr>
-          <w:p>
-            <w:pPr>
-              <w:keepNext/>
-              <w:spacing w:after="0" w:line="240" w:lineRule="auto"/>
-              <w:jc w:val="center"/>
-            </w:pPr>
-            <w:r>
-              <w:rPr>
-                <w:b w:val="false"/>
-                <w:bCs w:val="false"/>
-                <w:sz w:val="16"/>
-                <w:szCs w:val="16"/>
+            <w:tcW w:type="dxa" w:w="851"/>
+            <w:tcBorders>
+              <w:top w:val="none" w:color="FFFFFF" w:sz="0"/>
+              <w:left w:val="none" w:color="FFFFFF" w:sz="0"/>
+              <w:bottom w:val="none" w:color="FFFFFF" w:sz="0"/>
+              <w:right w:val="none" w:color="FFFFFF" w:sz="0"/>
+            </w:tcBorders>
+            <w:tcMar>
+              <w:top w:type="dxa" w:w="55"/>
+              <w:left w:type="dxa" w:w="90"/>
+              <w:bottom w:type="dxa" w:w="55"/>
+              <w:right w:type="dxa" w:w="90"/>
+            </w:tcMar>
+          </w:tcPr>
+          <w:p>
+            <w:pPr>
+              <w:keepNext/>
+              <w:spacing w:after="0" w:line="240" w:lineRule="auto"/>
+              <w:jc w:val="center"/>
+            </w:pPr>
+            <w:r>
+              <w:rPr>
+                <w:b w:val="false"/>
+                <w:bCs w:val="false"/>
+                <w:sz w:val="18"/>
+                <w:szCs w:val="18"/>
               </w:rPr>
               <w:t xml:space="preserve">A</w:t>
             </w:r>
@@ -1925,32 +1966,32 @@
         </w:tc>
         <w:tc>
           <w:tcPr>
-            <w:tcW w:type="dxa" w:w="3002"/>
-            <w:tcBorders>
-              <w:top w:val="none" w:color="FFFFFF" w:sz="0"/>
-              <w:left w:val="none" w:color="FFFFFF" w:sz="0"/>
-              <w:bottom w:val="none" w:color="FFFFFF" w:sz="0"/>
-              <w:right w:val="none" w:color="FFFFFF" w:sz="0"/>
-            </w:tcBorders>
-            <w:tcMar>
-              <w:top w:type="dxa" w:w="55"/>
-              <w:left w:type="dxa" w:w="90"/>
-              <w:bottom w:type="dxa" w:w="55"/>
-              <w:right w:type="dxa" w:w="90"/>
-            </w:tcMar>
-          </w:tcPr>
-          <w:p>
-            <w:pPr>
-              <w:keepNext/>
-              <w:spacing w:after="0" w:line="240" w:lineRule="auto"/>
-              <w:jc w:val="center"/>
-            </w:pPr>
-            <w:r>
-              <w:rPr>
-                <w:b w:val="false"/>
-                <w:bCs w:val="false"/>
-                <w:sz w:val="16"/>
-                <w:szCs w:val="16"/>
+            <w:tcW w:type="dxa" w:w="2902"/>
+            <w:tcBorders>
+              <w:top w:val="none" w:color="FFFFFF" w:sz="0"/>
+              <w:left w:val="none" w:color="FFFFFF" w:sz="0"/>
+              <w:bottom w:val="none" w:color="FFFFFF" w:sz="0"/>
+              <w:right w:val="none" w:color="FFFFFF" w:sz="0"/>
+            </w:tcBorders>
+            <w:tcMar>
+              <w:top w:type="dxa" w:w="55"/>
+              <w:left w:type="dxa" w:w="90"/>
+              <w:bottom w:type="dxa" w:w="55"/>
+              <w:right w:type="dxa" w:w="90"/>
+            </w:tcMar>
+          </w:tcPr>
+          <w:p>
+            <w:pPr>
+              <w:keepNext/>
+              <w:spacing w:after="0" w:line="240" w:lineRule="auto"/>
+              <w:jc w:val="center"/>
+            </w:pPr>
+            <w:r>
+              <w:rPr>
+                <w:b w:val="false"/>
+                <w:bCs w:val="false"/>
+                <w:sz w:val="18"/>
+                <w:szCs w:val="18"/>
               </w:rPr>
               <w:t xml:space="preserve">Fasting blood sugar &gt; 120 mg/dl</w:t>
             </w:r>
@@ -1958,32 +1999,32 @@
         </w:tc>
         <w:tc>
           <w:tcPr>
-            <w:tcW w:type="dxa" w:w="3153"/>
-            <w:tcBorders>
-              <w:top w:val="none" w:color="FFFFFF" w:sz="0"/>
-              <w:left w:val="none" w:color="FFFFFF" w:sz="0"/>
-              <w:bottom w:val="none" w:color="FFFFFF" w:sz="0"/>
-              <w:right w:val="none" w:color="FFFFFF" w:sz="0"/>
-            </w:tcBorders>
-            <w:tcMar>
-              <w:top w:type="dxa" w:w="55"/>
-              <w:left w:type="dxa" w:w="90"/>
-              <w:bottom w:type="dxa" w:w="55"/>
-              <w:right w:type="dxa" w:w="90"/>
-            </w:tcMar>
-          </w:tcPr>
-          <w:p>
-            <w:pPr>
-              <w:keepNext/>
-              <w:spacing w:after="0" w:line="240" w:lineRule="auto"/>
-              <w:jc w:val="center"/>
-            </w:pPr>
-            <w:r>
-              <w:rPr>
-                <w:b w:val="false"/>
-                <w:bCs w:val="false"/>
-                <w:sz w:val="16"/>
-                <w:szCs w:val="16"/>
+            <w:tcW w:type="dxa" w:w="3052"/>
+            <w:tcBorders>
+              <w:top w:val="none" w:color="FFFFFF" w:sz="0"/>
+              <w:left w:val="none" w:color="FFFFFF" w:sz="0"/>
+              <w:bottom w:val="none" w:color="FFFFFF" w:sz="0"/>
+              <w:right w:val="none" w:color="FFFFFF" w:sz="0"/>
+            </w:tcBorders>
+            <w:tcMar>
+              <w:top w:type="dxa" w:w="55"/>
+              <w:left w:type="dxa" w:w="90"/>
+              <w:bottom w:type="dxa" w:w="55"/>
+              <w:right w:type="dxa" w:w="90"/>
+            </w:tcMar>
+          </w:tcPr>
+          <w:p>
+            <w:pPr>
+              <w:keepNext/>
+              <w:spacing w:after="0" w:line="240" w:lineRule="auto"/>
+              <w:jc w:val="center"/>
+            </w:pPr>
+            <w:r>
+              <w:rPr>
+                <w:b w:val="false"/>
+                <w:bCs w:val="false"/>
+                <w:sz w:val="18"/>
+                <w:szCs w:val="18"/>
               </w:rPr>
               <w:t xml:space="preserve">0 (704), 1 (214)</w:t>
             </w:r>
@@ -2021,8 +2062,8 @@
               <w:rPr>
                 <w:b w:val="false"/>
                 <w:bCs w:val="false"/>
-                <w:sz w:val="16"/>
-                <w:szCs w:val="16"/>
+                <w:sz w:val="18"/>
+                <w:szCs w:val="18"/>
               </w:rPr>
               <w:t xml:space="preserve">Cholesterol</w:t>
             </w:r>
@@ -2030,32 +2071,32 @@
         </w:tc>
         <w:tc>
           <w:tcPr>
-            <w:tcW w:type="dxa" w:w="650"/>
-            <w:tcBorders>
-              <w:top w:val="none" w:color="FFFFFF" w:sz="0"/>
-              <w:left w:val="none" w:color="FFFFFF" w:sz="0"/>
-              <w:bottom w:val="none" w:color="FFFFFF" w:sz="0"/>
-              <w:right w:val="none" w:color="FFFFFF" w:sz="0"/>
-            </w:tcBorders>
-            <w:tcMar>
-              <w:top w:type="dxa" w:w="55"/>
-              <w:left w:type="dxa" w:w="90"/>
-              <w:bottom w:type="dxa" w:w="55"/>
-              <w:right w:type="dxa" w:w="90"/>
-            </w:tcMar>
-          </w:tcPr>
-          <w:p>
-            <w:pPr>
-              <w:keepNext/>
-              <w:spacing w:after="0" w:line="240" w:lineRule="auto"/>
-              <w:jc w:val="center"/>
-            </w:pPr>
-            <w:r>
-              <w:rPr>
-                <w:b w:val="false"/>
-                <w:bCs w:val="false"/>
-                <w:sz w:val="16"/>
-                <w:szCs w:val="16"/>
+            <w:tcW w:type="dxa" w:w="851"/>
+            <w:tcBorders>
+              <w:top w:val="none" w:color="FFFFFF" w:sz="0"/>
+              <w:left w:val="none" w:color="FFFFFF" w:sz="0"/>
+              <w:bottom w:val="none" w:color="FFFFFF" w:sz="0"/>
+              <w:right w:val="none" w:color="FFFFFF" w:sz="0"/>
+            </w:tcBorders>
+            <w:tcMar>
+              <w:top w:type="dxa" w:w="55"/>
+              <w:left w:type="dxa" w:w="90"/>
+              <w:bottom w:type="dxa" w:w="55"/>
+              <w:right w:type="dxa" w:w="90"/>
+            </w:tcMar>
+          </w:tcPr>
+          <w:p>
+            <w:pPr>
+              <w:keepNext/>
+              <w:spacing w:after="0" w:line="240" w:lineRule="auto"/>
+              <w:jc w:val="center"/>
+            </w:pPr>
+            <w:r>
+              <w:rPr>
+                <w:b w:val="false"/>
+                <w:bCs w:val="false"/>
+                <w:sz w:val="18"/>
+                <w:szCs w:val="18"/>
               </w:rPr>
               <w:t xml:space="preserve">A*</w:t>
             </w:r>
@@ -2063,32 +2104,32 @@
         </w:tc>
         <w:tc>
           <w:tcPr>
-            <w:tcW w:type="dxa" w:w="3002"/>
-            <w:tcBorders>
-              <w:top w:val="none" w:color="FFFFFF" w:sz="0"/>
-              <w:left w:val="none" w:color="FFFFFF" w:sz="0"/>
-              <w:bottom w:val="none" w:color="FFFFFF" w:sz="0"/>
-              <w:right w:val="none" w:color="FFFFFF" w:sz="0"/>
-            </w:tcBorders>
-            <w:tcMar>
-              <w:top w:type="dxa" w:w="55"/>
-              <w:left w:type="dxa" w:w="90"/>
-              <w:bottom w:type="dxa" w:w="55"/>
-              <w:right w:type="dxa" w:w="90"/>
-            </w:tcMar>
-          </w:tcPr>
-          <w:p>
-            <w:pPr>
-              <w:keepNext/>
-              <w:spacing w:after="0" w:line="240" w:lineRule="auto"/>
-              <w:jc w:val="center"/>
-            </w:pPr>
-            <w:r>
-              <w:rPr>
-                <w:b w:val="false"/>
-                <w:bCs w:val="false"/>
-                <w:sz w:val="16"/>
-                <w:szCs w:val="16"/>
+            <w:tcW w:type="dxa" w:w="2902"/>
+            <w:tcBorders>
+              <w:top w:val="none" w:color="FFFFFF" w:sz="0"/>
+              <w:left w:val="none" w:color="FFFFFF" w:sz="0"/>
+              <w:bottom w:val="none" w:color="FFFFFF" w:sz="0"/>
+              <w:right w:val="none" w:color="FFFFFF" w:sz="0"/>
+            </w:tcBorders>
+            <w:tcMar>
+              <w:top w:type="dxa" w:w="55"/>
+              <w:left w:type="dxa" w:w="90"/>
+              <w:bottom w:type="dxa" w:w="55"/>
+              <w:right w:type="dxa" w:w="90"/>
+            </w:tcMar>
+          </w:tcPr>
+          <w:p>
+            <w:pPr>
+              <w:keepNext/>
+              <w:spacing w:after="0" w:line="240" w:lineRule="auto"/>
+              <w:jc w:val="center"/>
+            </w:pPr>
+            <w:r>
+              <w:rPr>
+                <w:b w:val="false"/>
+                <w:bCs w:val="false"/>
+                <w:sz w:val="18"/>
+                <w:szCs w:val="18"/>
               </w:rPr>
               <w:t xml:space="preserve">Serum cholesterol (mg/dl)</w:t>
             </w:r>
@@ -2096,32 +2137,32 @@
         </w:tc>
         <w:tc>
           <w:tcPr>
-            <w:tcW w:type="dxa" w:w="3153"/>
-            <w:tcBorders>
-              <w:top w:val="none" w:color="FFFFFF" w:sz="0"/>
-              <w:left w:val="none" w:color="FFFFFF" w:sz="0"/>
-              <w:bottom w:val="none" w:color="FFFFFF" w:sz="0"/>
-              <w:right w:val="none" w:color="FFFFFF" w:sz="0"/>
-            </w:tcBorders>
-            <w:tcMar>
-              <w:top w:type="dxa" w:w="55"/>
-              <w:left w:type="dxa" w:w="90"/>
-              <w:bottom w:type="dxa" w:w="55"/>
-              <w:right w:type="dxa" w:w="90"/>
-            </w:tcMar>
-          </w:tcPr>
-          <w:p>
-            <w:pPr>
-              <w:keepNext/>
-              <w:spacing w:after="0" w:line="240" w:lineRule="auto"/>
-              <w:jc w:val="center"/>
-            </w:pPr>
-            <w:r>
-              <w:rPr>
-                <w:b w:val="false"/>
-                <w:bCs w:val="false"/>
-                <w:sz w:val="16"/>
-                <w:szCs w:val="16"/>
+            <w:tcW w:type="dxa" w:w="3052"/>
+            <w:tcBorders>
+              <w:top w:val="none" w:color="FFFFFF" w:sz="0"/>
+              <w:left w:val="none" w:color="FFFFFF" w:sz="0"/>
+              <w:bottom w:val="none" w:color="FFFFFF" w:sz="0"/>
+              <w:right w:val="none" w:color="FFFFFF" w:sz="0"/>
+            </w:tcBorders>
+            <w:tcMar>
+              <w:top w:type="dxa" w:w="55"/>
+              <w:left w:type="dxa" w:w="90"/>
+              <w:bottom w:type="dxa" w:w="55"/>
+              <w:right w:type="dxa" w:w="90"/>
+            </w:tcMar>
+          </w:tcPr>
+          <w:p>
+            <w:pPr>
+              <w:keepNext/>
+              <w:spacing w:after="0" w:line="240" w:lineRule="auto"/>
+              <w:jc w:val="center"/>
+            </w:pPr>
+            <w:r>
+              <w:rPr>
+                <w:b w:val="false"/>
+                <w:bCs w:val="false"/>
+                <w:sz w:val="18"/>
+                <w:szCs w:val="18"/>
               </w:rPr>
               <w:t xml:space="preserve">0 – 603 (172 zeros)</w:t>
             </w:r>
@@ -2159,8 +2200,8 @@
               <w:rPr>
                 <w:b w:val="false"/>
                 <w:bCs w:val="false"/>
-                <w:sz w:val="16"/>
-                <w:szCs w:val="16"/>
+                <w:sz w:val="18"/>
+                <w:szCs w:val="18"/>
               </w:rPr>
               <w:t xml:space="preserve">RestingECG</w:t>
             </w:r>
@@ -2168,32 +2209,32 @@
         </w:tc>
         <w:tc>
           <w:tcPr>
-            <w:tcW w:type="dxa" w:w="650"/>
-            <w:tcBorders>
-              <w:top w:val="none" w:color="FFFFFF" w:sz="0"/>
-              <w:left w:val="none" w:color="FFFFFF" w:sz="0"/>
-              <w:bottom w:val="none" w:color="FFFFFF" w:sz="0"/>
-              <w:right w:val="none" w:color="FFFFFF" w:sz="0"/>
-            </w:tcBorders>
-            <w:tcMar>
-              <w:top w:type="dxa" w:w="55"/>
-              <w:left w:type="dxa" w:w="90"/>
-              <w:bottom w:type="dxa" w:w="55"/>
-              <w:right w:type="dxa" w:w="90"/>
-            </w:tcMar>
-          </w:tcPr>
-          <w:p>
-            <w:pPr>
-              <w:keepNext/>
-              <w:spacing w:after="0" w:line="240" w:lineRule="auto"/>
-              <w:jc w:val="center"/>
-            </w:pPr>
-            <w:r>
-              <w:rPr>
-                <w:b w:val="false"/>
-                <w:bCs w:val="false"/>
-                <w:sz w:val="16"/>
-                <w:szCs w:val="16"/>
+            <w:tcW w:type="dxa" w:w="851"/>
+            <w:tcBorders>
+              <w:top w:val="none" w:color="FFFFFF" w:sz="0"/>
+              <w:left w:val="none" w:color="FFFFFF" w:sz="0"/>
+              <w:bottom w:val="none" w:color="FFFFFF" w:sz="0"/>
+              <w:right w:val="none" w:color="FFFFFF" w:sz="0"/>
+            </w:tcBorders>
+            <w:tcMar>
+              <w:top w:type="dxa" w:w="55"/>
+              <w:left w:type="dxa" w:w="90"/>
+              <w:bottom w:type="dxa" w:w="55"/>
+              <w:right w:type="dxa" w:w="90"/>
+            </w:tcMar>
+          </w:tcPr>
+          <w:p>
+            <w:pPr>
+              <w:keepNext/>
+              <w:spacing w:after="0" w:line="240" w:lineRule="auto"/>
+              <w:jc w:val="center"/>
+            </w:pPr>
+            <w:r>
+              <w:rPr>
+                <w:b w:val="false"/>
+                <w:bCs w:val="false"/>
+                <w:sz w:val="18"/>
+                <w:szCs w:val="18"/>
               </w:rPr>
               <w:t xml:space="preserve">B</w:t>
             </w:r>
@@ -2201,32 +2242,32 @@
         </w:tc>
         <w:tc>
           <w:tcPr>
-            <w:tcW w:type="dxa" w:w="3002"/>
-            <w:tcBorders>
-              <w:top w:val="none" w:color="FFFFFF" w:sz="0"/>
-              <w:left w:val="none" w:color="FFFFFF" w:sz="0"/>
-              <w:bottom w:val="none" w:color="FFFFFF" w:sz="0"/>
-              <w:right w:val="none" w:color="FFFFFF" w:sz="0"/>
-            </w:tcBorders>
-            <w:tcMar>
-              <w:top w:type="dxa" w:w="55"/>
-              <w:left w:type="dxa" w:w="90"/>
-              <w:bottom w:type="dxa" w:w="55"/>
-              <w:right w:type="dxa" w:w="90"/>
-            </w:tcMar>
-          </w:tcPr>
-          <w:p>
-            <w:pPr>
-              <w:keepNext/>
-              <w:spacing w:after="0" w:line="240" w:lineRule="auto"/>
-              <w:jc w:val="center"/>
-            </w:pPr>
-            <w:r>
-              <w:rPr>
-                <w:b w:val="false"/>
-                <w:bCs w:val="false"/>
-                <w:sz w:val="16"/>
-                <w:szCs w:val="16"/>
+            <w:tcW w:type="dxa" w:w="2902"/>
+            <w:tcBorders>
+              <w:top w:val="none" w:color="FFFFFF" w:sz="0"/>
+              <w:left w:val="none" w:color="FFFFFF" w:sz="0"/>
+              <w:bottom w:val="none" w:color="FFFFFF" w:sz="0"/>
+              <w:right w:val="none" w:color="FFFFFF" w:sz="0"/>
+            </w:tcBorders>
+            <w:tcMar>
+              <w:top w:type="dxa" w:w="55"/>
+              <w:left w:type="dxa" w:w="90"/>
+              <w:bottom w:type="dxa" w:w="55"/>
+              <w:right w:type="dxa" w:w="90"/>
+            </w:tcMar>
+          </w:tcPr>
+          <w:p>
+            <w:pPr>
+              <w:keepNext/>
+              <w:spacing w:after="0" w:line="240" w:lineRule="auto"/>
+              <w:jc w:val="center"/>
+            </w:pPr>
+            <w:r>
+              <w:rPr>
+                <w:b w:val="false"/>
+                <w:bCs w:val="false"/>
+                <w:sz w:val="18"/>
+                <w:szCs w:val="18"/>
               </w:rPr>
               <w:t xml:space="preserve">Resting ECG result</w:t>
             </w:r>
@@ -2234,32 +2275,32 @@
         </w:tc>
         <w:tc>
           <w:tcPr>
-            <w:tcW w:type="dxa" w:w="3153"/>
-            <w:tcBorders>
-              <w:top w:val="none" w:color="FFFFFF" w:sz="0"/>
-              <w:left w:val="none" w:color="FFFFFF" w:sz="0"/>
-              <w:bottom w:val="none" w:color="FFFFFF" w:sz="0"/>
-              <w:right w:val="none" w:color="FFFFFF" w:sz="0"/>
-            </w:tcBorders>
-            <w:tcMar>
-              <w:top w:type="dxa" w:w="55"/>
-              <w:left w:type="dxa" w:w="90"/>
-              <w:bottom w:type="dxa" w:w="55"/>
-              <w:right w:type="dxa" w:w="90"/>
-            </w:tcMar>
-          </w:tcPr>
-          <w:p>
-            <w:pPr>
-              <w:keepNext/>
-              <w:spacing w:after="0" w:line="240" w:lineRule="auto"/>
-              <w:jc w:val="center"/>
-            </w:pPr>
-            <w:r>
-              <w:rPr>
-                <w:b w:val="false"/>
-                <w:bCs w:val="false"/>
-                <w:sz w:val="16"/>
-                <w:szCs w:val="16"/>
+            <w:tcW w:type="dxa" w:w="3052"/>
+            <w:tcBorders>
+              <w:top w:val="none" w:color="FFFFFF" w:sz="0"/>
+              <w:left w:val="none" w:color="FFFFFF" w:sz="0"/>
+              <w:bottom w:val="none" w:color="FFFFFF" w:sz="0"/>
+              <w:right w:val="none" w:color="FFFFFF" w:sz="0"/>
+            </w:tcBorders>
+            <w:tcMar>
+              <w:top w:type="dxa" w:w="55"/>
+              <w:left w:type="dxa" w:w="90"/>
+              <w:bottom w:type="dxa" w:w="55"/>
+              <w:right w:type="dxa" w:w="90"/>
+            </w:tcMar>
+          </w:tcPr>
+          <w:p>
+            <w:pPr>
+              <w:keepNext/>
+              <w:spacing w:after="0" w:line="240" w:lineRule="auto"/>
+              <w:jc w:val="center"/>
+            </w:pPr>
+            <w:r>
+              <w:rPr>
+                <w:b w:val="false"/>
+                <w:bCs w:val="false"/>
+                <w:sz w:val="18"/>
+                <w:szCs w:val="18"/>
               </w:rPr>
               <w:t xml:space="preserve">Normal (552), LVH (188), ST (178)</w:t>
             </w:r>
@@ -2297,8 +2338,8 @@
               <w:rPr>
                 <w:b w:val="false"/>
                 <w:bCs w:val="false"/>
-                <w:sz w:val="16"/>
-                <w:szCs w:val="16"/>
+                <w:sz w:val="18"/>
+                <w:szCs w:val="18"/>
               </w:rPr>
               <w:t xml:space="preserve">MaxHR</w:t>
             </w:r>
@@ -2306,32 +2347,32 @@
         </w:tc>
         <w:tc>
           <w:tcPr>
-            <w:tcW w:type="dxa" w:w="650"/>
-            <w:tcBorders>
-              <w:top w:val="none" w:color="FFFFFF" w:sz="0"/>
-              <w:left w:val="none" w:color="FFFFFF" w:sz="0"/>
-              <w:bottom w:val="none" w:color="FFFFFF" w:sz="0"/>
-              <w:right w:val="none" w:color="FFFFFF" w:sz="0"/>
-            </w:tcBorders>
-            <w:tcMar>
-              <w:top w:type="dxa" w:w="55"/>
-              <w:left w:type="dxa" w:w="90"/>
-              <w:bottom w:type="dxa" w:w="55"/>
-              <w:right w:type="dxa" w:w="90"/>
-            </w:tcMar>
-          </w:tcPr>
-          <w:p>
-            <w:pPr>
-              <w:keepNext/>
-              <w:spacing w:after="0" w:line="240" w:lineRule="auto"/>
-              <w:jc w:val="center"/>
-            </w:pPr>
-            <w:r>
-              <w:rPr>
-                <w:b w:val="false"/>
-                <w:bCs w:val="false"/>
-                <w:sz w:val="16"/>
-                <w:szCs w:val="16"/>
+            <w:tcW w:type="dxa" w:w="851"/>
+            <w:tcBorders>
+              <w:top w:val="none" w:color="FFFFFF" w:sz="0"/>
+              <w:left w:val="none" w:color="FFFFFF" w:sz="0"/>
+              <w:bottom w:val="none" w:color="FFFFFF" w:sz="0"/>
+              <w:right w:val="none" w:color="FFFFFF" w:sz="0"/>
+            </w:tcBorders>
+            <w:tcMar>
+              <w:top w:type="dxa" w:w="55"/>
+              <w:left w:type="dxa" w:w="90"/>
+              <w:bottom w:type="dxa" w:w="55"/>
+              <w:right w:type="dxa" w:w="90"/>
+            </w:tcMar>
+          </w:tcPr>
+          <w:p>
+            <w:pPr>
+              <w:keepNext/>
+              <w:spacing w:after="0" w:line="240" w:lineRule="auto"/>
+              <w:jc w:val="center"/>
+            </w:pPr>
+            <w:r>
+              <w:rPr>
+                <w:b w:val="false"/>
+                <w:bCs w:val="false"/>
+                <w:sz w:val="18"/>
+                <w:szCs w:val="18"/>
               </w:rPr>
               <w:t xml:space="preserve">B</w:t>
             </w:r>
@@ -2339,32 +2380,32 @@
         </w:tc>
         <w:tc>
           <w:tcPr>
-            <w:tcW w:type="dxa" w:w="3002"/>
-            <w:tcBorders>
-              <w:top w:val="none" w:color="FFFFFF" w:sz="0"/>
-              <w:left w:val="none" w:color="FFFFFF" w:sz="0"/>
-              <w:bottom w:val="none" w:color="FFFFFF" w:sz="0"/>
-              <w:right w:val="none" w:color="FFFFFF" w:sz="0"/>
-            </w:tcBorders>
-            <w:tcMar>
-              <w:top w:type="dxa" w:w="55"/>
-              <w:left w:type="dxa" w:w="90"/>
-              <w:bottom w:type="dxa" w:w="55"/>
-              <w:right w:type="dxa" w:w="90"/>
-            </w:tcMar>
-          </w:tcPr>
-          <w:p>
-            <w:pPr>
-              <w:keepNext/>
-              <w:spacing w:after="0" w:line="240" w:lineRule="auto"/>
-              <w:jc w:val="center"/>
-            </w:pPr>
-            <w:r>
-              <w:rPr>
-                <w:b w:val="false"/>
-                <w:bCs w:val="false"/>
-                <w:sz w:val="16"/>
-                <w:szCs w:val="16"/>
+            <w:tcW w:type="dxa" w:w="2902"/>
+            <w:tcBorders>
+              <w:top w:val="none" w:color="FFFFFF" w:sz="0"/>
+              <w:left w:val="none" w:color="FFFFFF" w:sz="0"/>
+              <w:bottom w:val="none" w:color="FFFFFF" w:sz="0"/>
+              <w:right w:val="none" w:color="FFFFFF" w:sz="0"/>
+            </w:tcBorders>
+            <w:tcMar>
+              <w:top w:type="dxa" w:w="55"/>
+              <w:left w:type="dxa" w:w="90"/>
+              <w:bottom w:type="dxa" w:w="55"/>
+              <w:right w:type="dxa" w:w="90"/>
+            </w:tcMar>
+          </w:tcPr>
+          <w:p>
+            <w:pPr>
+              <w:keepNext/>
+              <w:spacing w:after="0" w:line="240" w:lineRule="auto"/>
+              <w:jc w:val="center"/>
+            </w:pPr>
+            <w:r>
+              <w:rPr>
+                <w:b w:val="false"/>
+                <w:bCs w:val="false"/>
+                <w:sz w:val="18"/>
+                <w:szCs w:val="18"/>
               </w:rPr>
               <w:t xml:space="preserve">Maximum heart rate (bpm)</w:t>
             </w:r>
@@ -2372,32 +2413,32 @@
         </w:tc>
         <w:tc>
           <w:tcPr>
-            <w:tcW w:type="dxa" w:w="3153"/>
-            <w:tcBorders>
-              <w:top w:val="none" w:color="FFFFFF" w:sz="0"/>
-              <w:left w:val="none" w:color="FFFFFF" w:sz="0"/>
-              <w:bottom w:val="none" w:color="FFFFFF" w:sz="0"/>
-              <w:right w:val="none" w:color="FFFFFF" w:sz="0"/>
-            </w:tcBorders>
-            <w:tcMar>
-              <w:top w:type="dxa" w:w="55"/>
-              <w:left w:type="dxa" w:w="90"/>
-              <w:bottom w:type="dxa" w:w="55"/>
-              <w:right w:type="dxa" w:w="90"/>
-            </w:tcMar>
-          </w:tcPr>
-          <w:p>
-            <w:pPr>
-              <w:keepNext/>
-              <w:spacing w:after="0" w:line="240" w:lineRule="auto"/>
-              <w:jc w:val="center"/>
-            </w:pPr>
-            <w:r>
-              <w:rPr>
-                <w:b w:val="false"/>
-                <w:bCs w:val="false"/>
-                <w:sz w:val="16"/>
-                <w:szCs w:val="16"/>
+            <w:tcW w:type="dxa" w:w="3052"/>
+            <w:tcBorders>
+              <w:top w:val="none" w:color="FFFFFF" w:sz="0"/>
+              <w:left w:val="none" w:color="FFFFFF" w:sz="0"/>
+              <w:bottom w:val="none" w:color="FFFFFF" w:sz="0"/>
+              <w:right w:val="none" w:color="FFFFFF" w:sz="0"/>
+            </w:tcBorders>
+            <w:tcMar>
+              <w:top w:type="dxa" w:w="55"/>
+              <w:left w:type="dxa" w:w="90"/>
+              <w:bottom w:type="dxa" w:w="55"/>
+              <w:right w:type="dxa" w:w="90"/>
+            </w:tcMar>
+          </w:tcPr>
+          <w:p>
+            <w:pPr>
+              <w:keepNext/>
+              <w:spacing w:after="0" w:line="240" w:lineRule="auto"/>
+              <w:jc w:val="center"/>
+            </w:pPr>
+            <w:r>
+              <w:rPr>
+                <w:b w:val="false"/>
+                <w:bCs w:val="false"/>
+                <w:sz w:val="18"/>
+                <w:szCs w:val="18"/>
               </w:rPr>
               <w:t xml:space="preserve">60 – 202</w:t>
             </w:r>
@@ -2435,8 +2476,8 @@
               <w:rPr>
                 <w:b w:val="false"/>
                 <w:bCs w:val="false"/>
-                <w:sz w:val="16"/>
-                <w:szCs w:val="16"/>
+                <w:sz w:val="18"/>
+                <w:szCs w:val="18"/>
               </w:rPr>
               <w:t xml:space="preserve">ExerciseAngina</w:t>
             </w:r>
@@ -2444,32 +2485,32 @@
         </w:tc>
         <w:tc>
           <w:tcPr>
-            <w:tcW w:type="dxa" w:w="650"/>
-            <w:tcBorders>
-              <w:top w:val="none" w:color="FFFFFF" w:sz="0"/>
-              <w:left w:val="none" w:color="FFFFFF" w:sz="0"/>
-              <w:bottom w:val="none" w:color="FFFFFF" w:sz="0"/>
-              <w:right w:val="none" w:color="FFFFFF" w:sz="0"/>
-            </w:tcBorders>
-            <w:tcMar>
-              <w:top w:type="dxa" w:w="55"/>
-              <w:left w:type="dxa" w:w="90"/>
-              <w:bottom w:type="dxa" w:w="55"/>
-              <w:right w:type="dxa" w:w="90"/>
-            </w:tcMar>
-          </w:tcPr>
-          <w:p>
-            <w:pPr>
-              <w:keepNext/>
-              <w:spacing w:after="0" w:line="240" w:lineRule="auto"/>
-              <w:jc w:val="center"/>
-            </w:pPr>
-            <w:r>
-              <w:rPr>
-                <w:b w:val="false"/>
-                <w:bCs w:val="false"/>
-                <w:sz w:val="16"/>
-                <w:szCs w:val="16"/>
+            <w:tcW w:type="dxa" w:w="851"/>
+            <w:tcBorders>
+              <w:top w:val="none" w:color="FFFFFF" w:sz="0"/>
+              <w:left w:val="none" w:color="FFFFFF" w:sz="0"/>
+              <w:bottom w:val="none" w:color="FFFFFF" w:sz="0"/>
+              <w:right w:val="none" w:color="FFFFFF" w:sz="0"/>
+            </w:tcBorders>
+            <w:tcMar>
+              <w:top w:type="dxa" w:w="55"/>
+              <w:left w:type="dxa" w:w="90"/>
+              <w:bottom w:type="dxa" w:w="55"/>
+              <w:right w:type="dxa" w:w="90"/>
+            </w:tcMar>
+          </w:tcPr>
+          <w:p>
+            <w:pPr>
+              <w:keepNext/>
+              <w:spacing w:after="0" w:line="240" w:lineRule="auto"/>
+              <w:jc w:val="center"/>
+            </w:pPr>
+            <w:r>
+              <w:rPr>
+                <w:b w:val="false"/>
+                <w:bCs w:val="false"/>
+                <w:sz w:val="18"/>
+                <w:szCs w:val="18"/>
               </w:rPr>
               <w:t xml:space="preserve">B</w:t>
             </w:r>
@@ -2477,32 +2518,32 @@
         </w:tc>
         <w:tc>
           <w:tcPr>
-            <w:tcW w:type="dxa" w:w="3002"/>
-            <w:tcBorders>
-              <w:top w:val="none" w:color="FFFFFF" w:sz="0"/>
-              <w:left w:val="none" w:color="FFFFFF" w:sz="0"/>
-              <w:bottom w:val="none" w:color="FFFFFF" w:sz="0"/>
-              <w:right w:val="none" w:color="FFFFFF" w:sz="0"/>
-            </w:tcBorders>
-            <w:tcMar>
-              <w:top w:type="dxa" w:w="55"/>
-              <w:left w:type="dxa" w:w="90"/>
-              <w:bottom w:type="dxa" w:w="55"/>
-              <w:right w:type="dxa" w:w="90"/>
-            </w:tcMar>
-          </w:tcPr>
-          <w:p>
-            <w:pPr>
-              <w:keepNext/>
-              <w:spacing w:after="0" w:line="240" w:lineRule="auto"/>
-              <w:jc w:val="center"/>
-            </w:pPr>
-            <w:r>
-              <w:rPr>
-                <w:b w:val="false"/>
-                <w:bCs w:val="false"/>
-                <w:sz w:val="16"/>
-                <w:szCs w:val="16"/>
+            <w:tcW w:type="dxa" w:w="2902"/>
+            <w:tcBorders>
+              <w:top w:val="none" w:color="FFFFFF" w:sz="0"/>
+              <w:left w:val="none" w:color="FFFFFF" w:sz="0"/>
+              <w:bottom w:val="none" w:color="FFFFFF" w:sz="0"/>
+              <w:right w:val="none" w:color="FFFFFF" w:sz="0"/>
+            </w:tcBorders>
+            <w:tcMar>
+              <w:top w:type="dxa" w:w="55"/>
+              <w:left w:type="dxa" w:w="90"/>
+              <w:bottom w:type="dxa" w:w="55"/>
+              <w:right w:type="dxa" w:w="90"/>
+            </w:tcMar>
+          </w:tcPr>
+          <w:p>
+            <w:pPr>
+              <w:keepNext/>
+              <w:spacing w:after="0" w:line="240" w:lineRule="auto"/>
+              <w:jc w:val="center"/>
+            </w:pPr>
+            <w:r>
+              <w:rPr>
+                <w:b w:val="false"/>
+                <w:bCs w:val="false"/>
+                <w:sz w:val="18"/>
+                <w:szCs w:val="18"/>
               </w:rPr>
               <w:t xml:space="preserve">Exercise-induced angina</w:t>
             </w:r>
@@ -2510,32 +2551,32 @@
         </w:tc>
         <w:tc>
           <w:tcPr>
-            <w:tcW w:type="dxa" w:w="3153"/>
-            <w:tcBorders>
-              <w:top w:val="none" w:color="FFFFFF" w:sz="0"/>
-              <w:left w:val="none" w:color="FFFFFF" w:sz="0"/>
-              <w:bottom w:val="none" w:color="FFFFFF" w:sz="0"/>
-              <w:right w:val="none" w:color="FFFFFF" w:sz="0"/>
-            </w:tcBorders>
-            <w:tcMar>
-              <w:top w:type="dxa" w:w="55"/>
-              <w:left w:type="dxa" w:w="90"/>
-              <w:bottom w:type="dxa" w:w="55"/>
-              <w:right w:type="dxa" w:w="90"/>
-            </w:tcMar>
-          </w:tcPr>
-          <w:p>
-            <w:pPr>
-              <w:keepNext/>
-              <w:spacing w:after="0" w:line="240" w:lineRule="auto"/>
-              <w:jc w:val="center"/>
-            </w:pPr>
-            <w:r>
-              <w:rPr>
-                <w:b w:val="false"/>
-                <w:bCs w:val="false"/>
-                <w:sz w:val="16"/>
-                <w:szCs w:val="16"/>
+            <w:tcW w:type="dxa" w:w="3052"/>
+            <w:tcBorders>
+              <w:top w:val="none" w:color="FFFFFF" w:sz="0"/>
+              <w:left w:val="none" w:color="FFFFFF" w:sz="0"/>
+              <w:bottom w:val="none" w:color="FFFFFF" w:sz="0"/>
+              <w:right w:val="none" w:color="FFFFFF" w:sz="0"/>
+            </w:tcBorders>
+            <w:tcMar>
+              <w:top w:type="dxa" w:w="55"/>
+              <w:left w:type="dxa" w:w="90"/>
+              <w:bottom w:type="dxa" w:w="55"/>
+              <w:right w:type="dxa" w:w="90"/>
+            </w:tcMar>
+          </w:tcPr>
+          <w:p>
+            <w:pPr>
+              <w:keepNext/>
+              <w:spacing w:after="0" w:line="240" w:lineRule="auto"/>
+              <w:jc w:val="center"/>
+            </w:pPr>
+            <w:r>
+              <w:rPr>
+                <w:b w:val="false"/>
+                <w:bCs w:val="false"/>
+                <w:sz w:val="18"/>
+                <w:szCs w:val="18"/>
               </w:rPr>
               <w:t xml:space="preserve">N (547), Y (371)</w:t>
             </w:r>
@@ -2573,8 +2614,8 @@
               <w:rPr>
                 <w:b w:val="false"/>
                 <w:bCs w:val="false"/>
-                <w:sz w:val="16"/>
-                <w:szCs w:val="16"/>
+                <w:sz w:val="18"/>
+                <w:szCs w:val="18"/>
               </w:rPr>
               <w:t xml:space="preserve">Oldpeak</w:t>
             </w:r>
@@ -2582,32 +2623,32 @@
         </w:tc>
         <w:tc>
           <w:tcPr>
-            <w:tcW w:type="dxa" w:w="650"/>
-            <w:tcBorders>
-              <w:top w:val="none" w:color="FFFFFF" w:sz="0"/>
-              <w:left w:val="none" w:color="FFFFFF" w:sz="0"/>
-              <w:bottom w:val="none" w:color="FFFFFF" w:sz="0"/>
-              <w:right w:val="none" w:color="FFFFFF" w:sz="0"/>
-            </w:tcBorders>
-            <w:tcMar>
-              <w:top w:type="dxa" w:w="55"/>
-              <w:left w:type="dxa" w:w="90"/>
-              <w:bottom w:type="dxa" w:w="55"/>
-              <w:right w:type="dxa" w:w="90"/>
-            </w:tcMar>
-          </w:tcPr>
-          <w:p>
-            <w:pPr>
-              <w:keepNext/>
-              <w:spacing w:after="0" w:line="240" w:lineRule="auto"/>
-              <w:jc w:val="center"/>
-            </w:pPr>
-            <w:r>
-              <w:rPr>
-                <w:b w:val="false"/>
-                <w:bCs w:val="false"/>
-                <w:sz w:val="16"/>
-                <w:szCs w:val="16"/>
+            <w:tcW w:type="dxa" w:w="851"/>
+            <w:tcBorders>
+              <w:top w:val="none" w:color="FFFFFF" w:sz="0"/>
+              <w:left w:val="none" w:color="FFFFFF" w:sz="0"/>
+              <w:bottom w:val="none" w:color="FFFFFF" w:sz="0"/>
+              <w:right w:val="none" w:color="FFFFFF" w:sz="0"/>
+            </w:tcBorders>
+            <w:tcMar>
+              <w:top w:type="dxa" w:w="55"/>
+              <w:left w:type="dxa" w:w="90"/>
+              <w:bottom w:type="dxa" w:w="55"/>
+              <w:right w:type="dxa" w:w="90"/>
+            </w:tcMar>
+          </w:tcPr>
+          <w:p>
+            <w:pPr>
+              <w:keepNext/>
+              <w:spacing w:after="0" w:line="240" w:lineRule="auto"/>
+              <w:jc w:val="center"/>
+            </w:pPr>
+            <w:r>
+              <w:rPr>
+                <w:b w:val="false"/>
+                <w:bCs w:val="false"/>
+                <w:sz w:val="18"/>
+                <w:szCs w:val="18"/>
               </w:rPr>
               <w:t xml:space="preserve">B</w:t>
             </w:r>
@@ -2615,32 +2656,32 @@
         </w:tc>
         <w:tc>
           <w:tcPr>
-            <w:tcW w:type="dxa" w:w="3002"/>
-            <w:tcBorders>
-              <w:top w:val="none" w:color="FFFFFF" w:sz="0"/>
-              <w:left w:val="none" w:color="FFFFFF" w:sz="0"/>
-              <w:bottom w:val="none" w:color="FFFFFF" w:sz="0"/>
-              <w:right w:val="none" w:color="FFFFFF" w:sz="0"/>
-            </w:tcBorders>
-            <w:tcMar>
-              <w:top w:type="dxa" w:w="55"/>
-              <w:left w:type="dxa" w:w="90"/>
-              <w:bottom w:type="dxa" w:w="55"/>
-              <w:right w:type="dxa" w:w="90"/>
-            </w:tcMar>
-          </w:tcPr>
-          <w:p>
-            <w:pPr>
-              <w:keepNext/>
-              <w:spacing w:after="0" w:line="240" w:lineRule="auto"/>
-              <w:jc w:val="center"/>
-            </w:pPr>
-            <w:r>
-              <w:rPr>
-                <w:b w:val="false"/>
-                <w:bCs w:val="false"/>
-                <w:sz w:val="16"/>
-                <w:szCs w:val="16"/>
+            <w:tcW w:type="dxa" w:w="2902"/>
+            <w:tcBorders>
+              <w:top w:val="none" w:color="FFFFFF" w:sz="0"/>
+              <w:left w:val="none" w:color="FFFFFF" w:sz="0"/>
+              <w:bottom w:val="none" w:color="FFFFFF" w:sz="0"/>
+              <w:right w:val="none" w:color="FFFFFF" w:sz="0"/>
+            </w:tcBorders>
+            <w:tcMar>
+              <w:top w:type="dxa" w:w="55"/>
+              <w:left w:type="dxa" w:w="90"/>
+              <w:bottom w:type="dxa" w:w="55"/>
+              <w:right w:type="dxa" w:w="90"/>
+            </w:tcMar>
+          </w:tcPr>
+          <w:p>
+            <w:pPr>
+              <w:keepNext/>
+              <w:spacing w:after="0" w:line="240" w:lineRule="auto"/>
+              <w:jc w:val="center"/>
+            </w:pPr>
+            <w:r>
+              <w:rPr>
+                <w:b w:val="false"/>
+                <w:bCs w:val="false"/>
+                <w:sz w:val="18"/>
+                <w:szCs w:val="18"/>
               </w:rPr>
               <w:t xml:space="preserve">ST depression (mm)</w:t>
             </w:r>
@@ -2648,32 +2689,32 @@
         </w:tc>
         <w:tc>
           <w:tcPr>
-            <w:tcW w:type="dxa" w:w="3153"/>
-            <w:tcBorders>
-              <w:top w:val="none" w:color="FFFFFF" w:sz="0"/>
-              <w:left w:val="none" w:color="FFFFFF" w:sz="0"/>
-              <w:bottom w:val="none" w:color="FFFFFF" w:sz="0"/>
-              <w:right w:val="none" w:color="FFFFFF" w:sz="0"/>
-            </w:tcBorders>
-            <w:tcMar>
-              <w:top w:type="dxa" w:w="55"/>
-              <w:left w:type="dxa" w:w="90"/>
-              <w:bottom w:type="dxa" w:w="55"/>
-              <w:right w:type="dxa" w:w="90"/>
-            </w:tcMar>
-          </w:tcPr>
-          <w:p>
-            <w:pPr>
-              <w:keepNext/>
-              <w:spacing w:after="0" w:line="240" w:lineRule="auto"/>
-              <w:jc w:val="center"/>
-            </w:pPr>
-            <w:r>
-              <w:rPr>
-                <w:b w:val="false"/>
-                <w:bCs w:val="false"/>
-                <w:sz w:val="16"/>
-                <w:szCs w:val="16"/>
+            <w:tcW w:type="dxa" w:w="3052"/>
+            <w:tcBorders>
+              <w:top w:val="none" w:color="FFFFFF" w:sz="0"/>
+              <w:left w:val="none" w:color="FFFFFF" w:sz="0"/>
+              <w:bottom w:val="none" w:color="FFFFFF" w:sz="0"/>
+              <w:right w:val="none" w:color="FFFFFF" w:sz="0"/>
+            </w:tcBorders>
+            <w:tcMar>
+              <w:top w:type="dxa" w:w="55"/>
+              <w:left w:type="dxa" w:w="90"/>
+              <w:bottom w:type="dxa" w:w="55"/>
+              <w:right w:type="dxa" w:w="90"/>
+            </w:tcMar>
+          </w:tcPr>
+          <w:p>
+            <w:pPr>
+              <w:keepNext/>
+              <w:spacing w:after="0" w:line="240" w:lineRule="auto"/>
+              <w:jc w:val="center"/>
+            </w:pPr>
+            <w:r>
+              <w:rPr>
+                <w:b w:val="false"/>
+                <w:bCs w:val="false"/>
+                <w:sz w:val="18"/>
+                <w:szCs w:val="18"/>
               </w:rPr>
               <w:t xml:space="preserve">−2.6 – 6.2</w:t>
             </w:r>
@@ -2711,8 +2752,8 @@
               <w:rPr>
                 <w:b w:val="false"/>
                 <w:bCs w:val="false"/>
-                <w:sz w:val="16"/>
-                <w:szCs w:val="16"/>
+                <w:sz w:val="18"/>
+                <w:szCs w:val="18"/>
               </w:rPr>
               <w:t xml:space="preserve">ST_Slope</w:t>
             </w:r>
@@ -2720,7 +2761,7 @@
         </w:tc>
         <w:tc>
           <w:tcPr>
-            <w:tcW w:type="dxa" w:w="650"/>
+            <w:tcW w:type="dxa" w:w="851"/>
             <w:tcBorders>
               <w:top w:val="none" w:color="FFFFFF" w:sz="0"/>
               <w:left w:val="none" w:color="FFFFFF" w:sz="0"/>
@@ -2744,8 +2785,8 @@
               <w:rPr>
                 <w:b w:val="false"/>
                 <w:bCs w:val="false"/>
-                <w:sz w:val="16"/>
-                <w:szCs w:val="16"/>
+                <w:sz w:val="18"/>
+                <w:szCs w:val="18"/>
               </w:rPr>
               <w:t xml:space="preserve">B</w:t>
             </w:r>
@@ -2753,7 +2794,7 @@
         </w:tc>
         <w:tc>
           <w:tcPr>
-            <w:tcW w:type="dxa" w:w="3002"/>
+            <w:tcW w:type="dxa" w:w="2902"/>
             <w:tcBorders>
               <w:top w:val="none" w:color="FFFFFF" w:sz="0"/>
               <w:left w:val="none" w:color="FFFFFF" w:sz="0"/>
@@ -2777,8 +2818,8 @@
               <w:rPr>
                 <w:b w:val="false"/>
                 <w:bCs w:val="false"/>
-                <w:sz w:val="16"/>
-                <w:szCs w:val="16"/>
+                <w:sz w:val="18"/>
+                <w:szCs w:val="18"/>
               </w:rPr>
               <w:t xml:space="preserve">Peak-exercise ST slope</w:t>
             </w:r>
@@ -2786,7 +2827,7 @@
         </w:tc>
         <w:tc>
           <w:tcPr>
-            <w:tcW w:type="dxa" w:w="3153"/>
+            <w:tcW w:type="dxa" w:w="3052"/>
             <w:tcBorders>
               <w:top w:val="none" w:color="FFFFFF" w:sz="0"/>
               <w:left w:val="none" w:color="FFFFFF" w:sz="0"/>
@@ -2810,8 +2851,8 @@
               <w:rPr>
                 <w:b w:val="false"/>
                 <w:bCs w:val="false"/>
-                <w:sz w:val="16"/>
-                <w:szCs w:val="16"/>
+                <w:sz w:val="18"/>
+                <w:szCs w:val="18"/>
               </w:rPr>
               <w:t xml:space="preserve">Flat (460), Up (395), Down (63)</w:t>
             </w:r>
@@ -3290,15 +3331,15 @@
         <w:rPr>
           <w:b/>
           <w:bCs/>
-          <w:sz w:val="17"/>
-          <w:szCs w:val="17"/>
+          <w:sz w:val="18"/>
+          <w:szCs w:val="18"/>
         </w:rPr>
         <w:t xml:space="preserve">Table 3. </w:t>
       </w:r>
       <w:r>
         <w:rPr>
-          <w:sz w:val="17"/>
-          <w:szCs w:val="17"/>
+          <w:sz w:val="18"/>
+          <w:szCs w:val="18"/>
         </w:rPr>
         <w:t xml:space="preserve">Hyper-parameter grids searched by the inner 5-fold cross-validation (scripts/common.py); other settings are scikit-learn defaults.</w:t>
       </w:r>
@@ -3352,8 +3393,8 @@
               <w:rPr>
                 <w:b/>
                 <w:bCs/>
-                <w:sz w:val="16"/>
-                <w:szCs w:val="16"/>
+                <w:sz w:val="18"/>
+                <w:szCs w:val="18"/>
               </w:rPr>
               <w:t xml:space="preserve">Model</w:t>
             </w:r>
@@ -3385,8 +3426,8 @@
               <w:rPr>
                 <w:b/>
                 <w:bCs/>
-                <w:sz w:val="16"/>
-                <w:szCs w:val="16"/>
+                <w:sz w:val="18"/>
+                <w:szCs w:val="18"/>
               </w:rPr>
               <w:t xml:space="preserve">Hyper-parameters searched</w:t>
             </w:r>
@@ -3418,8 +3459,8 @@
               <w:rPr>
                 <w:b/>
                 <w:bCs/>
-                <w:sz w:val="16"/>
-                <w:szCs w:val="16"/>
+                <w:sz w:val="18"/>
+                <w:szCs w:val="18"/>
               </w:rPr>
               <w:t xml:space="preserve">Grid size</w:t>
             </w:r>
@@ -3457,8 +3498,8 @@
               <w:rPr>
                 <w:b w:val="false"/>
                 <w:bCs w:val="false"/>
-                <w:sz w:val="16"/>
-                <w:szCs w:val="16"/>
+                <w:sz w:val="18"/>
+                <w:szCs w:val="18"/>
               </w:rPr>
               <w:t xml:space="preserve">LR</w:t>
             </w:r>
@@ -3490,8 +3531,8 @@
               <w:rPr>
                 <w:b w:val="false"/>
                 <w:bCs w:val="false"/>
-                <w:sz w:val="16"/>
-                <w:szCs w:val="16"/>
+                <w:sz w:val="18"/>
+                <w:szCs w:val="18"/>
               </w:rPr>
               <w:t xml:space="preserve">C ∈ {0.01, 0.1, 1, 10, 100}</w:t>
             </w:r>
@@ -3523,8 +3564,8 @@
               <w:rPr>
                 <w:b w:val="false"/>
                 <w:bCs w:val="false"/>
-                <w:sz w:val="16"/>
-                <w:szCs w:val="16"/>
+                <w:sz w:val="18"/>
+                <w:szCs w:val="18"/>
               </w:rPr>
               <w:t xml:space="preserve">5</w:t>
             </w:r>
@@ -3562,8 +3603,8 @@
               <w:rPr>
                 <w:b w:val="false"/>
                 <w:bCs w:val="false"/>
-                <w:sz w:val="16"/>
-                <w:szCs w:val="16"/>
+                <w:sz w:val="18"/>
+                <w:szCs w:val="18"/>
               </w:rPr>
               <w:t xml:space="preserve">DT</w:t>
             </w:r>
@@ -3595,8 +3636,8 @@
               <w:rPr>
                 <w:b w:val="false"/>
                 <w:bCs w:val="false"/>
-                <w:sz w:val="16"/>
-                <w:szCs w:val="16"/>
+                <w:sz w:val="18"/>
+                <w:szCs w:val="18"/>
               </w:rPr>
               <w:t xml:space="preserve">max_depth ∈ {3, 4, 5, 6, 8, None}; min_samples_leaf ∈ {1, 5, 10, 20}</w:t>
             </w:r>
@@ -3628,8 +3669,8 @@
               <w:rPr>
                 <w:b w:val="false"/>
                 <w:bCs w:val="false"/>
-                <w:sz w:val="16"/>
-                <w:szCs w:val="16"/>
+                <w:sz w:val="18"/>
+                <w:szCs w:val="18"/>
               </w:rPr>
               <w:t xml:space="preserve">24</w:t>
             </w:r>
@@ -3667,8 +3708,8 @@
               <w:rPr>
                 <w:b w:val="false"/>
                 <w:bCs w:val="false"/>
-                <w:sz w:val="16"/>
-                <w:szCs w:val="16"/>
+                <w:sz w:val="18"/>
+                <w:szCs w:val="18"/>
               </w:rPr>
               <w:t xml:space="preserve">RF</w:t>
             </w:r>
@@ -3700,8 +3741,8 @@
               <w:rPr>
                 <w:b w:val="false"/>
                 <w:bCs w:val="false"/>
-                <w:sz w:val="16"/>
-                <w:szCs w:val="16"/>
+                <w:sz w:val="18"/>
+                <w:szCs w:val="18"/>
               </w:rPr>
               <w:t xml:space="preserve">200 trees; max_features ∈ {sqrt, 0.5}; min_samples_leaf ∈ {1, 3}</w:t>
             </w:r>
@@ -3733,8 +3774,8 @@
               <w:rPr>
                 <w:b w:val="false"/>
                 <w:bCs w:val="false"/>
-                <w:sz w:val="16"/>
-                <w:szCs w:val="16"/>
+                <w:sz w:val="18"/>
+                <w:szCs w:val="18"/>
               </w:rPr>
               <w:t xml:space="preserve">4</w:t>
             </w:r>
@@ -3772,8 +3813,8 @@
               <w:rPr>
                 <w:b w:val="false"/>
                 <w:bCs w:val="false"/>
-                <w:sz w:val="16"/>
-                <w:szCs w:val="16"/>
+                <w:sz w:val="18"/>
+                <w:szCs w:val="18"/>
               </w:rPr>
               <w:t xml:space="preserve">k-NN</w:t>
             </w:r>
@@ -3805,8 +3846,8 @@
               <w:rPr>
                 <w:b w:val="false"/>
                 <w:bCs w:val="false"/>
-                <w:sz w:val="16"/>
-                <w:szCs w:val="16"/>
+                <w:sz w:val="18"/>
+                <w:szCs w:val="18"/>
               </w:rPr>
               <w:t xml:space="preserve">k ∈ {3, 5, 7, 9, 11, 15, 21, 25}; weights ∈ {uniform, distance}</w:t>
             </w:r>
@@ -3838,8 +3879,8 @@
               <w:rPr>
                 <w:b w:val="false"/>
                 <w:bCs w:val="false"/>
-                <w:sz w:val="16"/>
-                <w:szCs w:val="16"/>
+                <w:sz w:val="18"/>
+                <w:szCs w:val="18"/>
               </w:rPr>
               <w:t xml:space="preserve">16</w:t>
             </w:r>
@@ -3877,8 +3918,8 @@
               <w:rPr>
                 <w:b w:val="false"/>
                 <w:bCs w:val="false"/>
-                <w:sz w:val="16"/>
-                <w:szCs w:val="16"/>
+                <w:sz w:val="18"/>
+                <w:szCs w:val="18"/>
               </w:rPr>
               <w:t xml:space="preserve">SVM</w:t>
             </w:r>
@@ -3910,8 +3951,8 @@
               <w:rPr>
                 <w:b w:val="false"/>
                 <w:bCs w:val="false"/>
-                <w:sz w:val="16"/>
-                <w:szCs w:val="16"/>
+                <w:sz w:val="18"/>
+                <w:szCs w:val="18"/>
               </w:rPr>
               <w:t xml:space="preserve">RBF kernel; C ∈ {0.1, 1, 10}; γ ∈ {scale, 0.01, 0.1}</w:t>
             </w:r>
@@ -3943,8 +3984,8 @@
               <w:rPr>
                 <w:b w:val="false"/>
                 <w:bCs w:val="false"/>
-                <w:sz w:val="16"/>
-                <w:szCs w:val="16"/>
+                <w:sz w:val="18"/>
+                <w:szCs w:val="18"/>
               </w:rPr>
               <w:t xml:space="preserve">9</w:t>
             </w:r>
@@ -3982,8 +4023,8 @@
               <w:rPr>
                 <w:b w:val="false"/>
                 <w:bCs w:val="false"/>
-                <w:sz w:val="16"/>
-                <w:szCs w:val="16"/>
+                <w:sz w:val="18"/>
+                <w:szCs w:val="18"/>
               </w:rPr>
               <w:t xml:space="preserve">GBM</w:t>
             </w:r>
@@ -4015,8 +4056,8 @@
               <w:rPr>
                 <w:b w:val="false"/>
                 <w:bCs w:val="false"/>
-                <w:sz w:val="16"/>
-                <w:szCs w:val="16"/>
+                <w:sz w:val="18"/>
+                <w:szCs w:val="18"/>
               </w:rPr>
               <w:t xml:space="preserve">max_leaf_nodes ∈ {7, 15}; learning_rate ∈ {0.03, 0.1}; max_iter ∈ {100, 200}</w:t>
             </w:r>
@@ -4048,8 +4089,8 @@
               <w:rPr>
                 <w:b w:val="false"/>
                 <w:bCs w:val="false"/>
-                <w:sz w:val="16"/>
-                <w:szCs w:val="16"/>
+                <w:sz w:val="18"/>
+                <w:szCs w:val="18"/>
               </w:rPr>
               <w:t xml:space="preserve">8</w:t>
             </w:r>
@@ -4087,8 +4128,8 @@
               <w:rPr>
                 <w:b w:val="false"/>
                 <w:bCs w:val="false"/>
-                <w:sz w:val="16"/>
-                <w:szCs w:val="16"/>
+                <w:sz w:val="18"/>
+                <w:szCs w:val="18"/>
               </w:rPr>
               <w:t xml:space="preserve">MLP</w:t>
             </w:r>
@@ -4120,8 +4161,8 @@
               <w:rPr>
                 <w:b w:val="false"/>
                 <w:bCs w:val="false"/>
-                <w:sz w:val="16"/>
-                <w:szCs w:val="16"/>
+                <w:sz w:val="18"/>
+                <w:szCs w:val="18"/>
               </w:rPr>
               <w:t xml:space="preserve">hidden layers ∈ {(16), (32, 16)}; L2 penalty ∈ {0.001, 0.01}</w:t>
             </w:r>
@@ -4153,8 +4194,8 @@
               <w:rPr>
                 <w:b w:val="false"/>
                 <w:bCs w:val="false"/>
-                <w:sz w:val="16"/>
-                <w:szCs w:val="16"/>
+                <w:sz w:val="18"/>
+                <w:szCs w:val="18"/>
               </w:rPr>
               <w:t xml:space="preserve">4</w:t>
             </w:r>
@@ -4247,15 +4288,15 @@
         <w:rPr>
           <w:b/>
           <w:bCs/>
-          <w:sz w:val="17"/>
-          <w:szCs w:val="17"/>
+          <w:sz w:val="18"/>
+          <w:szCs w:val="18"/>
         </w:rPr>
         <w:t xml:space="preserve">Figure 1. </w:t>
       </w:r>
       <w:r>
         <w:rPr>
-          <w:sz w:val="17"/>
-          <w:szCs w:val="17"/>
+          <w:sz w:val="18"/>
+          <w:szCs w:val="18"/>
         </w:rPr>
         <w:t xml:space="preserve">Two-step screening system. The dangerous error is a sick patient sent home at Step 1.</w:t>
       </w:r>
@@ -4664,15 +4705,15 @@
         <w:rPr>
           <w:b/>
           <w:bCs/>
-          <w:sz w:val="17"/>
-          <w:szCs w:val="17"/>
+          <w:sz w:val="18"/>
+          <w:szCs w:val="18"/>
         </w:rPr>
         <w:t xml:space="preserve">Table 4. </w:t>
       </w:r>
       <w:r>
         <w:rPr>
-          <w:sz w:val="17"/>
-          <w:szCs w:val="17"/>
+          <w:sz w:val="18"/>
+          <w:szCs w:val="18"/>
         </w:rPr>
         <w:t xml:space="preserve">All methods on the 11 inputs (F_raw): mean ± sd over 30 outer folds, 80/20 hold-out accuracy, and other metrics (fold means). Best CV accuracy in bold. Source: results/table_main.csv, table_holdout.csv.</w:t>
       </w:r>
@@ -4691,14 +4732,14 @@
         </w:tblBorders>
       </w:tblPr>
       <w:tblGrid>
-        <w:gridCol w:w="2152"/>
-        <w:gridCol w:w="1201"/>
-        <w:gridCol w:w="851"/>
-        <w:gridCol w:w="801"/>
-        <w:gridCol w:w="650"/>
-        <w:gridCol w:w="650"/>
-        <w:gridCol w:w="650"/>
-        <w:gridCol w:w="1351"/>
+        <w:gridCol w:w="1787"/>
+        <w:gridCol w:w="1241"/>
+        <w:gridCol w:w="757"/>
+        <w:gridCol w:w="894"/>
+        <w:gridCol w:w="683"/>
+        <w:gridCol w:w="683"/>
+        <w:gridCol w:w="683"/>
+        <w:gridCol w:w="1578"/>
       </w:tblGrid>
       <w:tr>
         <w:trPr>
@@ -4707,7 +4748,7 @@
         </w:trPr>
         <w:tc>
           <w:tcPr>
-            <w:tcW w:type="dxa" w:w="2152"/>
+            <w:tcW w:type="dxa" w:w="1787"/>
             <w:tcBorders>
               <w:top w:val="single" w:color="000000" w:sz="4"/>
               <w:left w:val="none" w:color="FFFFFF" w:sz="0"/>
@@ -4731,8 +4772,8 @@
               <w:rPr>
                 <w:b/>
                 <w:bCs/>
-                <w:sz w:val="16"/>
-                <w:szCs w:val="16"/>
+                <w:sz w:val="18"/>
+                <w:szCs w:val="18"/>
               </w:rPr>
               <w:t xml:space="preserve">Method</w:t>
             </w:r>
@@ -4740,7 +4781,7 @@
         </w:tc>
         <w:tc>
           <w:tcPr>
-            <w:tcW w:type="dxa" w:w="1201"/>
+            <w:tcW w:type="dxa" w:w="1241"/>
             <w:tcBorders>
               <w:top w:val="single" w:color="000000" w:sz="4"/>
               <w:left w:val="none" w:color="FFFFFF" w:sz="0"/>
@@ -4764,8 +4805,8 @@
               <w:rPr>
                 <w:b/>
                 <w:bCs/>
-                <w:sz w:val="16"/>
-                <w:szCs w:val="16"/>
+                <w:sz w:val="18"/>
+                <w:szCs w:val="18"/>
               </w:rPr>
               <w:t xml:space="preserve">CV acc. (%)</w:t>
             </w:r>
@@ -4773,7 +4814,7 @@
         </w:tc>
         <w:tc>
           <w:tcPr>
-            <w:tcW w:type="dxa" w:w="851"/>
+            <w:tcW w:type="dxa" w:w="757"/>
             <w:tcBorders>
               <w:top w:val="single" w:color="000000" w:sz="4"/>
               <w:left w:val="none" w:color="FFFFFF" w:sz="0"/>
@@ -4797,8 +4838,8 @@
               <w:rPr>
                 <w:b/>
                 <w:bCs/>
-                <w:sz w:val="16"/>
-                <w:szCs w:val="16"/>
+                <w:sz w:val="18"/>
+                <w:szCs w:val="18"/>
               </w:rPr>
               <w:t xml:space="preserve">Hold-out (%)</w:t>
             </w:r>
@@ -4806,7 +4847,7 @@
         </w:tc>
         <w:tc>
           <w:tcPr>
-            <w:tcW w:type="dxa" w:w="801"/>
+            <w:tcW w:type="dxa" w:w="894"/>
             <w:tcBorders>
               <w:top w:val="single" w:color="000000" w:sz="4"/>
               <w:left w:val="none" w:color="FFFFFF" w:sz="0"/>
@@ -4830,8 +4871,8 @@
               <w:rPr>
                 <w:b/>
                 <w:bCs/>
-                <w:sz w:val="16"/>
-                <w:szCs w:val="16"/>
+                <w:sz w:val="18"/>
+                <w:szCs w:val="18"/>
               </w:rPr>
               <w:t xml:space="preserve">AUROC</w:t>
             </w:r>
@@ -4839,7 +4880,7 @@
         </w:tc>
         <w:tc>
           <w:tcPr>
-            <w:tcW w:type="dxa" w:w="650"/>
+            <w:tcW w:type="dxa" w:w="683"/>
             <w:tcBorders>
               <w:top w:val="single" w:color="000000" w:sz="4"/>
               <w:left w:val="none" w:color="FFFFFF" w:sz="0"/>
@@ -4863,8 +4904,8 @@
               <w:rPr>
                 <w:b/>
                 <w:bCs/>
-                <w:sz w:val="16"/>
-                <w:szCs w:val="16"/>
+                <w:sz w:val="18"/>
+                <w:szCs w:val="18"/>
               </w:rPr>
               <w:t xml:space="preserve">Sens.</w:t>
             </w:r>
@@ -4872,7 +4913,7 @@
         </w:tc>
         <w:tc>
           <w:tcPr>
-            <w:tcW w:type="dxa" w:w="650"/>
+            <w:tcW w:type="dxa" w:w="683"/>
             <w:tcBorders>
               <w:top w:val="single" w:color="000000" w:sz="4"/>
               <w:left w:val="none" w:color="FFFFFF" w:sz="0"/>
@@ -4896,8 +4937,8 @@
               <w:rPr>
                 <w:b/>
                 <w:bCs/>
-                <w:sz w:val="16"/>
-                <w:szCs w:val="16"/>
+                <w:sz w:val="18"/>
+                <w:szCs w:val="18"/>
               </w:rPr>
               <w:t xml:space="preserve">Spec.</w:t>
             </w:r>
@@ -4905,7 +4946,7 @@
         </w:tc>
         <w:tc>
           <w:tcPr>
-            <w:tcW w:type="dxa" w:w="650"/>
+            <w:tcW w:type="dxa" w:w="683"/>
             <w:tcBorders>
               <w:top w:val="single" w:color="000000" w:sz="4"/>
               <w:left w:val="none" w:color="FFFFFF" w:sz="0"/>
@@ -4929,8 +4970,8 @@
               <w:rPr>
                 <w:b/>
                 <w:bCs/>
-                <w:sz w:val="16"/>
-                <w:szCs w:val="16"/>
+                <w:sz w:val="18"/>
+                <w:szCs w:val="18"/>
               </w:rPr>
               <w:t xml:space="preserve">Brier</w:t>
             </w:r>
@@ -4938,7 +4979,7 @@
         </w:tc>
         <w:tc>
           <w:tcPr>
-            <w:tcW w:type="dxa" w:w="1351"/>
+            <w:tcW w:type="dxa" w:w="1578"/>
             <w:tcBorders>
               <w:top w:val="single" w:color="000000" w:sz="4"/>
               <w:left w:val="none" w:color="FFFFFF" w:sz="0"/>
@@ -4962,8 +5003,8 @@
               <w:rPr>
                 <w:b/>
                 <w:bCs/>
-                <w:sz w:val="16"/>
-                <w:szCs w:val="16"/>
+                <w:sz w:val="18"/>
+                <w:szCs w:val="18"/>
               </w:rPr>
               <w:t xml:space="preserve">ECE raw → cal.</w:t>
             </w:r>
@@ -4977,7 +5018,7 @@
         </w:trPr>
         <w:tc>
           <w:tcPr>
-            <w:tcW w:type="dxa" w:w="2152"/>
+            <w:tcW w:type="dxa" w:w="1787"/>
             <w:tcBorders>
               <w:top w:val="none" w:color="FFFFFF" w:sz="0"/>
               <w:left w:val="none" w:color="FFFFFF" w:sz="0"/>
@@ -5001,8 +5042,8 @@
               <w:rPr>
                 <w:b w:val="false"/>
                 <w:bCs w:val="false"/>
-                <w:sz w:val="16"/>
-                <w:szCs w:val="16"/>
+                <w:sz w:val="18"/>
+                <w:szCs w:val="18"/>
               </w:rPr>
               <w:t xml:space="preserve">Logistic regression</w:t>
             </w:r>
@@ -5010,32 +5051,32 @@
         </w:tc>
         <w:tc>
           <w:tcPr>
-            <w:tcW w:type="dxa" w:w="1201"/>
-            <w:tcBorders>
-              <w:top w:val="none" w:color="FFFFFF" w:sz="0"/>
-              <w:left w:val="none" w:color="FFFFFF" w:sz="0"/>
-              <w:bottom w:val="none" w:color="FFFFFF" w:sz="0"/>
-              <w:right w:val="none" w:color="FFFFFF" w:sz="0"/>
-            </w:tcBorders>
-            <w:tcMar>
-              <w:top w:type="dxa" w:w="55"/>
-              <w:left w:type="dxa" w:w="90"/>
-              <w:bottom w:type="dxa" w:w="55"/>
-              <w:right w:type="dxa" w:w="90"/>
-            </w:tcMar>
-          </w:tcPr>
-          <w:p>
-            <w:pPr>
-              <w:keepNext/>
-              <w:spacing w:after="0" w:line="240" w:lineRule="auto"/>
-              <w:jc w:val="center"/>
-            </w:pPr>
-            <w:r>
-              <w:rPr>
-                <w:b w:val="false"/>
-                <w:bCs w:val="false"/>
-                <w:sz w:val="16"/>
-                <w:szCs w:val="16"/>
+            <w:tcW w:type="dxa" w:w="1241"/>
+            <w:tcBorders>
+              <w:top w:val="none" w:color="FFFFFF" w:sz="0"/>
+              <w:left w:val="none" w:color="FFFFFF" w:sz="0"/>
+              <w:bottom w:val="none" w:color="FFFFFF" w:sz="0"/>
+              <w:right w:val="none" w:color="FFFFFF" w:sz="0"/>
+            </w:tcBorders>
+            <w:tcMar>
+              <w:top w:type="dxa" w:w="55"/>
+              <w:left w:type="dxa" w:w="90"/>
+              <w:bottom w:type="dxa" w:w="55"/>
+              <w:right w:type="dxa" w:w="90"/>
+            </w:tcMar>
+          </w:tcPr>
+          <w:p>
+            <w:pPr>
+              <w:keepNext/>
+              <w:spacing w:after="0" w:line="240" w:lineRule="auto"/>
+              <w:jc w:val="center"/>
+            </w:pPr>
+            <w:r>
+              <w:rPr>
+                <w:b w:val="false"/>
+                <w:bCs w:val="false"/>
+                <w:sz w:val="18"/>
+                <w:szCs w:val="18"/>
               </w:rPr>
               <w:t xml:space="preserve">86.42 ± 3.23</w:t>
             </w:r>
@@ -5043,32 +5084,32 @@
         </w:tc>
         <w:tc>
           <w:tcPr>
-            <w:tcW w:type="dxa" w:w="851"/>
-            <w:tcBorders>
-              <w:top w:val="none" w:color="FFFFFF" w:sz="0"/>
-              <w:left w:val="none" w:color="FFFFFF" w:sz="0"/>
-              <w:bottom w:val="none" w:color="FFFFFF" w:sz="0"/>
-              <w:right w:val="none" w:color="FFFFFF" w:sz="0"/>
-            </w:tcBorders>
-            <w:tcMar>
-              <w:top w:type="dxa" w:w="55"/>
-              <w:left w:type="dxa" w:w="90"/>
-              <w:bottom w:type="dxa" w:w="55"/>
-              <w:right w:type="dxa" w:w="90"/>
-            </w:tcMar>
-          </w:tcPr>
-          <w:p>
-            <w:pPr>
-              <w:keepNext/>
-              <w:spacing w:after="0" w:line="240" w:lineRule="auto"/>
-              <w:jc w:val="center"/>
-            </w:pPr>
-            <w:r>
-              <w:rPr>
-                <w:b w:val="false"/>
-                <w:bCs w:val="false"/>
-                <w:sz w:val="16"/>
-                <w:szCs w:val="16"/>
+            <w:tcW w:type="dxa" w:w="757"/>
+            <w:tcBorders>
+              <w:top w:val="none" w:color="FFFFFF" w:sz="0"/>
+              <w:left w:val="none" w:color="FFFFFF" w:sz="0"/>
+              <w:bottom w:val="none" w:color="FFFFFF" w:sz="0"/>
+              <w:right w:val="none" w:color="FFFFFF" w:sz="0"/>
+            </w:tcBorders>
+            <w:tcMar>
+              <w:top w:type="dxa" w:w="55"/>
+              <w:left w:type="dxa" w:w="90"/>
+              <w:bottom w:type="dxa" w:w="55"/>
+              <w:right w:type="dxa" w:w="90"/>
+            </w:tcMar>
+          </w:tcPr>
+          <w:p>
+            <w:pPr>
+              <w:keepNext/>
+              <w:spacing w:after="0" w:line="240" w:lineRule="auto"/>
+              <w:jc w:val="center"/>
+            </w:pPr>
+            <w:r>
+              <w:rPr>
+                <w:b w:val="false"/>
+                <w:bCs w:val="false"/>
+                <w:sz w:val="18"/>
+                <w:szCs w:val="18"/>
               </w:rPr>
               <w:t xml:space="preserve">89.13</w:t>
             </w:r>
@@ -5076,32 +5117,32 @@
         </w:tc>
         <w:tc>
           <w:tcPr>
-            <w:tcW w:type="dxa" w:w="801"/>
-            <w:tcBorders>
-              <w:top w:val="none" w:color="FFFFFF" w:sz="0"/>
-              <w:left w:val="none" w:color="FFFFFF" w:sz="0"/>
-              <w:bottom w:val="none" w:color="FFFFFF" w:sz="0"/>
-              <w:right w:val="none" w:color="FFFFFF" w:sz="0"/>
-            </w:tcBorders>
-            <w:tcMar>
-              <w:top w:type="dxa" w:w="55"/>
-              <w:left w:type="dxa" w:w="90"/>
-              <w:bottom w:type="dxa" w:w="55"/>
-              <w:right w:type="dxa" w:w="90"/>
-            </w:tcMar>
-          </w:tcPr>
-          <w:p>
-            <w:pPr>
-              <w:keepNext/>
-              <w:spacing w:after="0" w:line="240" w:lineRule="auto"/>
-              <w:jc w:val="center"/>
-            </w:pPr>
-            <w:r>
-              <w:rPr>
-                <w:b w:val="false"/>
-                <w:bCs w:val="false"/>
-                <w:sz w:val="16"/>
-                <w:szCs w:val="16"/>
+            <w:tcW w:type="dxa" w:w="894"/>
+            <w:tcBorders>
+              <w:top w:val="none" w:color="FFFFFF" w:sz="0"/>
+              <w:left w:val="none" w:color="FFFFFF" w:sz="0"/>
+              <w:bottom w:val="none" w:color="FFFFFF" w:sz="0"/>
+              <w:right w:val="none" w:color="FFFFFF" w:sz="0"/>
+            </w:tcBorders>
+            <w:tcMar>
+              <w:top w:type="dxa" w:w="55"/>
+              <w:left w:type="dxa" w:w="90"/>
+              <w:bottom w:type="dxa" w:w="55"/>
+              <w:right w:type="dxa" w:w="90"/>
+            </w:tcMar>
+          </w:tcPr>
+          <w:p>
+            <w:pPr>
+              <w:keepNext/>
+              <w:spacing w:after="0" w:line="240" w:lineRule="auto"/>
+              <w:jc w:val="center"/>
+            </w:pPr>
+            <w:r>
+              <w:rPr>
+                <w:b w:val="false"/>
+                <w:bCs w:val="false"/>
+                <w:sz w:val="18"/>
+                <w:szCs w:val="18"/>
               </w:rPr>
               <w:t xml:space="preserve">0.926</w:t>
             </w:r>
@@ -5109,32 +5150,32 @@
         </w:tc>
         <w:tc>
           <w:tcPr>
-            <w:tcW w:type="dxa" w:w="650"/>
-            <w:tcBorders>
-              <w:top w:val="none" w:color="FFFFFF" w:sz="0"/>
-              <w:left w:val="none" w:color="FFFFFF" w:sz="0"/>
-              <w:bottom w:val="none" w:color="FFFFFF" w:sz="0"/>
-              <w:right w:val="none" w:color="FFFFFF" w:sz="0"/>
-            </w:tcBorders>
-            <w:tcMar>
-              <w:top w:type="dxa" w:w="55"/>
-              <w:left w:type="dxa" w:w="90"/>
-              <w:bottom w:type="dxa" w:w="55"/>
-              <w:right w:type="dxa" w:w="90"/>
-            </w:tcMar>
-          </w:tcPr>
-          <w:p>
-            <w:pPr>
-              <w:keepNext/>
-              <w:spacing w:after="0" w:line="240" w:lineRule="auto"/>
-              <w:jc w:val="center"/>
-            </w:pPr>
-            <w:r>
-              <w:rPr>
-                <w:b w:val="false"/>
-                <w:bCs w:val="false"/>
-                <w:sz w:val="16"/>
-                <w:szCs w:val="16"/>
+            <w:tcW w:type="dxa" w:w="683"/>
+            <w:tcBorders>
+              <w:top w:val="none" w:color="FFFFFF" w:sz="0"/>
+              <w:left w:val="none" w:color="FFFFFF" w:sz="0"/>
+              <w:bottom w:val="none" w:color="FFFFFF" w:sz="0"/>
+              <w:right w:val="none" w:color="FFFFFF" w:sz="0"/>
+            </w:tcBorders>
+            <w:tcMar>
+              <w:top w:type="dxa" w:w="55"/>
+              <w:left w:type="dxa" w:w="90"/>
+              <w:bottom w:type="dxa" w:w="55"/>
+              <w:right w:type="dxa" w:w="90"/>
+            </w:tcMar>
+          </w:tcPr>
+          <w:p>
+            <w:pPr>
+              <w:keepNext/>
+              <w:spacing w:after="0" w:line="240" w:lineRule="auto"/>
+              <w:jc w:val="center"/>
+            </w:pPr>
+            <w:r>
+              <w:rPr>
+                <w:b w:val="false"/>
+                <w:bCs w:val="false"/>
+                <w:sz w:val="18"/>
+                <w:szCs w:val="18"/>
               </w:rPr>
               <w:t xml:space="preserve">0.894</w:t>
             </w:r>
@@ -5142,32 +5183,32 @@
         </w:tc>
         <w:tc>
           <w:tcPr>
-            <w:tcW w:type="dxa" w:w="650"/>
-            <w:tcBorders>
-              <w:top w:val="none" w:color="FFFFFF" w:sz="0"/>
-              <w:left w:val="none" w:color="FFFFFF" w:sz="0"/>
-              <w:bottom w:val="none" w:color="FFFFFF" w:sz="0"/>
-              <w:right w:val="none" w:color="FFFFFF" w:sz="0"/>
-            </w:tcBorders>
-            <w:tcMar>
-              <w:top w:type="dxa" w:w="55"/>
-              <w:left w:type="dxa" w:w="90"/>
-              <w:bottom w:type="dxa" w:w="55"/>
-              <w:right w:type="dxa" w:w="90"/>
-            </w:tcMar>
-          </w:tcPr>
-          <w:p>
-            <w:pPr>
-              <w:keepNext/>
-              <w:spacing w:after="0" w:line="240" w:lineRule="auto"/>
-              <w:jc w:val="center"/>
-            </w:pPr>
-            <w:r>
-              <w:rPr>
-                <w:b w:val="false"/>
-                <w:bCs w:val="false"/>
-                <w:sz w:val="16"/>
-                <w:szCs w:val="16"/>
+            <w:tcW w:type="dxa" w:w="683"/>
+            <w:tcBorders>
+              <w:top w:val="none" w:color="FFFFFF" w:sz="0"/>
+              <w:left w:val="none" w:color="FFFFFF" w:sz="0"/>
+              <w:bottom w:val="none" w:color="FFFFFF" w:sz="0"/>
+              <w:right w:val="none" w:color="FFFFFF" w:sz="0"/>
+            </w:tcBorders>
+            <w:tcMar>
+              <w:top w:type="dxa" w:w="55"/>
+              <w:left w:type="dxa" w:w="90"/>
+              <w:bottom w:type="dxa" w:w="55"/>
+              <w:right w:type="dxa" w:w="90"/>
+            </w:tcMar>
+          </w:tcPr>
+          <w:p>
+            <w:pPr>
+              <w:keepNext/>
+              <w:spacing w:after="0" w:line="240" w:lineRule="auto"/>
+              <w:jc w:val="center"/>
+            </w:pPr>
+            <w:r>
+              <w:rPr>
+                <w:b w:val="false"/>
+                <w:bCs w:val="false"/>
+                <w:sz w:val="18"/>
+                <w:szCs w:val="18"/>
               </w:rPr>
               <w:t xml:space="preserve">0.827</w:t>
             </w:r>
@@ -5175,32 +5216,32 @@
         </w:tc>
         <w:tc>
           <w:tcPr>
-            <w:tcW w:type="dxa" w:w="650"/>
-            <w:tcBorders>
-              <w:top w:val="none" w:color="FFFFFF" w:sz="0"/>
-              <w:left w:val="none" w:color="FFFFFF" w:sz="0"/>
-              <w:bottom w:val="none" w:color="FFFFFF" w:sz="0"/>
-              <w:right w:val="none" w:color="FFFFFF" w:sz="0"/>
-            </w:tcBorders>
-            <w:tcMar>
-              <w:top w:type="dxa" w:w="55"/>
-              <w:left w:type="dxa" w:w="90"/>
-              <w:bottom w:type="dxa" w:w="55"/>
-              <w:right w:type="dxa" w:w="90"/>
-            </w:tcMar>
-          </w:tcPr>
-          <w:p>
-            <w:pPr>
-              <w:keepNext/>
-              <w:spacing w:after="0" w:line="240" w:lineRule="auto"/>
-              <w:jc w:val="center"/>
-            </w:pPr>
-            <w:r>
-              <w:rPr>
-                <w:b w:val="false"/>
-                <w:bCs w:val="false"/>
-                <w:sz w:val="16"/>
-                <w:szCs w:val="16"/>
+            <w:tcW w:type="dxa" w:w="683"/>
+            <w:tcBorders>
+              <w:top w:val="none" w:color="FFFFFF" w:sz="0"/>
+              <w:left w:val="none" w:color="FFFFFF" w:sz="0"/>
+              <w:bottom w:val="none" w:color="FFFFFF" w:sz="0"/>
+              <w:right w:val="none" w:color="FFFFFF" w:sz="0"/>
+            </w:tcBorders>
+            <w:tcMar>
+              <w:top w:type="dxa" w:w="55"/>
+              <w:left w:type="dxa" w:w="90"/>
+              <w:bottom w:type="dxa" w:w="55"/>
+              <w:right w:type="dxa" w:w="90"/>
+            </w:tcMar>
+          </w:tcPr>
+          <w:p>
+            <w:pPr>
+              <w:keepNext/>
+              <w:spacing w:after="0" w:line="240" w:lineRule="auto"/>
+              <w:jc w:val="center"/>
+            </w:pPr>
+            <w:r>
+              <w:rPr>
+                <w:b w:val="false"/>
+                <w:bCs w:val="false"/>
+                <w:sz w:val="18"/>
+                <w:szCs w:val="18"/>
               </w:rPr>
               <w:t xml:space="preserve">0.105</w:t>
             </w:r>
@@ -5208,32 +5249,32 @@
         </w:tc>
         <w:tc>
           <w:tcPr>
-            <w:tcW w:type="dxa" w:w="1351"/>
-            <w:tcBorders>
-              <w:top w:val="none" w:color="FFFFFF" w:sz="0"/>
-              <w:left w:val="none" w:color="FFFFFF" w:sz="0"/>
-              <w:bottom w:val="none" w:color="FFFFFF" w:sz="0"/>
-              <w:right w:val="none" w:color="FFFFFF" w:sz="0"/>
-            </w:tcBorders>
-            <w:tcMar>
-              <w:top w:type="dxa" w:w="55"/>
-              <w:left w:type="dxa" w:w="90"/>
-              <w:bottom w:type="dxa" w:w="55"/>
-              <w:right w:type="dxa" w:w="90"/>
-            </w:tcMar>
-          </w:tcPr>
-          <w:p>
-            <w:pPr>
-              <w:keepNext/>
-              <w:spacing w:after="0" w:line="240" w:lineRule="auto"/>
-              <w:jc w:val="center"/>
-            </w:pPr>
-            <w:r>
-              <w:rPr>
-                <w:b w:val="false"/>
-                <w:bCs w:val="false"/>
-                <w:sz w:val="16"/>
-                <w:szCs w:val="16"/>
+            <w:tcW w:type="dxa" w:w="1578"/>
+            <w:tcBorders>
+              <w:top w:val="none" w:color="FFFFFF" w:sz="0"/>
+              <w:left w:val="none" w:color="FFFFFF" w:sz="0"/>
+              <w:bottom w:val="none" w:color="FFFFFF" w:sz="0"/>
+              <w:right w:val="none" w:color="FFFFFF" w:sz="0"/>
+            </w:tcBorders>
+            <w:tcMar>
+              <w:top w:type="dxa" w:w="55"/>
+              <w:left w:type="dxa" w:w="90"/>
+              <w:bottom w:type="dxa" w:w="55"/>
+              <w:right w:type="dxa" w:w="90"/>
+            </w:tcMar>
+          </w:tcPr>
+          <w:p>
+            <w:pPr>
+              <w:keepNext/>
+              <w:spacing w:after="0" w:line="240" w:lineRule="auto"/>
+              <w:jc w:val="center"/>
+            </w:pPr>
+            <w:r>
+              <w:rPr>
+                <w:b w:val="false"/>
+                <w:bCs w:val="false"/>
+                <w:sz w:val="18"/>
+                <w:szCs w:val="18"/>
               </w:rPr>
               <w:t xml:space="preserve">0.023 → 0.012</w:t>
             </w:r>
@@ -5247,7 +5288,7 @@
         </w:trPr>
         <w:tc>
           <w:tcPr>
-            <w:tcW w:type="dxa" w:w="2152"/>
+            <w:tcW w:type="dxa" w:w="1787"/>
             <w:tcBorders>
               <w:top w:val="none" w:color="FFFFFF" w:sz="0"/>
               <w:left w:val="none" w:color="FFFFFF" w:sz="0"/>
@@ -5271,8 +5312,8 @@
               <w:rPr>
                 <w:b w:val="false"/>
                 <w:bCs w:val="false"/>
-                <w:sz w:val="16"/>
-                <w:szCs w:val="16"/>
+                <w:sz w:val="18"/>
+                <w:szCs w:val="18"/>
               </w:rPr>
               <w:t xml:space="preserve">Decision tree</w:t>
             </w:r>
@@ -5280,32 +5321,32 @@
         </w:tc>
         <w:tc>
           <w:tcPr>
-            <w:tcW w:type="dxa" w:w="1201"/>
-            <w:tcBorders>
-              <w:top w:val="none" w:color="FFFFFF" w:sz="0"/>
-              <w:left w:val="none" w:color="FFFFFF" w:sz="0"/>
-              <w:bottom w:val="none" w:color="FFFFFF" w:sz="0"/>
-              <w:right w:val="none" w:color="FFFFFF" w:sz="0"/>
-            </w:tcBorders>
-            <w:tcMar>
-              <w:top w:type="dxa" w:w="55"/>
-              <w:left w:type="dxa" w:w="90"/>
-              <w:bottom w:type="dxa" w:w="55"/>
-              <w:right w:type="dxa" w:w="90"/>
-            </w:tcMar>
-          </w:tcPr>
-          <w:p>
-            <w:pPr>
-              <w:keepNext/>
-              <w:spacing w:after="0" w:line="240" w:lineRule="auto"/>
-              <w:jc w:val="center"/>
-            </w:pPr>
-            <w:r>
-              <w:rPr>
-                <w:b w:val="false"/>
-                <w:bCs w:val="false"/>
-                <w:sz w:val="16"/>
-                <w:szCs w:val="16"/>
+            <w:tcW w:type="dxa" w:w="1241"/>
+            <w:tcBorders>
+              <w:top w:val="none" w:color="FFFFFF" w:sz="0"/>
+              <w:left w:val="none" w:color="FFFFFF" w:sz="0"/>
+              <w:bottom w:val="none" w:color="FFFFFF" w:sz="0"/>
+              <w:right w:val="none" w:color="FFFFFF" w:sz="0"/>
+            </w:tcBorders>
+            <w:tcMar>
+              <w:top w:type="dxa" w:w="55"/>
+              <w:left w:type="dxa" w:w="90"/>
+              <w:bottom w:type="dxa" w:w="55"/>
+              <w:right w:type="dxa" w:w="90"/>
+            </w:tcMar>
+          </w:tcPr>
+          <w:p>
+            <w:pPr>
+              <w:keepNext/>
+              <w:spacing w:after="0" w:line="240" w:lineRule="auto"/>
+              <w:jc w:val="center"/>
+            </w:pPr>
+            <w:r>
+              <w:rPr>
+                <w:b w:val="false"/>
+                <w:bCs w:val="false"/>
+                <w:sz w:val="18"/>
+                <w:szCs w:val="18"/>
               </w:rPr>
               <w:t xml:space="preserve">83.98 ± 3.28</w:t>
             </w:r>
@@ -5313,32 +5354,32 @@
         </w:tc>
         <w:tc>
           <w:tcPr>
-            <w:tcW w:type="dxa" w:w="851"/>
-            <w:tcBorders>
-              <w:top w:val="none" w:color="FFFFFF" w:sz="0"/>
-              <w:left w:val="none" w:color="FFFFFF" w:sz="0"/>
-              <w:bottom w:val="none" w:color="FFFFFF" w:sz="0"/>
-              <w:right w:val="none" w:color="FFFFFF" w:sz="0"/>
-            </w:tcBorders>
-            <w:tcMar>
-              <w:top w:type="dxa" w:w="55"/>
-              <w:left w:type="dxa" w:w="90"/>
-              <w:bottom w:type="dxa" w:w="55"/>
-              <w:right w:type="dxa" w:w="90"/>
-            </w:tcMar>
-          </w:tcPr>
-          <w:p>
-            <w:pPr>
-              <w:keepNext/>
-              <w:spacing w:after="0" w:line="240" w:lineRule="auto"/>
-              <w:jc w:val="center"/>
-            </w:pPr>
-            <w:r>
-              <w:rPr>
-                <w:b w:val="false"/>
-                <w:bCs w:val="false"/>
-                <w:sz w:val="16"/>
-                <w:szCs w:val="16"/>
+            <w:tcW w:type="dxa" w:w="757"/>
+            <w:tcBorders>
+              <w:top w:val="none" w:color="FFFFFF" w:sz="0"/>
+              <w:left w:val="none" w:color="FFFFFF" w:sz="0"/>
+              <w:bottom w:val="none" w:color="FFFFFF" w:sz="0"/>
+              <w:right w:val="none" w:color="FFFFFF" w:sz="0"/>
+            </w:tcBorders>
+            <w:tcMar>
+              <w:top w:type="dxa" w:w="55"/>
+              <w:left w:type="dxa" w:w="90"/>
+              <w:bottom w:type="dxa" w:w="55"/>
+              <w:right w:type="dxa" w:w="90"/>
+            </w:tcMar>
+          </w:tcPr>
+          <w:p>
+            <w:pPr>
+              <w:keepNext/>
+              <w:spacing w:after="0" w:line="240" w:lineRule="auto"/>
+              <w:jc w:val="center"/>
+            </w:pPr>
+            <w:r>
+              <w:rPr>
+                <w:b w:val="false"/>
+                <w:bCs w:val="false"/>
+                <w:sz w:val="18"/>
+                <w:szCs w:val="18"/>
               </w:rPr>
               <w:t xml:space="preserve">78.80</w:t>
             </w:r>
@@ -5346,32 +5387,32 @@
         </w:tc>
         <w:tc>
           <w:tcPr>
-            <w:tcW w:type="dxa" w:w="801"/>
-            <w:tcBorders>
-              <w:top w:val="none" w:color="FFFFFF" w:sz="0"/>
-              <w:left w:val="none" w:color="FFFFFF" w:sz="0"/>
-              <w:bottom w:val="none" w:color="FFFFFF" w:sz="0"/>
-              <w:right w:val="none" w:color="FFFFFF" w:sz="0"/>
-            </w:tcBorders>
-            <w:tcMar>
-              <w:top w:type="dxa" w:w="55"/>
-              <w:left w:type="dxa" w:w="90"/>
-              <w:bottom w:type="dxa" w:w="55"/>
-              <w:right w:type="dxa" w:w="90"/>
-            </w:tcMar>
-          </w:tcPr>
-          <w:p>
-            <w:pPr>
-              <w:keepNext/>
-              <w:spacing w:after="0" w:line="240" w:lineRule="auto"/>
-              <w:jc w:val="center"/>
-            </w:pPr>
-            <w:r>
-              <w:rPr>
-                <w:b w:val="false"/>
-                <w:bCs w:val="false"/>
-                <w:sz w:val="16"/>
-                <w:szCs w:val="16"/>
+            <w:tcW w:type="dxa" w:w="894"/>
+            <w:tcBorders>
+              <w:top w:val="none" w:color="FFFFFF" w:sz="0"/>
+              <w:left w:val="none" w:color="FFFFFF" w:sz="0"/>
+              <w:bottom w:val="none" w:color="FFFFFF" w:sz="0"/>
+              <w:right w:val="none" w:color="FFFFFF" w:sz="0"/>
+            </w:tcBorders>
+            <w:tcMar>
+              <w:top w:type="dxa" w:w="55"/>
+              <w:left w:type="dxa" w:w="90"/>
+              <w:bottom w:type="dxa" w:w="55"/>
+              <w:right w:type="dxa" w:w="90"/>
+            </w:tcMar>
+          </w:tcPr>
+          <w:p>
+            <w:pPr>
+              <w:keepNext/>
+              <w:spacing w:after="0" w:line="240" w:lineRule="auto"/>
+              <w:jc w:val="center"/>
+            </w:pPr>
+            <w:r>
+              <w:rPr>
+                <w:b w:val="false"/>
+                <w:bCs w:val="false"/>
+                <w:sz w:val="18"/>
+                <w:szCs w:val="18"/>
               </w:rPr>
               <w:t xml:space="preserve">0.898</w:t>
             </w:r>
@@ -5379,32 +5420,32 @@
         </w:tc>
         <w:tc>
           <w:tcPr>
-            <w:tcW w:type="dxa" w:w="650"/>
-            <w:tcBorders>
-              <w:top w:val="none" w:color="FFFFFF" w:sz="0"/>
-              <w:left w:val="none" w:color="FFFFFF" w:sz="0"/>
-              <w:bottom w:val="none" w:color="FFFFFF" w:sz="0"/>
-              <w:right w:val="none" w:color="FFFFFF" w:sz="0"/>
-            </w:tcBorders>
-            <w:tcMar>
-              <w:top w:type="dxa" w:w="55"/>
-              <w:left w:type="dxa" w:w="90"/>
-              <w:bottom w:type="dxa" w:w="55"/>
-              <w:right w:type="dxa" w:w="90"/>
-            </w:tcMar>
-          </w:tcPr>
-          <w:p>
-            <w:pPr>
-              <w:keepNext/>
-              <w:spacing w:after="0" w:line="240" w:lineRule="auto"/>
-              <w:jc w:val="center"/>
-            </w:pPr>
-            <w:r>
-              <w:rPr>
-                <w:b w:val="false"/>
-                <w:bCs w:val="false"/>
-                <w:sz w:val="16"/>
-                <w:szCs w:val="16"/>
+            <w:tcW w:type="dxa" w:w="683"/>
+            <w:tcBorders>
+              <w:top w:val="none" w:color="FFFFFF" w:sz="0"/>
+              <w:left w:val="none" w:color="FFFFFF" w:sz="0"/>
+              <w:bottom w:val="none" w:color="FFFFFF" w:sz="0"/>
+              <w:right w:val="none" w:color="FFFFFF" w:sz="0"/>
+            </w:tcBorders>
+            <w:tcMar>
+              <w:top w:type="dxa" w:w="55"/>
+              <w:left w:type="dxa" w:w="90"/>
+              <w:bottom w:type="dxa" w:w="55"/>
+              <w:right w:type="dxa" w:w="90"/>
+            </w:tcMar>
+          </w:tcPr>
+          <w:p>
+            <w:pPr>
+              <w:keepNext/>
+              <w:spacing w:after="0" w:line="240" w:lineRule="auto"/>
+              <w:jc w:val="center"/>
+            </w:pPr>
+            <w:r>
+              <w:rPr>
+                <w:b w:val="false"/>
+                <w:bCs w:val="false"/>
+                <w:sz w:val="18"/>
+                <w:szCs w:val="18"/>
               </w:rPr>
               <w:t xml:space="preserve">0.867</w:t>
             </w:r>
@@ -5412,32 +5453,32 @@
         </w:tc>
         <w:tc>
           <w:tcPr>
-            <w:tcW w:type="dxa" w:w="650"/>
-            <w:tcBorders>
-              <w:top w:val="none" w:color="FFFFFF" w:sz="0"/>
-              <w:left w:val="none" w:color="FFFFFF" w:sz="0"/>
-              <w:bottom w:val="none" w:color="FFFFFF" w:sz="0"/>
-              <w:right w:val="none" w:color="FFFFFF" w:sz="0"/>
-            </w:tcBorders>
-            <w:tcMar>
-              <w:top w:type="dxa" w:w="55"/>
-              <w:left w:type="dxa" w:w="90"/>
-              <w:bottom w:type="dxa" w:w="55"/>
-              <w:right w:type="dxa" w:w="90"/>
-            </w:tcMar>
-          </w:tcPr>
-          <w:p>
-            <w:pPr>
-              <w:keepNext/>
-              <w:spacing w:after="0" w:line="240" w:lineRule="auto"/>
-              <w:jc w:val="center"/>
-            </w:pPr>
-            <w:r>
-              <w:rPr>
-                <w:b w:val="false"/>
-                <w:bCs w:val="false"/>
-                <w:sz w:val="16"/>
-                <w:szCs w:val="16"/>
+            <w:tcW w:type="dxa" w:w="683"/>
+            <w:tcBorders>
+              <w:top w:val="none" w:color="FFFFFF" w:sz="0"/>
+              <w:left w:val="none" w:color="FFFFFF" w:sz="0"/>
+              <w:bottom w:val="none" w:color="FFFFFF" w:sz="0"/>
+              <w:right w:val="none" w:color="FFFFFF" w:sz="0"/>
+            </w:tcBorders>
+            <w:tcMar>
+              <w:top w:type="dxa" w:w="55"/>
+              <w:left w:type="dxa" w:w="90"/>
+              <w:bottom w:type="dxa" w:w="55"/>
+              <w:right w:type="dxa" w:w="90"/>
+            </w:tcMar>
+          </w:tcPr>
+          <w:p>
+            <w:pPr>
+              <w:keepNext/>
+              <w:spacing w:after="0" w:line="240" w:lineRule="auto"/>
+              <w:jc w:val="center"/>
+            </w:pPr>
+            <w:r>
+              <w:rPr>
+                <w:b w:val="false"/>
+                <w:bCs w:val="false"/>
+                <w:sz w:val="18"/>
+                <w:szCs w:val="18"/>
               </w:rPr>
               <w:t xml:space="preserve">0.807</w:t>
             </w:r>
@@ -5445,32 +5486,32 @@
         </w:tc>
         <w:tc>
           <w:tcPr>
-            <w:tcW w:type="dxa" w:w="650"/>
-            <w:tcBorders>
-              <w:top w:val="none" w:color="FFFFFF" w:sz="0"/>
-              <w:left w:val="none" w:color="FFFFFF" w:sz="0"/>
-              <w:bottom w:val="none" w:color="FFFFFF" w:sz="0"/>
-              <w:right w:val="none" w:color="FFFFFF" w:sz="0"/>
-            </w:tcBorders>
-            <w:tcMar>
-              <w:top w:type="dxa" w:w="55"/>
-              <w:left w:type="dxa" w:w="90"/>
-              <w:bottom w:type="dxa" w:w="55"/>
-              <w:right w:type="dxa" w:w="90"/>
-            </w:tcMar>
-          </w:tcPr>
-          <w:p>
-            <w:pPr>
-              <w:keepNext/>
-              <w:spacing w:after="0" w:line="240" w:lineRule="auto"/>
-              <w:jc w:val="center"/>
-            </w:pPr>
-            <w:r>
-              <w:rPr>
-                <w:b w:val="false"/>
-                <w:bCs w:val="false"/>
-                <w:sz w:val="16"/>
-                <w:szCs w:val="16"/>
+            <w:tcW w:type="dxa" w:w="683"/>
+            <w:tcBorders>
+              <w:top w:val="none" w:color="FFFFFF" w:sz="0"/>
+              <w:left w:val="none" w:color="FFFFFF" w:sz="0"/>
+              <w:bottom w:val="none" w:color="FFFFFF" w:sz="0"/>
+              <w:right w:val="none" w:color="FFFFFF" w:sz="0"/>
+            </w:tcBorders>
+            <w:tcMar>
+              <w:top w:type="dxa" w:w="55"/>
+              <w:left w:type="dxa" w:w="90"/>
+              <w:bottom w:type="dxa" w:w="55"/>
+              <w:right w:type="dxa" w:w="90"/>
+            </w:tcMar>
+          </w:tcPr>
+          <w:p>
+            <w:pPr>
+              <w:keepNext/>
+              <w:spacing w:after="0" w:line="240" w:lineRule="auto"/>
+              <w:jc w:val="center"/>
+            </w:pPr>
+            <w:r>
+              <w:rPr>
+                <w:b w:val="false"/>
+                <w:bCs w:val="false"/>
+                <w:sz w:val="18"/>
+                <w:szCs w:val="18"/>
               </w:rPr>
               <w:t xml:space="preserve">0.122</w:t>
             </w:r>
@@ -5478,32 +5519,32 @@
         </w:tc>
         <w:tc>
           <w:tcPr>
-            <w:tcW w:type="dxa" w:w="1351"/>
-            <w:tcBorders>
-              <w:top w:val="none" w:color="FFFFFF" w:sz="0"/>
-              <w:left w:val="none" w:color="FFFFFF" w:sz="0"/>
-              <w:bottom w:val="none" w:color="FFFFFF" w:sz="0"/>
-              <w:right w:val="none" w:color="FFFFFF" w:sz="0"/>
-            </w:tcBorders>
-            <w:tcMar>
-              <w:top w:type="dxa" w:w="55"/>
-              <w:left w:type="dxa" w:w="90"/>
-              <w:bottom w:type="dxa" w:w="55"/>
-              <w:right w:type="dxa" w:w="90"/>
-            </w:tcMar>
-          </w:tcPr>
-          <w:p>
-            <w:pPr>
-              <w:keepNext/>
-              <w:spacing w:after="0" w:line="240" w:lineRule="auto"/>
-              <w:jc w:val="center"/>
-            </w:pPr>
-            <w:r>
-              <w:rPr>
-                <w:b w:val="false"/>
-                <w:bCs w:val="false"/>
-                <w:sz w:val="16"/>
-                <w:szCs w:val="16"/>
+            <w:tcW w:type="dxa" w:w="1578"/>
+            <w:tcBorders>
+              <w:top w:val="none" w:color="FFFFFF" w:sz="0"/>
+              <w:left w:val="none" w:color="FFFFFF" w:sz="0"/>
+              <w:bottom w:val="none" w:color="FFFFFF" w:sz="0"/>
+              <w:right w:val="none" w:color="FFFFFF" w:sz="0"/>
+            </w:tcBorders>
+            <w:tcMar>
+              <w:top w:type="dxa" w:w="55"/>
+              <w:left w:type="dxa" w:w="90"/>
+              <w:bottom w:type="dxa" w:w="55"/>
+              <w:right w:type="dxa" w:w="90"/>
+            </w:tcMar>
+          </w:tcPr>
+          <w:p>
+            <w:pPr>
+              <w:keepNext/>
+              <w:spacing w:after="0" w:line="240" w:lineRule="auto"/>
+              <w:jc w:val="center"/>
+            </w:pPr>
+            <w:r>
+              <w:rPr>
+                <w:b w:val="false"/>
+                <w:bCs w:val="false"/>
+                <w:sz w:val="18"/>
+                <w:szCs w:val="18"/>
               </w:rPr>
               <w:t xml:space="preserve">0.045 → 0.047</w:t>
             </w:r>
@@ -5517,7 +5558,7 @@
         </w:trPr>
         <w:tc>
           <w:tcPr>
-            <w:tcW w:type="dxa" w:w="2152"/>
+            <w:tcW w:type="dxa" w:w="1787"/>
             <w:tcBorders>
               <w:top w:val="none" w:color="FFFFFF" w:sz="0"/>
               <w:left w:val="none" w:color="FFFFFF" w:sz="0"/>
@@ -5541,8 +5582,8 @@
               <w:rPr>
                 <w:b w:val="false"/>
                 <w:bCs w:val="false"/>
-                <w:sz w:val="16"/>
-                <w:szCs w:val="16"/>
+                <w:sz w:val="18"/>
+                <w:szCs w:val="18"/>
               </w:rPr>
               <w:t xml:space="preserve">Random forest</w:t>
             </w:r>
@@ -5550,32 +5591,32 @@
         </w:tc>
         <w:tc>
           <w:tcPr>
-            <w:tcW w:type="dxa" w:w="1201"/>
-            <w:tcBorders>
-              <w:top w:val="none" w:color="FFFFFF" w:sz="0"/>
-              <w:left w:val="none" w:color="FFFFFF" w:sz="0"/>
-              <w:bottom w:val="none" w:color="FFFFFF" w:sz="0"/>
-              <w:right w:val="none" w:color="FFFFFF" w:sz="0"/>
-            </w:tcBorders>
-            <w:tcMar>
-              <w:top w:type="dxa" w:w="55"/>
-              <w:left w:type="dxa" w:w="90"/>
-              <w:bottom w:type="dxa" w:w="55"/>
-              <w:right w:type="dxa" w:w="90"/>
-            </w:tcMar>
-          </w:tcPr>
-          <w:p>
-            <w:pPr>
-              <w:keepNext/>
-              <w:spacing w:after="0" w:line="240" w:lineRule="auto"/>
-              <w:jc w:val="center"/>
-            </w:pPr>
-            <w:r>
-              <w:rPr>
-                <w:b w:val="false"/>
-                <w:bCs w:val="false"/>
-                <w:sz w:val="16"/>
-                <w:szCs w:val="16"/>
+            <w:tcW w:type="dxa" w:w="1241"/>
+            <w:tcBorders>
+              <w:top w:val="none" w:color="FFFFFF" w:sz="0"/>
+              <w:left w:val="none" w:color="FFFFFF" w:sz="0"/>
+              <w:bottom w:val="none" w:color="FFFFFF" w:sz="0"/>
+              <w:right w:val="none" w:color="FFFFFF" w:sz="0"/>
+            </w:tcBorders>
+            <w:tcMar>
+              <w:top w:type="dxa" w:w="55"/>
+              <w:left w:type="dxa" w:w="90"/>
+              <w:bottom w:type="dxa" w:w="55"/>
+              <w:right w:type="dxa" w:w="90"/>
+            </w:tcMar>
+          </w:tcPr>
+          <w:p>
+            <w:pPr>
+              <w:keepNext/>
+              <w:spacing w:after="0" w:line="240" w:lineRule="auto"/>
+              <w:jc w:val="center"/>
+            </w:pPr>
+            <w:r>
+              <w:rPr>
+                <w:b w:val="false"/>
+                <w:bCs w:val="false"/>
+                <w:sz w:val="18"/>
+                <w:szCs w:val="18"/>
               </w:rPr>
               <w:t xml:space="preserve">87.43 ± 3.54</w:t>
             </w:r>
@@ -5583,32 +5624,32 @@
         </w:tc>
         <w:tc>
           <w:tcPr>
-            <w:tcW w:type="dxa" w:w="851"/>
-            <w:tcBorders>
-              <w:top w:val="none" w:color="FFFFFF" w:sz="0"/>
-              <w:left w:val="none" w:color="FFFFFF" w:sz="0"/>
-              <w:bottom w:val="none" w:color="FFFFFF" w:sz="0"/>
-              <w:right w:val="none" w:color="FFFFFF" w:sz="0"/>
-            </w:tcBorders>
-            <w:tcMar>
-              <w:top w:type="dxa" w:w="55"/>
-              <w:left w:type="dxa" w:w="90"/>
-              <w:bottom w:type="dxa" w:w="55"/>
-              <w:right w:type="dxa" w:w="90"/>
-            </w:tcMar>
-          </w:tcPr>
-          <w:p>
-            <w:pPr>
-              <w:keepNext/>
-              <w:spacing w:after="0" w:line="240" w:lineRule="auto"/>
-              <w:jc w:val="center"/>
-            </w:pPr>
-            <w:r>
-              <w:rPr>
-                <w:b w:val="false"/>
-                <w:bCs w:val="false"/>
-                <w:sz w:val="16"/>
-                <w:szCs w:val="16"/>
+            <w:tcW w:type="dxa" w:w="757"/>
+            <w:tcBorders>
+              <w:top w:val="none" w:color="FFFFFF" w:sz="0"/>
+              <w:left w:val="none" w:color="FFFFFF" w:sz="0"/>
+              <w:bottom w:val="none" w:color="FFFFFF" w:sz="0"/>
+              <w:right w:val="none" w:color="FFFFFF" w:sz="0"/>
+            </w:tcBorders>
+            <w:tcMar>
+              <w:top w:type="dxa" w:w="55"/>
+              <w:left w:type="dxa" w:w="90"/>
+              <w:bottom w:type="dxa" w:w="55"/>
+              <w:right w:type="dxa" w:w="90"/>
+            </w:tcMar>
+          </w:tcPr>
+          <w:p>
+            <w:pPr>
+              <w:keepNext/>
+              <w:spacing w:after="0" w:line="240" w:lineRule="auto"/>
+              <w:jc w:val="center"/>
+            </w:pPr>
+            <w:r>
+              <w:rPr>
+                <w:b w:val="false"/>
+                <w:bCs w:val="false"/>
+                <w:sz w:val="18"/>
+                <w:szCs w:val="18"/>
               </w:rPr>
               <w:t xml:space="preserve">90.22</w:t>
             </w:r>
@@ -5616,32 +5657,32 @@
         </w:tc>
         <w:tc>
           <w:tcPr>
-            <w:tcW w:type="dxa" w:w="801"/>
-            <w:tcBorders>
-              <w:top w:val="none" w:color="FFFFFF" w:sz="0"/>
-              <w:left w:val="none" w:color="FFFFFF" w:sz="0"/>
-              <w:bottom w:val="none" w:color="FFFFFF" w:sz="0"/>
-              <w:right w:val="none" w:color="FFFFFF" w:sz="0"/>
-            </w:tcBorders>
-            <w:tcMar>
-              <w:top w:type="dxa" w:w="55"/>
-              <w:left w:type="dxa" w:w="90"/>
-              <w:bottom w:type="dxa" w:w="55"/>
-              <w:right w:type="dxa" w:w="90"/>
-            </w:tcMar>
-          </w:tcPr>
-          <w:p>
-            <w:pPr>
-              <w:keepNext/>
-              <w:spacing w:after="0" w:line="240" w:lineRule="auto"/>
-              <w:jc w:val="center"/>
-            </w:pPr>
-            <w:r>
-              <w:rPr>
-                <w:b w:val="false"/>
-                <w:bCs w:val="false"/>
-                <w:sz w:val="16"/>
-                <w:szCs w:val="16"/>
+            <w:tcW w:type="dxa" w:w="894"/>
+            <w:tcBorders>
+              <w:top w:val="none" w:color="FFFFFF" w:sz="0"/>
+              <w:left w:val="none" w:color="FFFFFF" w:sz="0"/>
+              <w:bottom w:val="none" w:color="FFFFFF" w:sz="0"/>
+              <w:right w:val="none" w:color="FFFFFF" w:sz="0"/>
+            </w:tcBorders>
+            <w:tcMar>
+              <w:top w:type="dxa" w:w="55"/>
+              <w:left w:type="dxa" w:w="90"/>
+              <w:bottom w:type="dxa" w:w="55"/>
+              <w:right w:type="dxa" w:w="90"/>
+            </w:tcMar>
+          </w:tcPr>
+          <w:p>
+            <w:pPr>
+              <w:keepNext/>
+              <w:spacing w:after="0" w:line="240" w:lineRule="auto"/>
+              <w:jc w:val="center"/>
+            </w:pPr>
+            <w:r>
+              <w:rPr>
+                <w:b w:val="false"/>
+                <w:bCs w:val="false"/>
+                <w:sz w:val="18"/>
+                <w:szCs w:val="18"/>
               </w:rPr>
               <w:t xml:space="preserve">0.931</w:t>
             </w:r>
@@ -5649,32 +5690,32 @@
         </w:tc>
         <w:tc>
           <w:tcPr>
-            <w:tcW w:type="dxa" w:w="650"/>
-            <w:tcBorders>
-              <w:top w:val="none" w:color="FFFFFF" w:sz="0"/>
-              <w:left w:val="none" w:color="FFFFFF" w:sz="0"/>
-              <w:bottom w:val="none" w:color="FFFFFF" w:sz="0"/>
-              <w:right w:val="none" w:color="FFFFFF" w:sz="0"/>
-            </w:tcBorders>
-            <w:tcMar>
-              <w:top w:type="dxa" w:w="55"/>
-              <w:left w:type="dxa" w:w="90"/>
-              <w:bottom w:type="dxa" w:w="55"/>
-              <w:right w:type="dxa" w:w="90"/>
-            </w:tcMar>
-          </w:tcPr>
-          <w:p>
-            <w:pPr>
-              <w:keepNext/>
-              <w:spacing w:after="0" w:line="240" w:lineRule="auto"/>
-              <w:jc w:val="center"/>
-            </w:pPr>
-            <w:r>
-              <w:rPr>
-                <w:b w:val="false"/>
-                <w:bCs w:val="false"/>
-                <w:sz w:val="16"/>
-                <w:szCs w:val="16"/>
+            <w:tcW w:type="dxa" w:w="683"/>
+            <w:tcBorders>
+              <w:top w:val="none" w:color="FFFFFF" w:sz="0"/>
+              <w:left w:val="none" w:color="FFFFFF" w:sz="0"/>
+              <w:bottom w:val="none" w:color="FFFFFF" w:sz="0"/>
+              <w:right w:val="none" w:color="FFFFFF" w:sz="0"/>
+            </w:tcBorders>
+            <w:tcMar>
+              <w:top w:type="dxa" w:w="55"/>
+              <w:left w:type="dxa" w:w="90"/>
+              <w:bottom w:type="dxa" w:w="55"/>
+              <w:right w:type="dxa" w:w="90"/>
+            </w:tcMar>
+          </w:tcPr>
+          <w:p>
+            <w:pPr>
+              <w:keepNext/>
+              <w:spacing w:after="0" w:line="240" w:lineRule="auto"/>
+              <w:jc w:val="center"/>
+            </w:pPr>
+            <w:r>
+              <w:rPr>
+                <w:b w:val="false"/>
+                <w:bCs w:val="false"/>
+                <w:sz w:val="18"/>
+                <w:szCs w:val="18"/>
               </w:rPr>
               <w:t xml:space="preserve">0.914</w:t>
             </w:r>
@@ -5682,32 +5723,32 @@
         </w:tc>
         <w:tc>
           <w:tcPr>
-            <w:tcW w:type="dxa" w:w="650"/>
-            <w:tcBorders>
-              <w:top w:val="none" w:color="FFFFFF" w:sz="0"/>
-              <w:left w:val="none" w:color="FFFFFF" w:sz="0"/>
-              <w:bottom w:val="none" w:color="FFFFFF" w:sz="0"/>
-              <w:right w:val="none" w:color="FFFFFF" w:sz="0"/>
-            </w:tcBorders>
-            <w:tcMar>
-              <w:top w:type="dxa" w:w="55"/>
-              <w:left w:type="dxa" w:w="90"/>
-              <w:bottom w:type="dxa" w:w="55"/>
-              <w:right w:type="dxa" w:w="90"/>
-            </w:tcMar>
-          </w:tcPr>
-          <w:p>
-            <w:pPr>
-              <w:keepNext/>
-              <w:spacing w:after="0" w:line="240" w:lineRule="auto"/>
-              <w:jc w:val="center"/>
-            </w:pPr>
-            <w:r>
-              <w:rPr>
-                <w:b w:val="false"/>
-                <w:bCs w:val="false"/>
-                <w:sz w:val="16"/>
-                <w:szCs w:val="16"/>
+            <w:tcW w:type="dxa" w:w="683"/>
+            <w:tcBorders>
+              <w:top w:val="none" w:color="FFFFFF" w:sz="0"/>
+              <w:left w:val="none" w:color="FFFFFF" w:sz="0"/>
+              <w:bottom w:val="none" w:color="FFFFFF" w:sz="0"/>
+              <w:right w:val="none" w:color="FFFFFF" w:sz="0"/>
+            </w:tcBorders>
+            <w:tcMar>
+              <w:top w:type="dxa" w:w="55"/>
+              <w:left w:type="dxa" w:w="90"/>
+              <w:bottom w:type="dxa" w:w="55"/>
+              <w:right w:type="dxa" w:w="90"/>
+            </w:tcMar>
+          </w:tcPr>
+          <w:p>
+            <w:pPr>
+              <w:keepNext/>
+              <w:spacing w:after="0" w:line="240" w:lineRule="auto"/>
+              <w:jc w:val="center"/>
+            </w:pPr>
+            <w:r>
+              <w:rPr>
+                <w:b w:val="false"/>
+                <w:bCs w:val="false"/>
+                <w:sz w:val="18"/>
+                <w:szCs w:val="18"/>
               </w:rPr>
               <w:t xml:space="preserve">0.825</w:t>
             </w:r>
@@ -5715,32 +5756,32 @@
         </w:tc>
         <w:tc>
           <w:tcPr>
-            <w:tcW w:type="dxa" w:w="650"/>
-            <w:tcBorders>
-              <w:top w:val="none" w:color="FFFFFF" w:sz="0"/>
-              <w:left w:val="none" w:color="FFFFFF" w:sz="0"/>
-              <w:bottom w:val="none" w:color="FFFFFF" w:sz="0"/>
-              <w:right w:val="none" w:color="FFFFFF" w:sz="0"/>
-            </w:tcBorders>
-            <w:tcMar>
-              <w:top w:type="dxa" w:w="55"/>
-              <w:left w:type="dxa" w:w="90"/>
-              <w:bottom w:type="dxa" w:w="55"/>
-              <w:right w:type="dxa" w:w="90"/>
-            </w:tcMar>
-          </w:tcPr>
-          <w:p>
-            <w:pPr>
-              <w:keepNext/>
-              <w:spacing w:after="0" w:line="240" w:lineRule="auto"/>
-              <w:jc w:val="center"/>
-            </w:pPr>
-            <w:r>
-              <w:rPr>
-                <w:b w:val="false"/>
-                <w:bCs w:val="false"/>
-                <w:sz w:val="16"/>
-                <w:szCs w:val="16"/>
+            <w:tcW w:type="dxa" w:w="683"/>
+            <w:tcBorders>
+              <w:top w:val="none" w:color="FFFFFF" w:sz="0"/>
+              <w:left w:val="none" w:color="FFFFFF" w:sz="0"/>
+              <w:bottom w:val="none" w:color="FFFFFF" w:sz="0"/>
+              <w:right w:val="none" w:color="FFFFFF" w:sz="0"/>
+            </w:tcBorders>
+            <w:tcMar>
+              <w:top w:type="dxa" w:w="55"/>
+              <w:left w:type="dxa" w:w="90"/>
+              <w:bottom w:type="dxa" w:w="55"/>
+              <w:right w:type="dxa" w:w="90"/>
+            </w:tcMar>
+          </w:tcPr>
+          <w:p>
+            <w:pPr>
+              <w:keepNext/>
+              <w:spacing w:after="0" w:line="240" w:lineRule="auto"/>
+              <w:jc w:val="center"/>
+            </w:pPr>
+            <w:r>
+              <w:rPr>
+                <w:b w:val="false"/>
+                <w:bCs w:val="false"/>
+                <w:sz w:val="18"/>
+                <w:szCs w:val="18"/>
               </w:rPr>
               <w:t xml:space="preserve">0.100</w:t>
             </w:r>
@@ -5748,32 +5789,32 @@
         </w:tc>
         <w:tc>
           <w:tcPr>
-            <w:tcW w:type="dxa" w:w="1351"/>
-            <w:tcBorders>
-              <w:top w:val="none" w:color="FFFFFF" w:sz="0"/>
-              <w:left w:val="none" w:color="FFFFFF" w:sz="0"/>
-              <w:bottom w:val="none" w:color="FFFFFF" w:sz="0"/>
-              <w:right w:val="none" w:color="FFFFFF" w:sz="0"/>
-            </w:tcBorders>
-            <w:tcMar>
-              <w:top w:type="dxa" w:w="55"/>
-              <w:left w:type="dxa" w:w="90"/>
-              <w:bottom w:type="dxa" w:w="55"/>
-              <w:right w:type="dxa" w:w="90"/>
-            </w:tcMar>
-          </w:tcPr>
-          <w:p>
-            <w:pPr>
-              <w:keepNext/>
-              <w:spacing w:after="0" w:line="240" w:lineRule="auto"/>
-              <w:jc w:val="center"/>
-            </w:pPr>
-            <w:r>
-              <w:rPr>
-                <w:b w:val="false"/>
-                <w:bCs w:val="false"/>
-                <w:sz w:val="16"/>
-                <w:szCs w:val="16"/>
+            <w:tcW w:type="dxa" w:w="1578"/>
+            <w:tcBorders>
+              <w:top w:val="none" w:color="FFFFFF" w:sz="0"/>
+              <w:left w:val="none" w:color="FFFFFF" w:sz="0"/>
+              <w:bottom w:val="none" w:color="FFFFFF" w:sz="0"/>
+              <w:right w:val="none" w:color="FFFFFF" w:sz="0"/>
+            </w:tcBorders>
+            <w:tcMar>
+              <w:top w:type="dxa" w:w="55"/>
+              <w:left w:type="dxa" w:w="90"/>
+              <w:bottom w:type="dxa" w:w="55"/>
+              <w:right w:type="dxa" w:w="90"/>
+            </w:tcMar>
+          </w:tcPr>
+          <w:p>
+            <w:pPr>
+              <w:keepNext/>
+              <w:spacing w:after="0" w:line="240" w:lineRule="auto"/>
+              <w:jc w:val="center"/>
+            </w:pPr>
+            <w:r>
+              <w:rPr>
+                <w:b w:val="false"/>
+                <w:bCs w:val="false"/>
+                <w:sz w:val="18"/>
+                <w:szCs w:val="18"/>
               </w:rPr>
               <w:t xml:space="preserve">0.033 → 0.029</w:t>
             </w:r>
@@ -5787,7 +5828,7 @@
         </w:trPr>
         <w:tc>
           <w:tcPr>
-            <w:tcW w:type="dxa" w:w="2152"/>
+            <w:tcW w:type="dxa" w:w="1787"/>
             <w:tcBorders>
               <w:top w:val="none" w:color="FFFFFF" w:sz="0"/>
               <w:left w:val="none" w:color="FFFFFF" w:sz="0"/>
@@ -5811,8 +5852,8 @@
               <w:rPr>
                 <w:b w:val="false"/>
                 <w:bCs w:val="false"/>
-                <w:sz w:val="16"/>
-                <w:szCs w:val="16"/>
+                <w:sz w:val="18"/>
+                <w:szCs w:val="18"/>
               </w:rPr>
               <w:t xml:space="preserve">k-NN</w:t>
             </w:r>
@@ -5820,32 +5861,32 @@
         </w:tc>
         <w:tc>
           <w:tcPr>
-            <w:tcW w:type="dxa" w:w="1201"/>
-            <w:tcBorders>
-              <w:top w:val="none" w:color="FFFFFF" w:sz="0"/>
-              <w:left w:val="none" w:color="FFFFFF" w:sz="0"/>
-              <w:bottom w:val="none" w:color="FFFFFF" w:sz="0"/>
-              <w:right w:val="none" w:color="FFFFFF" w:sz="0"/>
-            </w:tcBorders>
-            <w:tcMar>
-              <w:top w:type="dxa" w:w="55"/>
-              <w:left w:type="dxa" w:w="90"/>
-              <w:bottom w:type="dxa" w:w="55"/>
-              <w:right w:type="dxa" w:w="90"/>
-            </w:tcMar>
-          </w:tcPr>
-          <w:p>
-            <w:pPr>
-              <w:keepNext/>
-              <w:spacing w:after="0" w:line="240" w:lineRule="auto"/>
-              <w:jc w:val="center"/>
-            </w:pPr>
-            <w:r>
-              <w:rPr>
-                <w:b w:val="false"/>
-                <w:bCs w:val="false"/>
-                <w:sz w:val="16"/>
-                <w:szCs w:val="16"/>
+            <w:tcW w:type="dxa" w:w="1241"/>
+            <w:tcBorders>
+              <w:top w:val="none" w:color="FFFFFF" w:sz="0"/>
+              <w:left w:val="none" w:color="FFFFFF" w:sz="0"/>
+              <w:bottom w:val="none" w:color="FFFFFF" w:sz="0"/>
+              <w:right w:val="none" w:color="FFFFFF" w:sz="0"/>
+            </w:tcBorders>
+            <w:tcMar>
+              <w:top w:type="dxa" w:w="55"/>
+              <w:left w:type="dxa" w:w="90"/>
+              <w:bottom w:type="dxa" w:w="55"/>
+              <w:right w:type="dxa" w:w="90"/>
+            </w:tcMar>
+          </w:tcPr>
+          <w:p>
+            <w:pPr>
+              <w:keepNext/>
+              <w:spacing w:after="0" w:line="240" w:lineRule="auto"/>
+              <w:jc w:val="center"/>
+            </w:pPr>
+            <w:r>
+              <w:rPr>
+                <w:b w:val="false"/>
+                <w:bCs w:val="false"/>
+                <w:sz w:val="18"/>
+                <w:szCs w:val="18"/>
               </w:rPr>
               <w:t xml:space="preserve">86.71 ± 3.48</w:t>
             </w:r>
@@ -5853,32 +5894,32 @@
         </w:tc>
         <w:tc>
           <w:tcPr>
-            <w:tcW w:type="dxa" w:w="851"/>
-            <w:tcBorders>
-              <w:top w:val="none" w:color="FFFFFF" w:sz="0"/>
-              <w:left w:val="none" w:color="FFFFFF" w:sz="0"/>
-              <w:bottom w:val="none" w:color="FFFFFF" w:sz="0"/>
-              <w:right w:val="none" w:color="FFFFFF" w:sz="0"/>
-            </w:tcBorders>
-            <w:tcMar>
-              <w:top w:type="dxa" w:w="55"/>
-              <w:left w:type="dxa" w:w="90"/>
-              <w:bottom w:type="dxa" w:w="55"/>
-              <w:right w:type="dxa" w:w="90"/>
-            </w:tcMar>
-          </w:tcPr>
-          <w:p>
-            <w:pPr>
-              <w:keepNext/>
-              <w:spacing w:after="0" w:line="240" w:lineRule="auto"/>
-              <w:jc w:val="center"/>
-            </w:pPr>
-            <w:r>
-              <w:rPr>
-                <w:b w:val="false"/>
-                <w:bCs w:val="false"/>
-                <w:sz w:val="16"/>
-                <w:szCs w:val="16"/>
+            <w:tcW w:type="dxa" w:w="757"/>
+            <w:tcBorders>
+              <w:top w:val="none" w:color="FFFFFF" w:sz="0"/>
+              <w:left w:val="none" w:color="FFFFFF" w:sz="0"/>
+              <w:bottom w:val="none" w:color="FFFFFF" w:sz="0"/>
+              <w:right w:val="none" w:color="FFFFFF" w:sz="0"/>
+            </w:tcBorders>
+            <w:tcMar>
+              <w:top w:type="dxa" w:w="55"/>
+              <w:left w:type="dxa" w:w="90"/>
+              <w:bottom w:type="dxa" w:w="55"/>
+              <w:right w:type="dxa" w:w="90"/>
+            </w:tcMar>
+          </w:tcPr>
+          <w:p>
+            <w:pPr>
+              <w:keepNext/>
+              <w:spacing w:after="0" w:line="240" w:lineRule="auto"/>
+              <w:jc w:val="center"/>
+            </w:pPr>
+            <w:r>
+              <w:rPr>
+                <w:b w:val="false"/>
+                <w:bCs w:val="false"/>
+                <w:sz w:val="18"/>
+                <w:szCs w:val="18"/>
               </w:rPr>
               <w:t xml:space="preserve">90.22</w:t>
             </w:r>
@@ -5886,32 +5927,32 @@
         </w:tc>
         <w:tc>
           <w:tcPr>
-            <w:tcW w:type="dxa" w:w="801"/>
-            <w:tcBorders>
-              <w:top w:val="none" w:color="FFFFFF" w:sz="0"/>
-              <w:left w:val="none" w:color="FFFFFF" w:sz="0"/>
-              <w:bottom w:val="none" w:color="FFFFFF" w:sz="0"/>
-              <w:right w:val="none" w:color="FFFFFF" w:sz="0"/>
-            </w:tcBorders>
-            <w:tcMar>
-              <w:top w:type="dxa" w:w="55"/>
-              <w:left w:type="dxa" w:w="90"/>
-              <w:bottom w:type="dxa" w:w="55"/>
-              <w:right w:type="dxa" w:w="90"/>
-            </w:tcMar>
-          </w:tcPr>
-          <w:p>
-            <w:pPr>
-              <w:keepNext/>
-              <w:spacing w:after="0" w:line="240" w:lineRule="auto"/>
-              <w:jc w:val="center"/>
-            </w:pPr>
-            <w:r>
-              <w:rPr>
-                <w:b w:val="false"/>
-                <w:bCs w:val="false"/>
-                <w:sz w:val="16"/>
-                <w:szCs w:val="16"/>
+            <w:tcW w:type="dxa" w:w="894"/>
+            <w:tcBorders>
+              <w:top w:val="none" w:color="FFFFFF" w:sz="0"/>
+              <w:left w:val="none" w:color="FFFFFF" w:sz="0"/>
+              <w:bottom w:val="none" w:color="FFFFFF" w:sz="0"/>
+              <w:right w:val="none" w:color="FFFFFF" w:sz="0"/>
+            </w:tcBorders>
+            <w:tcMar>
+              <w:top w:type="dxa" w:w="55"/>
+              <w:left w:type="dxa" w:w="90"/>
+              <w:bottom w:type="dxa" w:w="55"/>
+              <w:right w:type="dxa" w:w="90"/>
+            </w:tcMar>
+          </w:tcPr>
+          <w:p>
+            <w:pPr>
+              <w:keepNext/>
+              <w:spacing w:after="0" w:line="240" w:lineRule="auto"/>
+              <w:jc w:val="center"/>
+            </w:pPr>
+            <w:r>
+              <w:rPr>
+                <w:b w:val="false"/>
+                <w:bCs w:val="false"/>
+                <w:sz w:val="18"/>
+                <w:szCs w:val="18"/>
               </w:rPr>
               <w:t xml:space="preserve">0.925</w:t>
             </w:r>
@@ -5919,32 +5960,32 @@
         </w:tc>
         <w:tc>
           <w:tcPr>
-            <w:tcW w:type="dxa" w:w="650"/>
-            <w:tcBorders>
-              <w:top w:val="none" w:color="FFFFFF" w:sz="0"/>
-              <w:left w:val="none" w:color="FFFFFF" w:sz="0"/>
-              <w:bottom w:val="none" w:color="FFFFFF" w:sz="0"/>
-              <w:right w:val="none" w:color="FFFFFF" w:sz="0"/>
-            </w:tcBorders>
-            <w:tcMar>
-              <w:top w:type="dxa" w:w="55"/>
-              <w:left w:type="dxa" w:w="90"/>
-              <w:bottom w:type="dxa" w:w="55"/>
-              <w:right w:type="dxa" w:w="90"/>
-            </w:tcMar>
-          </w:tcPr>
-          <w:p>
-            <w:pPr>
-              <w:keepNext/>
-              <w:spacing w:after="0" w:line="240" w:lineRule="auto"/>
-              <w:jc w:val="center"/>
-            </w:pPr>
-            <w:r>
-              <w:rPr>
-                <w:b w:val="false"/>
-                <w:bCs w:val="false"/>
-                <w:sz w:val="16"/>
-                <w:szCs w:val="16"/>
+            <w:tcW w:type="dxa" w:w="683"/>
+            <w:tcBorders>
+              <w:top w:val="none" w:color="FFFFFF" w:sz="0"/>
+              <w:left w:val="none" w:color="FFFFFF" w:sz="0"/>
+              <w:bottom w:val="none" w:color="FFFFFF" w:sz="0"/>
+              <w:right w:val="none" w:color="FFFFFF" w:sz="0"/>
+            </w:tcBorders>
+            <w:tcMar>
+              <w:top w:type="dxa" w:w="55"/>
+              <w:left w:type="dxa" w:w="90"/>
+              <w:bottom w:type="dxa" w:w="55"/>
+              <w:right w:type="dxa" w:w="90"/>
+            </w:tcMar>
+          </w:tcPr>
+          <w:p>
+            <w:pPr>
+              <w:keepNext/>
+              <w:spacing w:after="0" w:line="240" w:lineRule="auto"/>
+              <w:jc w:val="center"/>
+            </w:pPr>
+            <w:r>
+              <w:rPr>
+                <w:b w:val="false"/>
+                <w:bCs w:val="false"/>
+                <w:sz w:val="18"/>
+                <w:szCs w:val="18"/>
               </w:rPr>
               <w:t xml:space="preserve">0.896</w:t>
             </w:r>
@@ -5952,32 +5993,32 @@
         </w:tc>
         <w:tc>
           <w:tcPr>
-            <w:tcW w:type="dxa" w:w="650"/>
-            <w:tcBorders>
-              <w:top w:val="none" w:color="FFFFFF" w:sz="0"/>
-              <w:left w:val="none" w:color="FFFFFF" w:sz="0"/>
-              <w:bottom w:val="none" w:color="FFFFFF" w:sz="0"/>
-              <w:right w:val="none" w:color="FFFFFF" w:sz="0"/>
-            </w:tcBorders>
-            <w:tcMar>
-              <w:top w:type="dxa" w:w="55"/>
-              <w:left w:type="dxa" w:w="90"/>
-              <w:bottom w:type="dxa" w:w="55"/>
-              <w:right w:type="dxa" w:w="90"/>
-            </w:tcMar>
-          </w:tcPr>
-          <w:p>
-            <w:pPr>
-              <w:keepNext/>
-              <w:spacing w:after="0" w:line="240" w:lineRule="auto"/>
-              <w:jc w:val="center"/>
-            </w:pPr>
-            <w:r>
-              <w:rPr>
-                <w:b w:val="false"/>
-                <w:bCs w:val="false"/>
-                <w:sz w:val="16"/>
-                <w:szCs w:val="16"/>
+            <w:tcW w:type="dxa" w:w="683"/>
+            <w:tcBorders>
+              <w:top w:val="none" w:color="FFFFFF" w:sz="0"/>
+              <w:left w:val="none" w:color="FFFFFF" w:sz="0"/>
+              <w:bottom w:val="none" w:color="FFFFFF" w:sz="0"/>
+              <w:right w:val="none" w:color="FFFFFF" w:sz="0"/>
+            </w:tcBorders>
+            <w:tcMar>
+              <w:top w:type="dxa" w:w="55"/>
+              <w:left w:type="dxa" w:w="90"/>
+              <w:bottom w:type="dxa" w:w="55"/>
+              <w:right w:type="dxa" w:w="90"/>
+            </w:tcMar>
+          </w:tcPr>
+          <w:p>
+            <w:pPr>
+              <w:keepNext/>
+              <w:spacing w:after="0" w:line="240" w:lineRule="auto"/>
+              <w:jc w:val="center"/>
+            </w:pPr>
+            <w:r>
+              <w:rPr>
+                <w:b w:val="false"/>
+                <w:bCs w:val="false"/>
+                <w:sz w:val="18"/>
+                <w:szCs w:val="18"/>
               </w:rPr>
               <w:t xml:space="preserve">0.831</w:t>
             </w:r>
@@ -5985,32 +6026,32 @@
         </w:tc>
         <w:tc>
           <w:tcPr>
-            <w:tcW w:type="dxa" w:w="650"/>
-            <w:tcBorders>
-              <w:top w:val="none" w:color="FFFFFF" w:sz="0"/>
-              <w:left w:val="none" w:color="FFFFFF" w:sz="0"/>
-              <w:bottom w:val="none" w:color="FFFFFF" w:sz="0"/>
-              <w:right w:val="none" w:color="FFFFFF" w:sz="0"/>
-            </w:tcBorders>
-            <w:tcMar>
-              <w:top w:type="dxa" w:w="55"/>
-              <w:left w:type="dxa" w:w="90"/>
-              <w:bottom w:type="dxa" w:w="55"/>
-              <w:right w:type="dxa" w:w="90"/>
-            </w:tcMar>
-          </w:tcPr>
-          <w:p>
-            <w:pPr>
-              <w:keepNext/>
-              <w:spacing w:after="0" w:line="240" w:lineRule="auto"/>
-              <w:jc w:val="center"/>
-            </w:pPr>
-            <w:r>
-              <w:rPr>
-                <w:b w:val="false"/>
-                <w:bCs w:val="false"/>
-                <w:sz w:val="16"/>
-                <w:szCs w:val="16"/>
+            <w:tcW w:type="dxa" w:w="683"/>
+            <w:tcBorders>
+              <w:top w:val="none" w:color="FFFFFF" w:sz="0"/>
+              <w:left w:val="none" w:color="FFFFFF" w:sz="0"/>
+              <w:bottom w:val="none" w:color="FFFFFF" w:sz="0"/>
+              <w:right w:val="none" w:color="FFFFFF" w:sz="0"/>
+            </w:tcBorders>
+            <w:tcMar>
+              <w:top w:type="dxa" w:w="55"/>
+              <w:left w:type="dxa" w:w="90"/>
+              <w:bottom w:type="dxa" w:w="55"/>
+              <w:right w:type="dxa" w:w="90"/>
+            </w:tcMar>
+          </w:tcPr>
+          <w:p>
+            <w:pPr>
+              <w:keepNext/>
+              <w:spacing w:after="0" w:line="240" w:lineRule="auto"/>
+              <w:jc w:val="center"/>
+            </w:pPr>
+            <w:r>
+              <w:rPr>
+                <w:b w:val="false"/>
+                <w:bCs w:val="false"/>
+                <w:sz w:val="18"/>
+                <w:szCs w:val="18"/>
               </w:rPr>
               <w:t xml:space="preserve">0.111</w:t>
             </w:r>
@@ -6018,32 +6059,32 @@
         </w:tc>
         <w:tc>
           <w:tcPr>
-            <w:tcW w:type="dxa" w:w="1351"/>
-            <w:tcBorders>
-              <w:top w:val="none" w:color="FFFFFF" w:sz="0"/>
-              <w:left w:val="none" w:color="FFFFFF" w:sz="0"/>
-              <w:bottom w:val="none" w:color="FFFFFF" w:sz="0"/>
-              <w:right w:val="none" w:color="FFFFFF" w:sz="0"/>
-            </w:tcBorders>
-            <w:tcMar>
-              <w:top w:type="dxa" w:w="55"/>
-              <w:left w:type="dxa" w:w="90"/>
-              <w:bottom w:type="dxa" w:w="55"/>
-              <w:right w:type="dxa" w:w="90"/>
-            </w:tcMar>
-          </w:tcPr>
-          <w:p>
-            <w:pPr>
-              <w:keepNext/>
-              <w:spacing w:after="0" w:line="240" w:lineRule="auto"/>
-              <w:jc w:val="center"/>
-            </w:pPr>
-            <w:r>
-              <w:rPr>
-                <w:b w:val="false"/>
-                <w:bCs w:val="false"/>
-                <w:sz w:val="16"/>
-                <w:szCs w:val="16"/>
+            <w:tcW w:type="dxa" w:w="1578"/>
+            <w:tcBorders>
+              <w:top w:val="none" w:color="FFFFFF" w:sz="0"/>
+              <w:left w:val="none" w:color="FFFFFF" w:sz="0"/>
+              <w:bottom w:val="none" w:color="FFFFFF" w:sz="0"/>
+              <w:right w:val="none" w:color="FFFFFF" w:sz="0"/>
+            </w:tcBorders>
+            <w:tcMar>
+              <w:top w:type="dxa" w:w="55"/>
+              <w:left w:type="dxa" w:w="90"/>
+              <w:bottom w:type="dxa" w:w="55"/>
+              <w:right w:type="dxa" w:w="90"/>
+            </w:tcMar>
+          </w:tcPr>
+          <w:p>
+            <w:pPr>
+              <w:keepNext/>
+              <w:spacing w:after="0" w:line="240" w:lineRule="auto"/>
+              <w:jc w:val="center"/>
+            </w:pPr>
+            <w:r>
+              <w:rPr>
+                <w:b w:val="false"/>
+                <w:bCs w:val="false"/>
+                <w:sz w:val="18"/>
+                <w:szCs w:val="18"/>
               </w:rPr>
               <w:t xml:space="preserve">0.038 → 0.080</w:t>
             </w:r>
@@ -6057,7 +6098,7 @@
         </w:trPr>
         <w:tc>
           <w:tcPr>
-            <w:tcW w:type="dxa" w:w="2152"/>
+            <w:tcW w:type="dxa" w:w="1787"/>
             <w:tcBorders>
               <w:top w:val="none" w:color="FFFFFF" w:sz="0"/>
               <w:left w:val="none" w:color="FFFFFF" w:sz="0"/>
@@ -6081,8 +6122,8 @@
               <w:rPr>
                 <w:b w:val="false"/>
                 <w:bCs w:val="false"/>
-                <w:sz w:val="16"/>
-                <w:szCs w:val="16"/>
+                <w:sz w:val="18"/>
+                <w:szCs w:val="18"/>
               </w:rPr>
               <w:t xml:space="preserve">SVM (RBF)</w:t>
             </w:r>
@@ -6090,32 +6131,32 @@
         </w:tc>
         <w:tc>
           <w:tcPr>
-            <w:tcW w:type="dxa" w:w="1201"/>
-            <w:tcBorders>
-              <w:top w:val="none" w:color="FFFFFF" w:sz="0"/>
-              <w:left w:val="none" w:color="FFFFFF" w:sz="0"/>
-              <w:bottom w:val="none" w:color="FFFFFF" w:sz="0"/>
-              <w:right w:val="none" w:color="FFFFFF" w:sz="0"/>
-            </w:tcBorders>
-            <w:tcMar>
-              <w:top w:type="dxa" w:w="55"/>
-              <w:left w:type="dxa" w:w="90"/>
-              <w:bottom w:type="dxa" w:w="55"/>
-              <w:right w:type="dxa" w:w="90"/>
-            </w:tcMar>
-          </w:tcPr>
-          <w:p>
-            <w:pPr>
-              <w:keepNext/>
-              <w:spacing w:after="0" w:line="240" w:lineRule="auto"/>
-              <w:jc w:val="center"/>
-            </w:pPr>
-            <w:r>
-              <w:rPr>
-                <w:b w:val="false"/>
-                <w:bCs w:val="false"/>
-                <w:sz w:val="16"/>
-                <w:szCs w:val="16"/>
+            <w:tcW w:type="dxa" w:w="1241"/>
+            <w:tcBorders>
+              <w:top w:val="none" w:color="FFFFFF" w:sz="0"/>
+              <w:left w:val="none" w:color="FFFFFF" w:sz="0"/>
+              <w:bottom w:val="none" w:color="FFFFFF" w:sz="0"/>
+              <w:right w:val="none" w:color="FFFFFF" w:sz="0"/>
+            </w:tcBorders>
+            <w:tcMar>
+              <w:top w:type="dxa" w:w="55"/>
+              <w:left w:type="dxa" w:w="90"/>
+              <w:bottom w:type="dxa" w:w="55"/>
+              <w:right w:type="dxa" w:w="90"/>
+            </w:tcMar>
+          </w:tcPr>
+          <w:p>
+            <w:pPr>
+              <w:keepNext/>
+              <w:spacing w:after="0" w:line="240" w:lineRule="auto"/>
+              <w:jc w:val="center"/>
+            </w:pPr>
+            <w:r>
+              <w:rPr>
+                <w:b w:val="false"/>
+                <w:bCs w:val="false"/>
+                <w:sz w:val="18"/>
+                <w:szCs w:val="18"/>
               </w:rPr>
               <w:t xml:space="preserve">86.78 ± 3.59</w:t>
             </w:r>
@@ -6123,32 +6164,32 @@
         </w:tc>
         <w:tc>
           <w:tcPr>
-            <w:tcW w:type="dxa" w:w="851"/>
-            <w:tcBorders>
-              <w:top w:val="none" w:color="FFFFFF" w:sz="0"/>
-              <w:left w:val="none" w:color="FFFFFF" w:sz="0"/>
-              <w:bottom w:val="none" w:color="FFFFFF" w:sz="0"/>
-              <w:right w:val="none" w:color="FFFFFF" w:sz="0"/>
-            </w:tcBorders>
-            <w:tcMar>
-              <w:top w:type="dxa" w:w="55"/>
-              <w:left w:type="dxa" w:w="90"/>
-              <w:bottom w:type="dxa" w:w="55"/>
-              <w:right w:type="dxa" w:w="90"/>
-            </w:tcMar>
-          </w:tcPr>
-          <w:p>
-            <w:pPr>
-              <w:keepNext/>
-              <w:spacing w:after="0" w:line="240" w:lineRule="auto"/>
-              <w:jc w:val="center"/>
-            </w:pPr>
-            <w:r>
-              <w:rPr>
-                <w:b w:val="false"/>
-                <w:bCs w:val="false"/>
-                <w:sz w:val="16"/>
-                <w:szCs w:val="16"/>
+            <w:tcW w:type="dxa" w:w="757"/>
+            <w:tcBorders>
+              <w:top w:val="none" w:color="FFFFFF" w:sz="0"/>
+              <w:left w:val="none" w:color="FFFFFF" w:sz="0"/>
+              <w:bottom w:val="none" w:color="FFFFFF" w:sz="0"/>
+              <w:right w:val="none" w:color="FFFFFF" w:sz="0"/>
+            </w:tcBorders>
+            <w:tcMar>
+              <w:top w:type="dxa" w:w="55"/>
+              <w:left w:type="dxa" w:w="90"/>
+              <w:bottom w:type="dxa" w:w="55"/>
+              <w:right w:type="dxa" w:w="90"/>
+            </w:tcMar>
+          </w:tcPr>
+          <w:p>
+            <w:pPr>
+              <w:keepNext/>
+              <w:spacing w:after="0" w:line="240" w:lineRule="auto"/>
+              <w:jc w:val="center"/>
+            </w:pPr>
+            <w:r>
+              <w:rPr>
+                <w:b w:val="false"/>
+                <w:bCs w:val="false"/>
+                <w:sz w:val="18"/>
+                <w:szCs w:val="18"/>
               </w:rPr>
               <w:t xml:space="preserve">89.67</w:t>
             </w:r>
@@ -6156,32 +6197,32 @@
         </w:tc>
         <w:tc>
           <w:tcPr>
-            <w:tcW w:type="dxa" w:w="801"/>
-            <w:tcBorders>
-              <w:top w:val="none" w:color="FFFFFF" w:sz="0"/>
-              <w:left w:val="none" w:color="FFFFFF" w:sz="0"/>
-              <w:bottom w:val="none" w:color="FFFFFF" w:sz="0"/>
-              <w:right w:val="none" w:color="FFFFFF" w:sz="0"/>
-            </w:tcBorders>
-            <w:tcMar>
-              <w:top w:type="dxa" w:w="55"/>
-              <w:left w:type="dxa" w:w="90"/>
-              <w:bottom w:type="dxa" w:w="55"/>
-              <w:right w:type="dxa" w:w="90"/>
-            </w:tcMar>
-          </w:tcPr>
-          <w:p>
-            <w:pPr>
-              <w:keepNext/>
-              <w:spacing w:after="0" w:line="240" w:lineRule="auto"/>
-              <w:jc w:val="center"/>
-            </w:pPr>
-            <w:r>
-              <w:rPr>
-                <w:b w:val="false"/>
-                <w:bCs w:val="false"/>
-                <w:sz w:val="16"/>
-                <w:szCs w:val="16"/>
+            <w:tcW w:type="dxa" w:w="894"/>
+            <w:tcBorders>
+              <w:top w:val="none" w:color="FFFFFF" w:sz="0"/>
+              <w:left w:val="none" w:color="FFFFFF" w:sz="0"/>
+              <w:bottom w:val="none" w:color="FFFFFF" w:sz="0"/>
+              <w:right w:val="none" w:color="FFFFFF" w:sz="0"/>
+            </w:tcBorders>
+            <w:tcMar>
+              <w:top w:type="dxa" w:w="55"/>
+              <w:left w:type="dxa" w:w="90"/>
+              <w:bottom w:type="dxa" w:w="55"/>
+              <w:right w:type="dxa" w:w="90"/>
+            </w:tcMar>
+          </w:tcPr>
+          <w:p>
+            <w:pPr>
+              <w:keepNext/>
+              <w:spacing w:after="0" w:line="240" w:lineRule="auto"/>
+              <w:jc w:val="center"/>
+            </w:pPr>
+            <w:r>
+              <w:rPr>
+                <w:b w:val="false"/>
+                <w:bCs w:val="false"/>
+                <w:sz w:val="18"/>
+                <w:szCs w:val="18"/>
               </w:rPr>
               <w:t xml:space="preserve">0.930</w:t>
             </w:r>
@@ -6189,32 +6230,32 @@
         </w:tc>
         <w:tc>
           <w:tcPr>
-            <w:tcW w:type="dxa" w:w="650"/>
-            <w:tcBorders>
-              <w:top w:val="none" w:color="FFFFFF" w:sz="0"/>
-              <w:left w:val="none" w:color="FFFFFF" w:sz="0"/>
-              <w:bottom w:val="none" w:color="FFFFFF" w:sz="0"/>
-              <w:right w:val="none" w:color="FFFFFF" w:sz="0"/>
-            </w:tcBorders>
-            <w:tcMar>
-              <w:top w:type="dxa" w:w="55"/>
-              <w:left w:type="dxa" w:w="90"/>
-              <w:bottom w:type="dxa" w:w="55"/>
-              <w:right w:type="dxa" w:w="90"/>
-            </w:tcMar>
-          </w:tcPr>
-          <w:p>
-            <w:pPr>
-              <w:keepNext/>
-              <w:spacing w:after="0" w:line="240" w:lineRule="auto"/>
-              <w:jc w:val="center"/>
-            </w:pPr>
-            <w:r>
-              <w:rPr>
-                <w:b w:val="false"/>
-                <w:bCs w:val="false"/>
-                <w:sz w:val="16"/>
-                <w:szCs w:val="16"/>
+            <w:tcW w:type="dxa" w:w="683"/>
+            <w:tcBorders>
+              <w:top w:val="none" w:color="FFFFFF" w:sz="0"/>
+              <w:left w:val="none" w:color="FFFFFF" w:sz="0"/>
+              <w:bottom w:val="none" w:color="FFFFFF" w:sz="0"/>
+              <w:right w:val="none" w:color="FFFFFF" w:sz="0"/>
+            </w:tcBorders>
+            <w:tcMar>
+              <w:top w:type="dxa" w:w="55"/>
+              <w:left w:type="dxa" w:w="90"/>
+              <w:bottom w:type="dxa" w:w="55"/>
+              <w:right w:type="dxa" w:w="90"/>
+            </w:tcMar>
+          </w:tcPr>
+          <w:p>
+            <w:pPr>
+              <w:keepNext/>
+              <w:spacing w:after="0" w:line="240" w:lineRule="auto"/>
+              <w:jc w:val="center"/>
+            </w:pPr>
+            <w:r>
+              <w:rPr>
+                <w:b w:val="false"/>
+                <w:bCs w:val="false"/>
+                <w:sz w:val="18"/>
+                <w:szCs w:val="18"/>
               </w:rPr>
               <w:t xml:space="preserve">0.906</w:t>
             </w:r>
@@ -6222,32 +6263,32 @@
         </w:tc>
         <w:tc>
           <w:tcPr>
-            <w:tcW w:type="dxa" w:w="650"/>
-            <w:tcBorders>
-              <w:top w:val="none" w:color="FFFFFF" w:sz="0"/>
-              <w:left w:val="none" w:color="FFFFFF" w:sz="0"/>
-              <w:bottom w:val="none" w:color="FFFFFF" w:sz="0"/>
-              <w:right w:val="none" w:color="FFFFFF" w:sz="0"/>
-            </w:tcBorders>
-            <w:tcMar>
-              <w:top w:type="dxa" w:w="55"/>
-              <w:left w:type="dxa" w:w="90"/>
-              <w:bottom w:type="dxa" w:w="55"/>
-              <w:right w:type="dxa" w:w="90"/>
-            </w:tcMar>
-          </w:tcPr>
-          <w:p>
-            <w:pPr>
-              <w:keepNext/>
-              <w:spacing w:after="0" w:line="240" w:lineRule="auto"/>
-              <w:jc w:val="center"/>
-            </w:pPr>
-            <w:r>
-              <w:rPr>
-                <w:b w:val="false"/>
-                <w:bCs w:val="false"/>
-                <w:sz w:val="16"/>
-                <w:szCs w:val="16"/>
+            <w:tcW w:type="dxa" w:w="683"/>
+            <w:tcBorders>
+              <w:top w:val="none" w:color="FFFFFF" w:sz="0"/>
+              <w:left w:val="none" w:color="FFFFFF" w:sz="0"/>
+              <w:bottom w:val="none" w:color="FFFFFF" w:sz="0"/>
+              <w:right w:val="none" w:color="FFFFFF" w:sz="0"/>
+            </w:tcBorders>
+            <w:tcMar>
+              <w:top w:type="dxa" w:w="55"/>
+              <w:left w:type="dxa" w:w="90"/>
+              <w:bottom w:type="dxa" w:w="55"/>
+              <w:right w:type="dxa" w:w="90"/>
+            </w:tcMar>
+          </w:tcPr>
+          <w:p>
+            <w:pPr>
+              <w:keepNext/>
+              <w:spacing w:after="0" w:line="240" w:lineRule="auto"/>
+              <w:jc w:val="center"/>
+            </w:pPr>
+            <w:r>
+              <w:rPr>
+                <w:b w:val="false"/>
+                <w:bCs w:val="false"/>
+                <w:sz w:val="18"/>
+                <w:szCs w:val="18"/>
               </w:rPr>
               <w:t xml:space="preserve">0.820</w:t>
             </w:r>
@@ -6255,32 +6296,32 @@
         </w:tc>
         <w:tc>
           <w:tcPr>
-            <w:tcW w:type="dxa" w:w="650"/>
-            <w:tcBorders>
-              <w:top w:val="none" w:color="FFFFFF" w:sz="0"/>
-              <w:left w:val="none" w:color="FFFFFF" w:sz="0"/>
-              <w:bottom w:val="none" w:color="FFFFFF" w:sz="0"/>
-              <w:right w:val="none" w:color="FFFFFF" w:sz="0"/>
-            </w:tcBorders>
-            <w:tcMar>
-              <w:top w:type="dxa" w:w="55"/>
-              <w:left w:type="dxa" w:w="90"/>
-              <w:bottom w:type="dxa" w:w="55"/>
-              <w:right w:type="dxa" w:w="90"/>
-            </w:tcMar>
-          </w:tcPr>
-          <w:p>
-            <w:pPr>
-              <w:keepNext/>
-              <w:spacing w:after="0" w:line="240" w:lineRule="auto"/>
-              <w:jc w:val="center"/>
-            </w:pPr>
-            <w:r>
-              <w:rPr>
-                <w:b w:val="false"/>
-                <w:bCs w:val="false"/>
-                <w:sz w:val="16"/>
-                <w:szCs w:val="16"/>
+            <w:tcW w:type="dxa" w:w="683"/>
+            <w:tcBorders>
+              <w:top w:val="none" w:color="FFFFFF" w:sz="0"/>
+              <w:left w:val="none" w:color="FFFFFF" w:sz="0"/>
+              <w:bottom w:val="none" w:color="FFFFFF" w:sz="0"/>
+              <w:right w:val="none" w:color="FFFFFF" w:sz="0"/>
+            </w:tcBorders>
+            <w:tcMar>
+              <w:top w:type="dxa" w:w="55"/>
+              <w:left w:type="dxa" w:w="90"/>
+              <w:bottom w:type="dxa" w:w="55"/>
+              <w:right w:type="dxa" w:w="90"/>
+            </w:tcMar>
+          </w:tcPr>
+          <w:p>
+            <w:pPr>
+              <w:keepNext/>
+              <w:spacing w:after="0" w:line="240" w:lineRule="auto"/>
+              <w:jc w:val="center"/>
+            </w:pPr>
+            <w:r>
+              <w:rPr>
+                <w:b w:val="false"/>
+                <w:bCs w:val="false"/>
+                <w:sz w:val="18"/>
+                <w:szCs w:val="18"/>
               </w:rPr>
               <w:t xml:space="preserve">0.101</w:t>
             </w:r>
@@ -6288,32 +6329,32 @@
         </w:tc>
         <w:tc>
           <w:tcPr>
-            <w:tcW w:type="dxa" w:w="1351"/>
-            <w:tcBorders>
-              <w:top w:val="none" w:color="FFFFFF" w:sz="0"/>
-              <w:left w:val="none" w:color="FFFFFF" w:sz="0"/>
-              <w:bottom w:val="none" w:color="FFFFFF" w:sz="0"/>
-              <w:right w:val="none" w:color="FFFFFF" w:sz="0"/>
-            </w:tcBorders>
-            <w:tcMar>
-              <w:top w:type="dxa" w:w="55"/>
-              <w:left w:type="dxa" w:w="90"/>
-              <w:bottom w:type="dxa" w:w="55"/>
-              <w:right w:type="dxa" w:w="90"/>
-            </w:tcMar>
-          </w:tcPr>
-          <w:p>
-            <w:pPr>
-              <w:keepNext/>
-              <w:spacing w:after="0" w:line="240" w:lineRule="auto"/>
-              <w:jc w:val="center"/>
-            </w:pPr>
-            <w:r>
-              <w:rPr>
-                <w:b w:val="false"/>
-                <w:bCs w:val="false"/>
-                <w:sz w:val="16"/>
-                <w:szCs w:val="16"/>
+            <w:tcW w:type="dxa" w:w="1578"/>
+            <w:tcBorders>
+              <w:top w:val="none" w:color="FFFFFF" w:sz="0"/>
+              <w:left w:val="none" w:color="FFFFFF" w:sz="0"/>
+              <w:bottom w:val="none" w:color="FFFFFF" w:sz="0"/>
+              <w:right w:val="none" w:color="FFFFFF" w:sz="0"/>
+            </w:tcBorders>
+            <w:tcMar>
+              <w:top w:type="dxa" w:w="55"/>
+              <w:left w:type="dxa" w:w="90"/>
+              <w:bottom w:type="dxa" w:w="55"/>
+              <w:right w:type="dxa" w:w="90"/>
+            </w:tcMar>
+          </w:tcPr>
+          <w:p>
+            <w:pPr>
+              <w:keepNext/>
+              <w:spacing w:after="0" w:line="240" w:lineRule="auto"/>
+              <w:jc w:val="center"/>
+            </w:pPr>
+            <w:r>
+              <w:rPr>
+                <w:b w:val="false"/>
+                <w:bCs w:val="false"/>
+                <w:sz w:val="18"/>
+                <w:szCs w:val="18"/>
               </w:rPr>
               <w:t xml:space="preserve">0.017 → 0.018</w:t>
             </w:r>
@@ -6327,7 +6368,7 @@
         </w:trPr>
         <w:tc>
           <w:tcPr>
-            <w:tcW w:type="dxa" w:w="2152"/>
+            <w:tcW w:type="dxa" w:w="1787"/>
             <w:tcBorders>
               <w:top w:val="none" w:color="FFFFFF" w:sz="0"/>
               <w:left w:val="none" w:color="FFFFFF" w:sz="0"/>
@@ -6351,8 +6392,8 @@
               <w:rPr>
                 <w:b w:val="false"/>
                 <w:bCs w:val="false"/>
-                <w:sz w:val="16"/>
-                <w:szCs w:val="16"/>
+                <w:sz w:val="18"/>
+                <w:szCs w:val="18"/>
               </w:rPr>
               <w:t xml:space="preserve">Gradient boosting</w:t>
             </w:r>
@@ -6360,32 +6401,32 @@
         </w:tc>
         <w:tc>
           <w:tcPr>
-            <w:tcW w:type="dxa" w:w="1201"/>
-            <w:tcBorders>
-              <w:top w:val="none" w:color="FFFFFF" w:sz="0"/>
-              <w:left w:val="none" w:color="FFFFFF" w:sz="0"/>
-              <w:bottom w:val="none" w:color="FFFFFF" w:sz="0"/>
-              <w:right w:val="none" w:color="FFFFFF" w:sz="0"/>
-            </w:tcBorders>
-            <w:tcMar>
-              <w:top w:type="dxa" w:w="55"/>
-              <w:left w:type="dxa" w:w="90"/>
-              <w:bottom w:type="dxa" w:w="55"/>
-              <w:right w:type="dxa" w:w="90"/>
-            </w:tcMar>
-          </w:tcPr>
-          <w:p>
-            <w:pPr>
-              <w:keepNext/>
-              <w:spacing w:after="0" w:line="240" w:lineRule="auto"/>
-              <w:jc w:val="center"/>
-            </w:pPr>
-            <w:r>
-              <w:rPr>
-                <w:b w:val="false"/>
-                <w:bCs w:val="false"/>
-                <w:sz w:val="16"/>
-                <w:szCs w:val="16"/>
+            <w:tcW w:type="dxa" w:w="1241"/>
+            <w:tcBorders>
+              <w:top w:val="none" w:color="FFFFFF" w:sz="0"/>
+              <w:left w:val="none" w:color="FFFFFF" w:sz="0"/>
+              <w:bottom w:val="none" w:color="FFFFFF" w:sz="0"/>
+              <w:right w:val="none" w:color="FFFFFF" w:sz="0"/>
+            </w:tcBorders>
+            <w:tcMar>
+              <w:top w:type="dxa" w:w="55"/>
+              <w:left w:type="dxa" w:w="90"/>
+              <w:bottom w:type="dxa" w:w="55"/>
+              <w:right w:type="dxa" w:w="90"/>
+            </w:tcMar>
+          </w:tcPr>
+          <w:p>
+            <w:pPr>
+              <w:keepNext/>
+              <w:spacing w:after="0" w:line="240" w:lineRule="auto"/>
+              <w:jc w:val="center"/>
+            </w:pPr>
+            <w:r>
+              <w:rPr>
+                <w:b w:val="false"/>
+                <w:bCs w:val="false"/>
+                <w:sz w:val="18"/>
+                <w:szCs w:val="18"/>
               </w:rPr>
               <w:t xml:space="preserve">87.00 ± 3.23</w:t>
             </w:r>
@@ -6393,32 +6434,32 @@
         </w:tc>
         <w:tc>
           <w:tcPr>
-            <w:tcW w:type="dxa" w:w="851"/>
-            <w:tcBorders>
-              <w:top w:val="none" w:color="FFFFFF" w:sz="0"/>
-              <w:left w:val="none" w:color="FFFFFF" w:sz="0"/>
-              <w:bottom w:val="none" w:color="FFFFFF" w:sz="0"/>
-              <w:right w:val="none" w:color="FFFFFF" w:sz="0"/>
-            </w:tcBorders>
-            <w:tcMar>
-              <w:top w:type="dxa" w:w="55"/>
-              <w:left w:type="dxa" w:w="90"/>
-              <w:bottom w:type="dxa" w:w="55"/>
-              <w:right w:type="dxa" w:w="90"/>
-            </w:tcMar>
-          </w:tcPr>
-          <w:p>
-            <w:pPr>
-              <w:keepNext/>
-              <w:spacing w:after="0" w:line="240" w:lineRule="auto"/>
-              <w:jc w:val="center"/>
-            </w:pPr>
-            <w:r>
-              <w:rPr>
-                <w:b w:val="false"/>
-                <w:bCs w:val="false"/>
-                <w:sz w:val="16"/>
-                <w:szCs w:val="16"/>
+            <w:tcW w:type="dxa" w:w="757"/>
+            <w:tcBorders>
+              <w:top w:val="none" w:color="FFFFFF" w:sz="0"/>
+              <w:left w:val="none" w:color="FFFFFF" w:sz="0"/>
+              <w:bottom w:val="none" w:color="FFFFFF" w:sz="0"/>
+              <w:right w:val="none" w:color="FFFFFF" w:sz="0"/>
+            </w:tcBorders>
+            <w:tcMar>
+              <w:top w:type="dxa" w:w="55"/>
+              <w:left w:type="dxa" w:w="90"/>
+              <w:bottom w:type="dxa" w:w="55"/>
+              <w:right w:type="dxa" w:w="90"/>
+            </w:tcMar>
+          </w:tcPr>
+          <w:p>
+            <w:pPr>
+              <w:keepNext/>
+              <w:spacing w:after="0" w:line="240" w:lineRule="auto"/>
+              <w:jc w:val="center"/>
+            </w:pPr>
+            <w:r>
+              <w:rPr>
+                <w:b w:val="false"/>
+                <w:bCs w:val="false"/>
+                <w:sz w:val="18"/>
+                <w:szCs w:val="18"/>
               </w:rPr>
               <w:t xml:space="preserve">89.13</w:t>
             </w:r>
@@ -6426,32 +6467,32 @@
         </w:tc>
         <w:tc>
           <w:tcPr>
-            <w:tcW w:type="dxa" w:w="801"/>
-            <w:tcBorders>
-              <w:top w:val="none" w:color="FFFFFF" w:sz="0"/>
-              <w:left w:val="none" w:color="FFFFFF" w:sz="0"/>
-              <w:bottom w:val="none" w:color="FFFFFF" w:sz="0"/>
-              <w:right w:val="none" w:color="FFFFFF" w:sz="0"/>
-            </w:tcBorders>
-            <w:tcMar>
-              <w:top w:type="dxa" w:w="55"/>
-              <w:left w:type="dxa" w:w="90"/>
-              <w:bottom w:type="dxa" w:w="55"/>
-              <w:right w:type="dxa" w:w="90"/>
-            </w:tcMar>
-          </w:tcPr>
-          <w:p>
-            <w:pPr>
-              <w:keepNext/>
-              <w:spacing w:after="0" w:line="240" w:lineRule="auto"/>
-              <w:jc w:val="center"/>
-            </w:pPr>
-            <w:r>
-              <w:rPr>
-                <w:b w:val="false"/>
-                <w:bCs w:val="false"/>
-                <w:sz w:val="16"/>
-                <w:szCs w:val="16"/>
+            <w:tcW w:type="dxa" w:w="894"/>
+            <w:tcBorders>
+              <w:top w:val="none" w:color="FFFFFF" w:sz="0"/>
+              <w:left w:val="none" w:color="FFFFFF" w:sz="0"/>
+              <w:bottom w:val="none" w:color="FFFFFF" w:sz="0"/>
+              <w:right w:val="none" w:color="FFFFFF" w:sz="0"/>
+            </w:tcBorders>
+            <w:tcMar>
+              <w:top w:type="dxa" w:w="55"/>
+              <w:left w:type="dxa" w:w="90"/>
+              <w:bottom w:type="dxa" w:w="55"/>
+              <w:right w:type="dxa" w:w="90"/>
+            </w:tcMar>
+          </w:tcPr>
+          <w:p>
+            <w:pPr>
+              <w:keepNext/>
+              <w:spacing w:after="0" w:line="240" w:lineRule="auto"/>
+              <w:jc w:val="center"/>
+            </w:pPr>
+            <w:r>
+              <w:rPr>
+                <w:b w:val="false"/>
+                <w:bCs w:val="false"/>
+                <w:sz w:val="18"/>
+                <w:szCs w:val="18"/>
               </w:rPr>
               <w:t xml:space="preserve">0.931</w:t>
             </w:r>
@@ -6459,32 +6500,32 @@
         </w:tc>
         <w:tc>
           <w:tcPr>
-            <w:tcW w:type="dxa" w:w="650"/>
-            <w:tcBorders>
-              <w:top w:val="none" w:color="FFFFFF" w:sz="0"/>
-              <w:left w:val="none" w:color="FFFFFF" w:sz="0"/>
-              <w:bottom w:val="none" w:color="FFFFFF" w:sz="0"/>
-              <w:right w:val="none" w:color="FFFFFF" w:sz="0"/>
-            </w:tcBorders>
-            <w:tcMar>
-              <w:top w:type="dxa" w:w="55"/>
-              <w:left w:type="dxa" w:w="90"/>
-              <w:bottom w:type="dxa" w:w="55"/>
-              <w:right w:type="dxa" w:w="90"/>
-            </w:tcMar>
-          </w:tcPr>
-          <w:p>
-            <w:pPr>
-              <w:keepNext/>
-              <w:spacing w:after="0" w:line="240" w:lineRule="auto"/>
-              <w:jc w:val="center"/>
-            </w:pPr>
-            <w:r>
-              <w:rPr>
-                <w:b w:val="false"/>
-                <w:bCs w:val="false"/>
-                <w:sz w:val="16"/>
-                <w:szCs w:val="16"/>
+            <w:tcW w:type="dxa" w:w="683"/>
+            <w:tcBorders>
+              <w:top w:val="none" w:color="FFFFFF" w:sz="0"/>
+              <w:left w:val="none" w:color="FFFFFF" w:sz="0"/>
+              <w:bottom w:val="none" w:color="FFFFFF" w:sz="0"/>
+              <w:right w:val="none" w:color="FFFFFF" w:sz="0"/>
+            </w:tcBorders>
+            <w:tcMar>
+              <w:top w:type="dxa" w:w="55"/>
+              <w:left w:type="dxa" w:w="90"/>
+              <w:bottom w:type="dxa" w:w="55"/>
+              <w:right w:type="dxa" w:w="90"/>
+            </w:tcMar>
+          </w:tcPr>
+          <w:p>
+            <w:pPr>
+              <w:keepNext/>
+              <w:spacing w:after="0" w:line="240" w:lineRule="auto"/>
+              <w:jc w:val="center"/>
+            </w:pPr>
+            <w:r>
+              <w:rPr>
+                <w:b w:val="false"/>
+                <w:bCs w:val="false"/>
+                <w:sz w:val="18"/>
+                <w:szCs w:val="18"/>
               </w:rPr>
               <w:t xml:space="preserve">0.898</w:t>
             </w:r>
@@ -6492,32 +6533,32 @@
         </w:tc>
         <w:tc>
           <w:tcPr>
-            <w:tcW w:type="dxa" w:w="650"/>
-            <w:tcBorders>
-              <w:top w:val="none" w:color="FFFFFF" w:sz="0"/>
-              <w:left w:val="none" w:color="FFFFFF" w:sz="0"/>
-              <w:bottom w:val="none" w:color="FFFFFF" w:sz="0"/>
-              <w:right w:val="none" w:color="FFFFFF" w:sz="0"/>
-            </w:tcBorders>
-            <w:tcMar>
-              <w:top w:type="dxa" w:w="55"/>
-              <w:left w:type="dxa" w:w="90"/>
-              <w:bottom w:type="dxa" w:w="55"/>
-              <w:right w:type="dxa" w:w="90"/>
-            </w:tcMar>
-          </w:tcPr>
-          <w:p>
-            <w:pPr>
-              <w:keepNext/>
-              <w:spacing w:after="0" w:line="240" w:lineRule="auto"/>
-              <w:jc w:val="center"/>
-            </w:pPr>
-            <w:r>
-              <w:rPr>
-                <w:b w:val="false"/>
-                <w:bCs w:val="false"/>
-                <w:sz w:val="16"/>
-                <w:szCs w:val="16"/>
+            <w:tcW w:type="dxa" w:w="683"/>
+            <w:tcBorders>
+              <w:top w:val="none" w:color="FFFFFF" w:sz="0"/>
+              <w:left w:val="none" w:color="FFFFFF" w:sz="0"/>
+              <w:bottom w:val="none" w:color="FFFFFF" w:sz="0"/>
+              <w:right w:val="none" w:color="FFFFFF" w:sz="0"/>
+            </w:tcBorders>
+            <w:tcMar>
+              <w:top w:type="dxa" w:w="55"/>
+              <w:left w:type="dxa" w:w="90"/>
+              <w:bottom w:type="dxa" w:w="55"/>
+              <w:right w:type="dxa" w:w="90"/>
+            </w:tcMar>
+          </w:tcPr>
+          <w:p>
+            <w:pPr>
+              <w:keepNext/>
+              <w:spacing w:after="0" w:line="240" w:lineRule="auto"/>
+              <w:jc w:val="center"/>
+            </w:pPr>
+            <w:r>
+              <w:rPr>
+                <w:b w:val="false"/>
+                <w:bCs w:val="false"/>
+                <w:sz w:val="18"/>
+                <w:szCs w:val="18"/>
               </w:rPr>
               <w:t xml:space="preserve">0.835</w:t>
             </w:r>
@@ -6525,32 +6566,32 @@
         </w:tc>
         <w:tc>
           <w:tcPr>
-            <w:tcW w:type="dxa" w:w="650"/>
-            <w:tcBorders>
-              <w:top w:val="none" w:color="FFFFFF" w:sz="0"/>
-              <w:left w:val="none" w:color="FFFFFF" w:sz="0"/>
-              <w:bottom w:val="none" w:color="FFFFFF" w:sz="0"/>
-              <w:right w:val="none" w:color="FFFFFF" w:sz="0"/>
-            </w:tcBorders>
-            <w:tcMar>
-              <w:top w:type="dxa" w:w="55"/>
-              <w:left w:type="dxa" w:w="90"/>
-              <w:bottom w:type="dxa" w:w="55"/>
-              <w:right w:type="dxa" w:w="90"/>
-            </w:tcMar>
-          </w:tcPr>
-          <w:p>
-            <w:pPr>
-              <w:keepNext/>
-              <w:spacing w:after="0" w:line="240" w:lineRule="auto"/>
-              <w:jc w:val="center"/>
-            </w:pPr>
-            <w:r>
-              <w:rPr>
-                <w:b w:val="false"/>
-                <w:bCs w:val="false"/>
-                <w:sz w:val="16"/>
-                <w:szCs w:val="16"/>
+            <w:tcW w:type="dxa" w:w="683"/>
+            <w:tcBorders>
+              <w:top w:val="none" w:color="FFFFFF" w:sz="0"/>
+              <w:left w:val="none" w:color="FFFFFF" w:sz="0"/>
+              <w:bottom w:val="none" w:color="FFFFFF" w:sz="0"/>
+              <w:right w:val="none" w:color="FFFFFF" w:sz="0"/>
+            </w:tcBorders>
+            <w:tcMar>
+              <w:top w:type="dxa" w:w="55"/>
+              <w:left w:type="dxa" w:w="90"/>
+              <w:bottom w:type="dxa" w:w="55"/>
+              <w:right w:type="dxa" w:w="90"/>
+            </w:tcMar>
+          </w:tcPr>
+          <w:p>
+            <w:pPr>
+              <w:keepNext/>
+              <w:spacing w:after="0" w:line="240" w:lineRule="auto"/>
+              <w:jc w:val="center"/>
+            </w:pPr>
+            <w:r>
+              <w:rPr>
+                <w:b w:val="false"/>
+                <w:bCs w:val="false"/>
+                <w:sz w:val="18"/>
+                <w:szCs w:val="18"/>
               </w:rPr>
               <w:t xml:space="preserve">0.099</w:t>
             </w:r>
@@ -6558,32 +6599,32 @@
         </w:tc>
         <w:tc>
           <w:tcPr>
-            <w:tcW w:type="dxa" w:w="1351"/>
-            <w:tcBorders>
-              <w:top w:val="none" w:color="FFFFFF" w:sz="0"/>
-              <w:left w:val="none" w:color="FFFFFF" w:sz="0"/>
-              <w:bottom w:val="none" w:color="FFFFFF" w:sz="0"/>
-              <w:right w:val="none" w:color="FFFFFF" w:sz="0"/>
-            </w:tcBorders>
-            <w:tcMar>
-              <w:top w:type="dxa" w:w="55"/>
-              <w:left w:type="dxa" w:w="90"/>
-              <w:bottom w:type="dxa" w:w="55"/>
-              <w:right w:type="dxa" w:w="90"/>
-            </w:tcMar>
-          </w:tcPr>
-          <w:p>
-            <w:pPr>
-              <w:keepNext/>
-              <w:spacing w:after="0" w:line="240" w:lineRule="auto"/>
-              <w:jc w:val="center"/>
-            </w:pPr>
-            <w:r>
-              <w:rPr>
-                <w:b w:val="false"/>
-                <w:bCs w:val="false"/>
-                <w:sz w:val="16"/>
-                <w:szCs w:val="16"/>
+            <w:tcW w:type="dxa" w:w="1578"/>
+            <w:tcBorders>
+              <w:top w:val="none" w:color="FFFFFF" w:sz="0"/>
+              <w:left w:val="none" w:color="FFFFFF" w:sz="0"/>
+              <w:bottom w:val="none" w:color="FFFFFF" w:sz="0"/>
+              <w:right w:val="none" w:color="FFFFFF" w:sz="0"/>
+            </w:tcBorders>
+            <w:tcMar>
+              <w:top w:type="dxa" w:w="55"/>
+              <w:left w:type="dxa" w:w="90"/>
+              <w:bottom w:type="dxa" w:w="55"/>
+              <w:right w:type="dxa" w:w="90"/>
+            </w:tcMar>
+          </w:tcPr>
+          <w:p>
+            <w:pPr>
+              <w:keepNext/>
+              <w:spacing w:after="0" w:line="240" w:lineRule="auto"/>
+              <w:jc w:val="center"/>
+            </w:pPr>
+            <w:r>
+              <w:rPr>
+                <w:b w:val="false"/>
+                <w:bCs w:val="false"/>
+                <w:sz w:val="18"/>
+                <w:szCs w:val="18"/>
               </w:rPr>
               <w:t xml:space="preserve">0.021 → 0.018</w:t>
             </w:r>
@@ -6597,7 +6638,7 @@
         </w:trPr>
         <w:tc>
           <w:tcPr>
-            <w:tcW w:type="dxa" w:w="2152"/>
+            <w:tcW w:type="dxa" w:w="1787"/>
             <w:tcBorders>
               <w:top w:val="none" w:color="FFFFFF" w:sz="0"/>
               <w:left w:val="none" w:color="FFFFFF" w:sz="0"/>
@@ -6621,8 +6662,8 @@
               <w:rPr>
                 <w:b w:val="false"/>
                 <w:bCs w:val="false"/>
-                <w:sz w:val="16"/>
-                <w:szCs w:val="16"/>
+                <w:sz w:val="18"/>
+                <w:szCs w:val="18"/>
               </w:rPr>
               <w:t xml:space="preserve">MLP (small)</w:t>
             </w:r>
@@ -6630,32 +6671,32 @@
         </w:tc>
         <w:tc>
           <w:tcPr>
-            <w:tcW w:type="dxa" w:w="1201"/>
-            <w:tcBorders>
-              <w:top w:val="none" w:color="FFFFFF" w:sz="0"/>
-              <w:left w:val="none" w:color="FFFFFF" w:sz="0"/>
-              <w:bottom w:val="none" w:color="FFFFFF" w:sz="0"/>
-              <w:right w:val="none" w:color="FFFFFF" w:sz="0"/>
-            </w:tcBorders>
-            <w:tcMar>
-              <w:top w:type="dxa" w:w="55"/>
-              <w:left w:type="dxa" w:w="90"/>
-              <w:bottom w:type="dxa" w:w="55"/>
-              <w:right w:type="dxa" w:w="90"/>
-            </w:tcMar>
-          </w:tcPr>
-          <w:p>
-            <w:pPr>
-              <w:keepNext/>
-              <w:spacing w:after="0" w:line="240" w:lineRule="auto"/>
-              <w:jc w:val="center"/>
-            </w:pPr>
-            <w:r>
-              <w:rPr>
-                <w:b w:val="false"/>
-                <w:bCs w:val="false"/>
-                <w:sz w:val="16"/>
-                <w:szCs w:val="16"/>
+            <w:tcW w:type="dxa" w:w="1241"/>
+            <w:tcBorders>
+              <w:top w:val="none" w:color="FFFFFF" w:sz="0"/>
+              <w:left w:val="none" w:color="FFFFFF" w:sz="0"/>
+              <w:bottom w:val="none" w:color="FFFFFF" w:sz="0"/>
+              <w:right w:val="none" w:color="FFFFFF" w:sz="0"/>
+            </w:tcBorders>
+            <w:tcMar>
+              <w:top w:type="dxa" w:w="55"/>
+              <w:left w:type="dxa" w:w="90"/>
+              <w:bottom w:type="dxa" w:w="55"/>
+              <w:right w:type="dxa" w:w="90"/>
+            </w:tcMar>
+          </w:tcPr>
+          <w:p>
+            <w:pPr>
+              <w:keepNext/>
+              <w:spacing w:after="0" w:line="240" w:lineRule="auto"/>
+              <w:jc w:val="center"/>
+            </w:pPr>
+            <w:r>
+              <w:rPr>
+                <w:b w:val="false"/>
+                <w:bCs w:val="false"/>
+                <w:sz w:val="18"/>
+                <w:szCs w:val="18"/>
               </w:rPr>
               <w:t xml:space="preserve">86.16 ± 3.87</w:t>
             </w:r>
@@ -6663,32 +6704,32 @@
         </w:tc>
         <w:tc>
           <w:tcPr>
-            <w:tcW w:type="dxa" w:w="851"/>
-            <w:tcBorders>
-              <w:top w:val="none" w:color="FFFFFF" w:sz="0"/>
-              <w:left w:val="none" w:color="FFFFFF" w:sz="0"/>
-              <w:bottom w:val="none" w:color="FFFFFF" w:sz="0"/>
-              <w:right w:val="none" w:color="FFFFFF" w:sz="0"/>
-            </w:tcBorders>
-            <w:tcMar>
-              <w:top w:type="dxa" w:w="55"/>
-              <w:left w:type="dxa" w:w="90"/>
-              <w:bottom w:type="dxa" w:w="55"/>
-              <w:right w:type="dxa" w:w="90"/>
-            </w:tcMar>
-          </w:tcPr>
-          <w:p>
-            <w:pPr>
-              <w:keepNext/>
-              <w:spacing w:after="0" w:line="240" w:lineRule="auto"/>
-              <w:jc w:val="center"/>
-            </w:pPr>
-            <w:r>
-              <w:rPr>
-                <w:b w:val="false"/>
-                <w:bCs w:val="false"/>
-                <w:sz w:val="16"/>
-                <w:szCs w:val="16"/>
+            <w:tcW w:type="dxa" w:w="757"/>
+            <w:tcBorders>
+              <w:top w:val="none" w:color="FFFFFF" w:sz="0"/>
+              <w:left w:val="none" w:color="FFFFFF" w:sz="0"/>
+              <w:bottom w:val="none" w:color="FFFFFF" w:sz="0"/>
+              <w:right w:val="none" w:color="FFFFFF" w:sz="0"/>
+            </w:tcBorders>
+            <w:tcMar>
+              <w:top w:type="dxa" w:w="55"/>
+              <w:left w:type="dxa" w:w="90"/>
+              <w:bottom w:type="dxa" w:w="55"/>
+              <w:right w:type="dxa" w:w="90"/>
+            </w:tcMar>
+          </w:tcPr>
+          <w:p>
+            <w:pPr>
+              <w:keepNext/>
+              <w:spacing w:after="0" w:line="240" w:lineRule="auto"/>
+              <w:jc w:val="center"/>
+            </w:pPr>
+            <w:r>
+              <w:rPr>
+                <w:b w:val="false"/>
+                <w:bCs w:val="false"/>
+                <w:sz w:val="18"/>
+                <w:szCs w:val="18"/>
               </w:rPr>
               <w:t xml:space="preserve">89.13</w:t>
             </w:r>
@@ -6696,32 +6737,32 @@
         </w:tc>
         <w:tc>
           <w:tcPr>
-            <w:tcW w:type="dxa" w:w="801"/>
-            <w:tcBorders>
-              <w:top w:val="none" w:color="FFFFFF" w:sz="0"/>
-              <w:left w:val="none" w:color="FFFFFF" w:sz="0"/>
-              <w:bottom w:val="none" w:color="FFFFFF" w:sz="0"/>
-              <w:right w:val="none" w:color="FFFFFF" w:sz="0"/>
-            </w:tcBorders>
-            <w:tcMar>
-              <w:top w:type="dxa" w:w="55"/>
-              <w:left w:type="dxa" w:w="90"/>
-              <w:bottom w:type="dxa" w:w="55"/>
-              <w:right w:type="dxa" w:w="90"/>
-            </w:tcMar>
-          </w:tcPr>
-          <w:p>
-            <w:pPr>
-              <w:keepNext/>
-              <w:spacing w:after="0" w:line="240" w:lineRule="auto"/>
-              <w:jc w:val="center"/>
-            </w:pPr>
-            <w:r>
-              <w:rPr>
-                <w:b w:val="false"/>
-                <w:bCs w:val="false"/>
-                <w:sz w:val="16"/>
-                <w:szCs w:val="16"/>
+            <w:tcW w:type="dxa" w:w="894"/>
+            <w:tcBorders>
+              <w:top w:val="none" w:color="FFFFFF" w:sz="0"/>
+              <w:left w:val="none" w:color="FFFFFF" w:sz="0"/>
+              <w:bottom w:val="none" w:color="FFFFFF" w:sz="0"/>
+              <w:right w:val="none" w:color="FFFFFF" w:sz="0"/>
+            </w:tcBorders>
+            <w:tcMar>
+              <w:top w:type="dxa" w:w="55"/>
+              <w:left w:type="dxa" w:w="90"/>
+              <w:bottom w:type="dxa" w:w="55"/>
+              <w:right w:type="dxa" w:w="90"/>
+            </w:tcMar>
+          </w:tcPr>
+          <w:p>
+            <w:pPr>
+              <w:keepNext/>
+              <w:spacing w:after="0" w:line="240" w:lineRule="auto"/>
+              <w:jc w:val="center"/>
+            </w:pPr>
+            <w:r>
+              <w:rPr>
+                <w:b w:val="false"/>
+                <w:bCs w:val="false"/>
+                <w:sz w:val="18"/>
+                <w:szCs w:val="18"/>
               </w:rPr>
               <w:t xml:space="preserve">0.930</w:t>
             </w:r>
@@ -6729,32 +6770,32 @@
         </w:tc>
         <w:tc>
           <w:tcPr>
-            <w:tcW w:type="dxa" w:w="650"/>
-            <w:tcBorders>
-              <w:top w:val="none" w:color="FFFFFF" w:sz="0"/>
-              <w:left w:val="none" w:color="FFFFFF" w:sz="0"/>
-              <w:bottom w:val="none" w:color="FFFFFF" w:sz="0"/>
-              <w:right w:val="none" w:color="FFFFFF" w:sz="0"/>
-            </w:tcBorders>
-            <w:tcMar>
-              <w:top w:type="dxa" w:w="55"/>
-              <w:left w:type="dxa" w:w="90"/>
-              <w:bottom w:type="dxa" w:w="55"/>
-              <w:right w:type="dxa" w:w="90"/>
-            </w:tcMar>
-          </w:tcPr>
-          <w:p>
-            <w:pPr>
-              <w:keepNext/>
-              <w:spacing w:after="0" w:line="240" w:lineRule="auto"/>
-              <w:jc w:val="center"/>
-            </w:pPr>
-            <w:r>
-              <w:rPr>
-                <w:b w:val="false"/>
-                <w:bCs w:val="false"/>
-                <w:sz w:val="16"/>
-                <w:szCs w:val="16"/>
+            <w:tcW w:type="dxa" w:w="683"/>
+            <w:tcBorders>
+              <w:top w:val="none" w:color="FFFFFF" w:sz="0"/>
+              <w:left w:val="none" w:color="FFFFFF" w:sz="0"/>
+              <w:bottom w:val="none" w:color="FFFFFF" w:sz="0"/>
+              <w:right w:val="none" w:color="FFFFFF" w:sz="0"/>
+            </w:tcBorders>
+            <w:tcMar>
+              <w:top w:type="dxa" w:w="55"/>
+              <w:left w:type="dxa" w:w="90"/>
+              <w:bottom w:type="dxa" w:w="55"/>
+              <w:right w:type="dxa" w:w="90"/>
+            </w:tcMar>
+          </w:tcPr>
+          <w:p>
+            <w:pPr>
+              <w:keepNext/>
+              <w:spacing w:after="0" w:line="240" w:lineRule="auto"/>
+              <w:jc w:val="center"/>
+            </w:pPr>
+            <w:r>
+              <w:rPr>
+                <w:b w:val="false"/>
+                <w:bCs w:val="false"/>
+                <w:sz w:val="18"/>
+                <w:szCs w:val="18"/>
               </w:rPr>
               <w:t xml:space="preserve">0.889</w:t>
             </w:r>
@@ -6762,32 +6803,32 @@
         </w:tc>
         <w:tc>
           <w:tcPr>
-            <w:tcW w:type="dxa" w:w="650"/>
-            <w:tcBorders>
-              <w:top w:val="none" w:color="FFFFFF" w:sz="0"/>
-              <w:left w:val="none" w:color="FFFFFF" w:sz="0"/>
-              <w:bottom w:val="none" w:color="FFFFFF" w:sz="0"/>
-              <w:right w:val="none" w:color="FFFFFF" w:sz="0"/>
-            </w:tcBorders>
-            <w:tcMar>
-              <w:top w:type="dxa" w:w="55"/>
-              <w:left w:type="dxa" w:w="90"/>
-              <w:bottom w:type="dxa" w:w="55"/>
-              <w:right w:type="dxa" w:w="90"/>
-            </w:tcMar>
-          </w:tcPr>
-          <w:p>
-            <w:pPr>
-              <w:keepNext/>
-              <w:spacing w:after="0" w:line="240" w:lineRule="auto"/>
-              <w:jc w:val="center"/>
-            </w:pPr>
-            <w:r>
-              <w:rPr>
-                <w:b w:val="false"/>
-                <w:bCs w:val="false"/>
-                <w:sz w:val="16"/>
-                <w:szCs w:val="16"/>
+            <w:tcW w:type="dxa" w:w="683"/>
+            <w:tcBorders>
+              <w:top w:val="none" w:color="FFFFFF" w:sz="0"/>
+              <w:left w:val="none" w:color="FFFFFF" w:sz="0"/>
+              <w:bottom w:val="none" w:color="FFFFFF" w:sz="0"/>
+              <w:right w:val="none" w:color="FFFFFF" w:sz="0"/>
+            </w:tcBorders>
+            <w:tcMar>
+              <w:top w:type="dxa" w:w="55"/>
+              <w:left w:type="dxa" w:w="90"/>
+              <w:bottom w:type="dxa" w:w="55"/>
+              <w:right w:type="dxa" w:w="90"/>
+            </w:tcMar>
+          </w:tcPr>
+          <w:p>
+            <w:pPr>
+              <w:keepNext/>
+              <w:spacing w:after="0" w:line="240" w:lineRule="auto"/>
+              <w:jc w:val="center"/>
+            </w:pPr>
+            <w:r>
+              <w:rPr>
+                <w:b w:val="false"/>
+                <w:bCs w:val="false"/>
+                <w:sz w:val="18"/>
+                <w:szCs w:val="18"/>
               </w:rPr>
               <w:t xml:space="preserve">0.828</w:t>
             </w:r>
@@ -6795,32 +6836,32 @@
         </w:tc>
         <w:tc>
           <w:tcPr>
-            <w:tcW w:type="dxa" w:w="650"/>
-            <w:tcBorders>
-              <w:top w:val="none" w:color="FFFFFF" w:sz="0"/>
-              <w:left w:val="none" w:color="FFFFFF" w:sz="0"/>
-              <w:bottom w:val="none" w:color="FFFFFF" w:sz="0"/>
-              <w:right w:val="none" w:color="FFFFFF" w:sz="0"/>
-            </w:tcBorders>
-            <w:tcMar>
-              <w:top w:type="dxa" w:w="55"/>
-              <w:left w:type="dxa" w:w="90"/>
-              <w:bottom w:type="dxa" w:w="55"/>
-              <w:right w:type="dxa" w:w="90"/>
-            </w:tcMar>
-          </w:tcPr>
-          <w:p>
-            <w:pPr>
-              <w:keepNext/>
-              <w:spacing w:after="0" w:line="240" w:lineRule="auto"/>
-              <w:jc w:val="center"/>
-            </w:pPr>
-            <w:r>
-              <w:rPr>
-                <w:b w:val="false"/>
-                <w:bCs w:val="false"/>
-                <w:sz w:val="16"/>
-                <w:szCs w:val="16"/>
+            <w:tcW w:type="dxa" w:w="683"/>
+            <w:tcBorders>
+              <w:top w:val="none" w:color="FFFFFF" w:sz="0"/>
+              <w:left w:val="none" w:color="FFFFFF" w:sz="0"/>
+              <w:bottom w:val="none" w:color="FFFFFF" w:sz="0"/>
+              <w:right w:val="none" w:color="FFFFFF" w:sz="0"/>
+            </w:tcBorders>
+            <w:tcMar>
+              <w:top w:type="dxa" w:w="55"/>
+              <w:left w:type="dxa" w:w="90"/>
+              <w:bottom w:type="dxa" w:w="55"/>
+              <w:right w:type="dxa" w:w="90"/>
+            </w:tcMar>
+          </w:tcPr>
+          <w:p>
+            <w:pPr>
+              <w:keepNext/>
+              <w:spacing w:after="0" w:line="240" w:lineRule="auto"/>
+              <w:jc w:val="center"/>
+            </w:pPr>
+            <w:r>
+              <w:rPr>
+                <w:b w:val="false"/>
+                <w:bCs w:val="false"/>
+                <w:sz w:val="18"/>
+                <w:szCs w:val="18"/>
               </w:rPr>
               <w:t xml:space="preserve">0.100</w:t>
             </w:r>
@@ -6828,32 +6869,32 @@
         </w:tc>
         <w:tc>
           <w:tcPr>
-            <w:tcW w:type="dxa" w:w="1351"/>
-            <w:tcBorders>
-              <w:top w:val="none" w:color="FFFFFF" w:sz="0"/>
-              <w:left w:val="none" w:color="FFFFFF" w:sz="0"/>
-              <w:bottom w:val="none" w:color="FFFFFF" w:sz="0"/>
-              <w:right w:val="none" w:color="FFFFFF" w:sz="0"/>
-            </w:tcBorders>
-            <w:tcMar>
-              <w:top w:type="dxa" w:w="55"/>
-              <w:left w:type="dxa" w:w="90"/>
-              <w:bottom w:type="dxa" w:w="55"/>
-              <w:right w:type="dxa" w:w="90"/>
-            </w:tcMar>
-          </w:tcPr>
-          <w:p>
-            <w:pPr>
-              <w:keepNext/>
-              <w:spacing w:after="0" w:line="240" w:lineRule="auto"/>
-              <w:jc w:val="center"/>
-            </w:pPr>
-            <w:r>
-              <w:rPr>
-                <w:b w:val="false"/>
-                <w:bCs w:val="false"/>
-                <w:sz w:val="16"/>
-                <w:szCs w:val="16"/>
+            <w:tcW w:type="dxa" w:w="1578"/>
+            <w:tcBorders>
+              <w:top w:val="none" w:color="FFFFFF" w:sz="0"/>
+              <w:left w:val="none" w:color="FFFFFF" w:sz="0"/>
+              <w:bottom w:val="none" w:color="FFFFFF" w:sz="0"/>
+              <w:right w:val="none" w:color="FFFFFF" w:sz="0"/>
+            </w:tcBorders>
+            <w:tcMar>
+              <w:top w:type="dxa" w:w="55"/>
+              <w:left w:type="dxa" w:w="90"/>
+              <w:bottom w:type="dxa" w:w="55"/>
+              <w:right w:type="dxa" w:w="90"/>
+            </w:tcMar>
+          </w:tcPr>
+          <w:p>
+            <w:pPr>
+              <w:keepNext/>
+              <w:spacing w:after="0" w:line="240" w:lineRule="auto"/>
+              <w:jc w:val="center"/>
+            </w:pPr>
+            <w:r>
+              <w:rPr>
+                <w:b w:val="false"/>
+                <w:bCs w:val="false"/>
+                <w:sz w:val="18"/>
+                <w:szCs w:val="18"/>
               </w:rPr>
               <w:t xml:space="preserve">0.039 → 0.031</w:t>
             </w:r>
@@ -6867,7 +6908,7 @@
         </w:trPr>
         <w:tc>
           <w:tcPr>
-            <w:tcW w:type="dxa" w:w="2152"/>
+            <w:tcW w:type="dxa" w:w="1787"/>
             <w:tcBorders>
               <w:top w:val="single" w:color="000000" w:sz="4"/>
               <w:left w:val="none" w:color="FFFFFF" w:sz="0"/>
@@ -6892,8 +6933,8 @@
               <w:rPr>
                 <w:b w:val="false"/>
                 <w:bCs w:val="false"/>
-                <w:sz w:val="16"/>
-                <w:szCs w:val="16"/>
+                <w:sz w:val="18"/>
+                <w:szCs w:val="18"/>
               </w:rPr>
               <w:t xml:space="preserve">Soft vote (first proposal)</w:t>
             </w:r>
@@ -6901,7 +6942,7 @@
         </w:tc>
         <w:tc>
           <w:tcPr>
-            <w:tcW w:type="dxa" w:w="1201"/>
+            <w:tcW w:type="dxa" w:w="1241"/>
             <w:tcBorders>
               <w:top w:val="single" w:color="000000" w:sz="4"/>
               <w:left w:val="none" w:color="FFFFFF" w:sz="0"/>
@@ -6926,8 +6967,8 @@
               <w:rPr>
                 <w:b w:val="false"/>
                 <w:bCs w:val="false"/>
-                <w:sz w:val="16"/>
-                <w:szCs w:val="16"/>
+                <w:sz w:val="18"/>
+                <w:szCs w:val="18"/>
               </w:rPr>
               <w:t xml:space="preserve">87.72</w:t>
             </w:r>
@@ -6935,8 +6976,8 @@
               <w:rPr>
                 <w:b w:val="false"/>
                 <w:bCs w:val="false"/>
-                <w:sz w:val="16"/>
-                <w:szCs w:val="16"/>
+                <w:sz w:val="18"/>
+                <w:szCs w:val="18"/>
               </w:rPr>
               <w:t xml:space="preserve"> ± 3.14</w:t>
             </w:r>
@@ -6944,7 +6985,7 @@
         </w:tc>
         <w:tc>
           <w:tcPr>
-            <w:tcW w:type="dxa" w:w="851"/>
+            <w:tcW w:type="dxa" w:w="757"/>
             <w:tcBorders>
               <w:top w:val="single" w:color="000000" w:sz="4"/>
               <w:left w:val="none" w:color="FFFFFF" w:sz="0"/>
@@ -6969,8 +7010,8 @@
               <w:rPr>
                 <w:b w:val="false"/>
                 <w:bCs w:val="false"/>
-                <w:sz w:val="16"/>
-                <w:szCs w:val="16"/>
+                <w:sz w:val="18"/>
+                <w:szCs w:val="18"/>
               </w:rPr>
               <w:t xml:space="preserve">91.30</w:t>
             </w:r>
@@ -6978,7 +7019,7 @@
         </w:tc>
         <w:tc>
           <w:tcPr>
-            <w:tcW w:type="dxa" w:w="801"/>
+            <w:tcW w:type="dxa" w:w="894"/>
             <w:tcBorders>
               <w:top w:val="single" w:color="000000" w:sz="4"/>
               <w:left w:val="none" w:color="FFFFFF" w:sz="0"/>
@@ -7003,8 +7044,8 @@
               <w:rPr>
                 <w:b w:val="false"/>
                 <w:bCs w:val="false"/>
-                <w:sz w:val="16"/>
-                <w:szCs w:val="16"/>
+                <w:sz w:val="18"/>
+                <w:szCs w:val="18"/>
               </w:rPr>
               <w:t xml:space="preserve">0.934</w:t>
             </w:r>
@@ -7012,7 +7053,7 @@
         </w:tc>
         <w:tc>
           <w:tcPr>
-            <w:tcW w:type="dxa" w:w="650"/>
+            <w:tcW w:type="dxa" w:w="683"/>
             <w:tcBorders>
               <w:top w:val="single" w:color="000000" w:sz="4"/>
               <w:left w:val="none" w:color="FFFFFF" w:sz="0"/>
@@ -7037,8 +7078,8 @@
               <w:rPr>
                 <w:b w:val="false"/>
                 <w:bCs w:val="false"/>
-                <w:sz w:val="16"/>
-                <w:szCs w:val="16"/>
+                <w:sz w:val="18"/>
+                <w:szCs w:val="18"/>
               </w:rPr>
               <w:t xml:space="preserve">0.909</w:t>
             </w:r>
@@ -7046,7 +7087,7 @@
         </w:tc>
         <w:tc>
           <w:tcPr>
-            <w:tcW w:type="dxa" w:w="650"/>
+            <w:tcW w:type="dxa" w:w="683"/>
             <w:tcBorders>
               <w:top w:val="single" w:color="000000" w:sz="4"/>
               <w:left w:val="none" w:color="FFFFFF" w:sz="0"/>
@@ -7071,8 +7112,8 @@
               <w:rPr>
                 <w:b w:val="false"/>
                 <w:bCs w:val="false"/>
-                <w:sz w:val="16"/>
-                <w:szCs w:val="16"/>
+                <w:sz w:val="18"/>
+                <w:szCs w:val="18"/>
               </w:rPr>
               <w:t xml:space="preserve">0.837</w:t>
             </w:r>
@@ -7080,7 +7121,7 @@
         </w:tc>
         <w:tc>
           <w:tcPr>
-            <w:tcW w:type="dxa" w:w="650"/>
+            <w:tcW w:type="dxa" w:w="683"/>
             <w:tcBorders>
               <w:top w:val="single" w:color="000000" w:sz="4"/>
               <w:left w:val="none" w:color="FFFFFF" w:sz="0"/>
@@ -7105,8 +7146,8 @@
               <w:rPr>
                 <w:b w:val="false"/>
                 <w:bCs w:val="false"/>
-                <w:sz w:val="16"/>
-                <w:szCs w:val="16"/>
+                <w:sz w:val="18"/>
+                <w:szCs w:val="18"/>
               </w:rPr>
               <w:t xml:space="preserve">0.096</w:t>
             </w:r>
@@ -7114,7 +7155,7 @@
         </w:tc>
         <w:tc>
           <w:tcPr>
-            <w:tcW w:type="dxa" w:w="1351"/>
+            <w:tcW w:type="dxa" w:w="1578"/>
             <w:tcBorders>
               <w:top w:val="single" w:color="000000" w:sz="4"/>
               <w:left w:val="none" w:color="FFFFFF" w:sz="0"/>
@@ -7139,8 +7180,8 @@
               <w:rPr>
                 <w:b w:val="false"/>
                 <w:bCs w:val="false"/>
-                <w:sz w:val="16"/>
-                <w:szCs w:val="16"/>
+                <w:sz w:val="18"/>
+                <w:szCs w:val="18"/>
               </w:rPr>
               <w:t xml:space="preserve">0.023 → 0.017</w:t>
             </w:r>
@@ -7154,7 +7195,7 @@
         </w:trPr>
         <w:tc>
           <w:tcPr>
-            <w:tcW w:type="dxa" w:w="2152"/>
+            <w:tcW w:type="dxa" w:w="1787"/>
             <w:tcBorders>
               <w:top w:val="none" w:color="FFFFFF" w:sz="0"/>
               <w:left w:val="none" w:color="FFFFFF" w:sz="0"/>
@@ -7179,8 +7220,8 @@
               <w:rPr>
                 <w:b w:val="false"/>
                 <w:bCs w:val="false"/>
-                <w:sz w:val="16"/>
-                <w:szCs w:val="16"/>
+                <w:sz w:val="18"/>
+                <w:szCs w:val="18"/>
               </w:rPr>
               <w:t xml:space="preserve">Stacking (final proposal)</w:t>
             </w:r>
@@ -7188,7 +7229,7 @@
         </w:tc>
         <w:tc>
           <w:tcPr>
-            <w:tcW w:type="dxa" w:w="1201"/>
+            <w:tcW w:type="dxa" w:w="1241"/>
             <w:tcBorders>
               <w:top w:val="none" w:color="FFFFFF" w:sz="0"/>
               <w:left w:val="none" w:color="FFFFFF" w:sz="0"/>
@@ -7213,8 +7254,8 @@
               <w:rPr>
                 <w:b w:val="false"/>
                 <w:bCs w:val="false"/>
-                <w:sz w:val="16"/>
-                <w:szCs w:val="16"/>
+                <w:sz w:val="18"/>
+                <w:szCs w:val="18"/>
               </w:rPr>
               <w:t xml:space="preserve">87.54 ± 3.04</w:t>
             </w:r>
@@ -7222,7 +7263,7 @@
         </w:tc>
         <w:tc>
           <w:tcPr>
-            <w:tcW w:type="dxa" w:w="851"/>
+            <w:tcW w:type="dxa" w:w="757"/>
             <w:tcBorders>
               <w:top w:val="none" w:color="FFFFFF" w:sz="0"/>
               <w:left w:val="none" w:color="FFFFFF" w:sz="0"/>
@@ -7247,8 +7288,8 @@
               <w:rPr>
                 <w:b w:val="false"/>
                 <w:bCs w:val="false"/>
-                <w:sz w:val="16"/>
-                <w:szCs w:val="16"/>
+                <w:sz w:val="18"/>
+                <w:szCs w:val="18"/>
               </w:rPr>
               <w:t xml:space="preserve">90.22</w:t>
             </w:r>
@@ -7256,7 +7297,7 @@
         </w:tc>
         <w:tc>
           <w:tcPr>
-            <w:tcW w:type="dxa" w:w="801"/>
+            <w:tcW w:type="dxa" w:w="894"/>
             <w:tcBorders>
               <w:top w:val="none" w:color="FFFFFF" w:sz="0"/>
               <w:left w:val="none" w:color="FFFFFF" w:sz="0"/>
@@ -7281,8 +7322,8 @@
               <w:rPr>
                 <w:b w:val="false"/>
                 <w:bCs w:val="false"/>
-                <w:sz w:val="16"/>
-                <w:szCs w:val="16"/>
+                <w:sz w:val="18"/>
+                <w:szCs w:val="18"/>
               </w:rPr>
               <w:t xml:space="preserve">0.935</w:t>
             </w:r>
@@ -7290,7 +7331,7 @@
         </w:tc>
         <w:tc>
           <w:tcPr>
-            <w:tcW w:type="dxa" w:w="650"/>
+            <w:tcW w:type="dxa" w:w="683"/>
             <w:tcBorders>
               <w:top w:val="none" w:color="FFFFFF" w:sz="0"/>
               <w:left w:val="none" w:color="FFFFFF" w:sz="0"/>
@@ -7315,8 +7356,8 @@
               <w:rPr>
                 <w:b w:val="false"/>
                 <w:bCs w:val="false"/>
-                <w:sz w:val="16"/>
-                <w:szCs w:val="16"/>
+                <w:sz w:val="18"/>
+                <w:szCs w:val="18"/>
               </w:rPr>
               <w:t xml:space="preserve">0.908</w:t>
             </w:r>
@@ -7324,7 +7365,7 @@
         </w:tc>
         <w:tc>
           <w:tcPr>
-            <w:tcW w:type="dxa" w:w="650"/>
+            <w:tcW w:type="dxa" w:w="683"/>
             <w:tcBorders>
               <w:top w:val="none" w:color="FFFFFF" w:sz="0"/>
               <w:left w:val="none" w:color="FFFFFF" w:sz="0"/>
@@ -7349,8 +7390,8 @@
               <w:rPr>
                 <w:b w:val="false"/>
                 <w:bCs w:val="false"/>
-                <w:sz w:val="16"/>
-                <w:szCs w:val="16"/>
+                <w:sz w:val="18"/>
+                <w:szCs w:val="18"/>
               </w:rPr>
               <w:t xml:space="preserve">0.835</w:t>
             </w:r>
@@ -7358,7 +7399,7 @@
         </w:tc>
         <w:tc>
           <w:tcPr>
-            <w:tcW w:type="dxa" w:w="650"/>
+            <w:tcW w:type="dxa" w:w="683"/>
             <w:tcBorders>
               <w:top w:val="none" w:color="FFFFFF" w:sz="0"/>
               <w:left w:val="none" w:color="FFFFFF" w:sz="0"/>
@@ -7383,8 +7424,8 @@
               <w:rPr>
                 <w:b w:val="false"/>
                 <w:bCs w:val="false"/>
-                <w:sz w:val="16"/>
-                <w:szCs w:val="16"/>
+                <w:sz w:val="18"/>
+                <w:szCs w:val="18"/>
               </w:rPr>
               <w:t xml:space="preserve">0.096</w:t>
             </w:r>
@@ -7392,7 +7433,7 @@
         </w:tc>
         <w:tc>
           <w:tcPr>
-            <w:tcW w:type="dxa" w:w="1351"/>
+            <w:tcW w:type="dxa" w:w="1578"/>
             <w:tcBorders>
               <w:top w:val="none" w:color="FFFFFF" w:sz="0"/>
               <w:left w:val="none" w:color="FFFFFF" w:sz="0"/>
@@ -7417,8 +7458,8 @@
               <w:rPr>
                 <w:b w:val="false"/>
                 <w:bCs w:val="false"/>
-                <w:sz w:val="16"/>
-                <w:szCs w:val="16"/>
+                <w:sz w:val="18"/>
+                <w:szCs w:val="18"/>
               </w:rPr>
               <w:t xml:space="preserve">0.017 → 0.018</w:t>
             </w:r>
@@ -7540,15 +7581,15 @@
         <w:rPr>
           <w:b/>
           <w:bCs/>
-          <w:sz w:val="17"/>
-          <w:szCs w:val="17"/>
+          <w:sz w:val="18"/>
+          <w:szCs w:val="18"/>
         </w:rPr>
         <w:t xml:space="preserve">Figure 2. </w:t>
       </w:r>
       <w:r>
         <w:rPr>
-          <w:sz w:val="17"/>
-          <w:szCs w:val="17"/>
+          <w:sz w:val="18"/>
+          <w:szCs w:val="18"/>
         </w:rPr>
         <w:t xml:space="preserve">(a) Confusion matrix of the best method (Accuracy-weighted soft vote), pooled over the test folds of one repetition (n = 918): accuracy 87.8 %, sensitivity 91.1 %, specificity 83.7 %. (b) Reliability of the stacking score before and after Platt scaling.</w:t>
       </w:r>
@@ -7628,15 +7669,15 @@
         <w:rPr>
           <w:b/>
           <w:bCs/>
-          <w:sz w:val="17"/>
-          <w:szCs w:val="17"/>
+          <w:sz w:val="18"/>
+          <w:szCs w:val="18"/>
         </w:rPr>
         <w:t xml:space="preserve">Figure 3. </w:t>
       </w:r>
       <w:r>
         <w:rPr>
-          <w:sz w:val="17"/>
-          <w:szCs w:val="17"/>
+          <w:sz w:val="18"/>
+          <w:szCs w:val="18"/>
         </w:rPr>
         <w:t xml:space="preserve">Outer-fold AUROC (mean ± sd) as inputs are added, for logistic regression and random forest.</w:t>
       </w:r>
@@ -7670,15 +7711,15 @@
         <w:rPr>
           <w:b/>
           <w:bCs/>
-          <w:sz w:val="17"/>
-          <w:szCs w:val="17"/>
+          <w:sz w:val="18"/>
+          <w:szCs w:val="18"/>
         </w:rPr>
         <w:t xml:space="preserve">Table 5. </w:t>
       </w:r>
       <w:r>
         <w:rPr>
-          <w:sz w:val="17"/>
-          <w:szCs w:val="17"/>
+          <w:sz w:val="18"/>
+          <w:szCs w:val="18"/>
         </w:rPr>
         <w:t xml:space="preserve">Systems at 5 % prevalence, per 1,000 patients screened (stacking scorer). Source: results/table_system.csv.</w:t>
       </w:r>
@@ -7736,8 +7777,8 @@
               <w:rPr>
                 <w:b/>
                 <w:bCs/>
-                <w:sz w:val="16"/>
-                <w:szCs w:val="16"/>
+                <w:sz w:val="18"/>
+                <w:szCs w:val="18"/>
               </w:rPr>
               <w:t xml:space="preserve">System</w:t>
             </w:r>
@@ -7769,8 +7810,8 @@
               <w:rPr>
                 <w:b/>
                 <w:bCs/>
-                <w:sz w:val="16"/>
-                <w:szCs w:val="16"/>
+                <w:sz w:val="18"/>
+                <w:szCs w:val="18"/>
               </w:rPr>
               <w:t xml:space="preserve">Tests</w:t>
             </w:r>
@@ -7802,8 +7843,8 @@
               <w:rPr>
                 <w:b/>
                 <w:bCs/>
-                <w:sz w:val="16"/>
-                <w:szCs w:val="16"/>
+                <w:sz w:val="18"/>
+                <w:szCs w:val="18"/>
               </w:rPr>
               <w:t xml:space="preserve">Sick sent home (95 % interval)</w:t>
             </w:r>
@@ -7835,8 +7876,8 @@
               <w:rPr>
                 <w:b/>
                 <w:bCs/>
-                <w:sz w:val="16"/>
-                <w:szCs w:val="16"/>
+                <w:sz w:val="18"/>
+                <w:szCs w:val="18"/>
               </w:rPr>
               <w:t xml:space="preserve">Sens. (%)</w:t>
             </w:r>
@@ -7868,8 +7909,8 @@
               <w:rPr>
                 <w:b/>
                 <w:bCs/>
-                <w:sz w:val="16"/>
-                <w:szCs w:val="16"/>
+                <w:sz w:val="18"/>
+                <w:szCs w:val="18"/>
               </w:rPr>
               <w:t xml:space="preserve">High risk</w:t>
             </w:r>
@@ -7901,8 +7942,8 @@
               <w:rPr>
                 <w:b/>
                 <w:bCs/>
-                <w:sz w:val="16"/>
-                <w:szCs w:val="16"/>
+                <w:sz w:val="18"/>
+                <w:szCs w:val="18"/>
               </w:rPr>
               <w:t xml:space="preserve">PPV</w:t>
             </w:r>
@@ -7934,8 +7975,8 @@
               <w:rPr>
                 <w:b/>
                 <w:bCs/>
-                <w:sz w:val="16"/>
-                <w:szCs w:val="16"/>
+                <w:sz w:val="18"/>
+                <w:szCs w:val="18"/>
               </w:rPr>
               <w:t xml:space="preserve">Not sure</w:t>
             </w:r>
@@ -7973,8 +8014,8 @@
               <w:rPr>
                 <w:b w:val="false"/>
                 <w:bCs w:val="false"/>
-                <w:sz w:val="16"/>
-                <w:szCs w:val="16"/>
+                <w:sz w:val="18"/>
+                <w:szCs w:val="18"/>
               </w:rPr>
               <w:t xml:space="preserve">Two-step, Step 1 release at 90% sensitivity</w:t>
             </w:r>
@@ -8006,8 +8047,8 @@
               <w:rPr>
                 <w:b w:val="false"/>
                 <w:bCs w:val="false"/>
-                <w:sz w:val="16"/>
-                <w:szCs w:val="16"/>
+                <w:sz w:val="18"/>
+                <w:szCs w:val="18"/>
               </w:rPr>
               <w:t xml:space="preserve">408</w:t>
             </w:r>
@@ -8039,8 +8080,8 @@
               <w:rPr>
                 <w:b w:val="false"/>
                 <w:bCs w:val="false"/>
-                <w:sz w:val="16"/>
-                <w:szCs w:val="16"/>
+                <w:sz w:val="18"/>
+                <w:szCs w:val="18"/>
               </w:rPr>
               <w:t xml:space="preserve">5.2 (4.0–6.7)</w:t>
             </w:r>
@@ -8072,8 +8113,8 @@
               <w:rPr>
                 <w:b w:val="false"/>
                 <w:bCs w:val="false"/>
-                <w:sz w:val="16"/>
-                <w:szCs w:val="16"/>
+                <w:sz w:val="18"/>
+                <w:szCs w:val="18"/>
               </w:rPr>
               <w:t xml:space="preserve">89.6</w:t>
             </w:r>
@@ -8105,8 +8146,8 @@
               <w:rPr>
                 <w:b w:val="false"/>
                 <w:bCs w:val="false"/>
-                <w:sz w:val="16"/>
-                <w:szCs w:val="16"/>
+                <w:sz w:val="18"/>
+                <w:szCs w:val="18"/>
               </w:rPr>
               <w:t xml:space="preserve">78</w:t>
             </w:r>
@@ -8138,8 +8179,8 @@
               <w:rPr>
                 <w:b w:val="false"/>
                 <w:bCs w:val="false"/>
-                <w:sz w:val="16"/>
-                <w:szCs w:val="16"/>
+                <w:sz w:val="18"/>
+                <w:szCs w:val="18"/>
               </w:rPr>
               <w:t xml:space="preserve">0.38</w:t>
             </w:r>
@@ -8171,8 +8212,8 @@
               <w:rPr>
                 <w:b w:val="false"/>
                 <w:bCs w:val="false"/>
-                <w:sz w:val="16"/>
-                <w:szCs w:val="16"/>
+                <w:sz w:val="18"/>
+                <w:szCs w:val="18"/>
               </w:rPr>
               <w:t xml:space="preserve">284</w:t>
             </w:r>
@@ -8210,8 +8251,8 @@
               <w:rPr>
                 <w:b/>
                 <w:bCs/>
-                <w:sz w:val="16"/>
-                <w:szCs w:val="16"/>
+                <w:sz w:val="18"/>
+                <w:szCs w:val="18"/>
               </w:rPr>
               <w:t xml:space="preserve">Two-step, Step 1 release at 95% sensitivity</w:t>
             </w:r>
@@ -8243,8 +8284,8 @@
               <w:rPr>
                 <w:b/>
                 <w:bCs/>
-                <w:sz w:val="16"/>
-                <w:szCs w:val="16"/>
+                <w:sz w:val="18"/>
+                <w:szCs w:val="18"/>
               </w:rPr>
               <w:t xml:space="preserve">521</w:t>
             </w:r>
@@ -8276,8 +8317,8 @@
               <w:rPr>
                 <w:b/>
                 <w:bCs/>
-                <w:sz w:val="16"/>
-                <w:szCs w:val="16"/>
+                <w:sz w:val="18"/>
+                <w:szCs w:val="18"/>
               </w:rPr>
               <w:t xml:space="preserve">2.9 (2.1–4.1)</w:t>
             </w:r>
@@ -8309,8 +8350,8 @@
               <w:rPr>
                 <w:b/>
                 <w:bCs/>
-                <w:sz w:val="16"/>
-                <w:szCs w:val="16"/>
+                <w:sz w:val="18"/>
+                <w:szCs w:val="18"/>
               </w:rPr>
               <w:t xml:space="preserve">94.2</w:t>
             </w:r>
@@ -8342,8 +8383,8 @@
               <w:rPr>
                 <w:b/>
                 <w:bCs/>
-                <w:sz w:val="16"/>
-                <w:szCs w:val="16"/>
+                <w:sz w:val="18"/>
+                <w:szCs w:val="18"/>
               </w:rPr>
               <w:t xml:space="preserve">78</w:t>
             </w:r>
@@ -8375,8 +8416,8 @@
               <w:rPr>
                 <w:b/>
                 <w:bCs/>
-                <w:sz w:val="16"/>
-                <w:szCs w:val="16"/>
+                <w:sz w:val="18"/>
+                <w:szCs w:val="18"/>
               </w:rPr>
               <w:t xml:space="preserve">0.38</w:t>
             </w:r>
@@ -8408,8 +8449,8 @@
               <w:rPr>
                 <w:b/>
                 <w:bCs/>
-                <w:sz w:val="16"/>
-                <w:szCs w:val="16"/>
+                <w:sz w:val="18"/>
+                <w:szCs w:val="18"/>
               </w:rPr>
               <w:t xml:space="preserve">332</w:t>
             </w:r>
@@ -8447,8 +8488,8 @@
               <w:rPr>
                 <w:b w:val="false"/>
                 <w:bCs w:val="false"/>
-                <w:sz w:val="16"/>
-                <w:szCs w:val="16"/>
+                <w:sz w:val="18"/>
+                <w:szCs w:val="18"/>
               </w:rPr>
               <w:t xml:space="preserve">Two-step, Step 1 release at 98% sensitivity</w:t>
             </w:r>
@@ -8480,8 +8521,8 @@
               <w:rPr>
                 <w:b w:val="false"/>
                 <w:bCs w:val="false"/>
-                <w:sz w:val="16"/>
-                <w:szCs w:val="16"/>
+                <w:sz w:val="18"/>
+                <w:szCs w:val="18"/>
               </w:rPr>
               <w:t xml:space="preserve">706</w:t>
             </w:r>
@@ -8513,8 +8554,8 @@
               <w:rPr>
                 <w:b w:val="false"/>
                 <w:bCs w:val="false"/>
-                <w:sz w:val="16"/>
-                <w:szCs w:val="16"/>
+                <w:sz w:val="18"/>
+                <w:szCs w:val="18"/>
               </w:rPr>
               <w:t xml:space="preserve">2.2 (1.5–3.3)</w:t>
             </w:r>
@@ -8546,8 +8587,8 @@
               <w:rPr>
                 <w:b w:val="false"/>
                 <w:bCs w:val="false"/>
-                <w:sz w:val="16"/>
-                <w:szCs w:val="16"/>
+                <w:sz w:val="18"/>
+                <w:szCs w:val="18"/>
               </w:rPr>
               <w:t xml:space="preserve">95.6</w:t>
             </w:r>
@@ -8579,8 +8620,8 @@
               <w:rPr>
                 <w:b w:val="false"/>
                 <w:bCs w:val="false"/>
-                <w:sz w:val="16"/>
-                <w:szCs w:val="16"/>
+                <w:sz w:val="18"/>
+                <w:szCs w:val="18"/>
               </w:rPr>
               <w:t xml:space="preserve">78</w:t>
             </w:r>
@@ -8612,8 +8653,8 @@
               <w:rPr>
                 <w:b w:val="false"/>
                 <w:bCs w:val="false"/>
-                <w:sz w:val="16"/>
-                <w:szCs w:val="16"/>
+                <w:sz w:val="18"/>
+                <w:szCs w:val="18"/>
               </w:rPr>
               <w:t xml:space="preserve">0.38</w:t>
             </w:r>
@@ -8645,8 +8686,8 @@
               <w:rPr>
                 <w:b w:val="false"/>
                 <w:bCs w:val="false"/>
-                <w:sz w:val="16"/>
-                <w:szCs w:val="16"/>
+                <w:sz w:val="18"/>
+                <w:szCs w:val="18"/>
               </w:rPr>
               <w:t xml:space="preserve">378</w:t>
             </w:r>
@@ -8684,8 +8725,8 @@
               <w:rPr>
                 <w:b w:val="false"/>
                 <w:bCs w:val="false"/>
-                <w:sz w:val="16"/>
-                <w:szCs w:val="16"/>
+                <w:sz w:val="18"/>
+                <w:szCs w:val="18"/>
               </w:rPr>
               <w:t xml:space="preserve">Fixed 0.5 cutoff at Step 1, forced 0.5 at Step 2</w:t>
             </w:r>
@@ -8717,8 +8758,8 @@
               <w:rPr>
                 <w:b w:val="false"/>
                 <w:bCs w:val="false"/>
-                <w:sz w:val="16"/>
-                <w:szCs w:val="16"/>
+                <w:sz w:val="18"/>
+                <w:szCs w:val="18"/>
               </w:rPr>
               <w:t xml:space="preserve">317</w:t>
             </w:r>
@@ -8750,8 +8791,8 @@
               <w:rPr>
                 <w:b w:val="false"/>
                 <w:bCs w:val="false"/>
-                <w:sz w:val="16"/>
-                <w:szCs w:val="16"/>
+                <w:sz w:val="18"/>
+                <w:szCs w:val="18"/>
               </w:rPr>
               <w:t xml:space="preserve">10.9 (9.2–12.8)</w:t>
             </w:r>
@@ -8783,8 +8824,8 @@
               <w:rPr>
                 <w:b w:val="false"/>
                 <w:bCs w:val="false"/>
-                <w:sz w:val="16"/>
-                <w:szCs w:val="16"/>
+                <w:sz w:val="18"/>
+                <w:szCs w:val="18"/>
               </w:rPr>
               <w:t xml:space="preserve">78.1</w:t>
             </w:r>
@@ -8816,8 +8857,8 @@
               <w:rPr>
                 <w:b w:val="false"/>
                 <w:bCs w:val="false"/>
-                <w:sz w:val="16"/>
-                <w:szCs w:val="16"/>
+                <w:sz w:val="18"/>
+                <w:szCs w:val="18"/>
               </w:rPr>
               <w:t xml:space="preserve">156</w:t>
             </w:r>
@@ -8849,8 +8890,8 @@
               <w:rPr>
                 <w:b w:val="false"/>
                 <w:bCs w:val="false"/>
-                <w:sz w:val="16"/>
-                <w:szCs w:val="16"/>
+                <w:sz w:val="18"/>
+                <w:szCs w:val="18"/>
               </w:rPr>
               <w:t xml:space="preserve">0.25</w:t>
             </w:r>
@@ -8882,8 +8923,8 @@
               <w:rPr>
                 <w:b w:val="false"/>
                 <w:bCs w:val="false"/>
-                <w:sz w:val="16"/>
-                <w:szCs w:val="16"/>
+                <w:sz w:val="18"/>
+                <w:szCs w:val="18"/>
               </w:rPr>
               <w:t xml:space="preserve">0</w:t>
             </w:r>
@@ -8921,8 +8962,8 @@
               <w:rPr>
                 <w:b w:val="false"/>
                 <w:bCs w:val="false"/>
-                <w:sz w:val="16"/>
-                <w:szCs w:val="16"/>
+                <w:sz w:val="18"/>
+                <w:szCs w:val="18"/>
               </w:rPr>
               <w:t xml:space="preserve">Test everyone, forced 0.5</w:t>
             </w:r>
@@ -8954,8 +8995,8 @@
               <w:rPr>
                 <w:b w:val="false"/>
                 <w:bCs w:val="false"/>
-                <w:sz w:val="16"/>
-                <w:szCs w:val="16"/>
+                <w:sz w:val="18"/>
+                <w:szCs w:val="18"/>
               </w:rPr>
               <w:t xml:space="preserve">1000</w:t>
             </w:r>
@@ -8987,8 +9028,8 @@
               <w:rPr>
                 <w:b w:val="false"/>
                 <w:bCs w:val="false"/>
-                <w:sz w:val="16"/>
-                <w:szCs w:val="16"/>
+                <w:sz w:val="18"/>
+                <w:szCs w:val="18"/>
               </w:rPr>
               <w:t xml:space="preserve">4.7 (3.6–6.1)</w:t>
             </w:r>
@@ -9020,8 +9061,8 @@
               <w:rPr>
                 <w:b w:val="false"/>
                 <w:bCs w:val="false"/>
-                <w:sz w:val="16"/>
-                <w:szCs w:val="16"/>
+                <w:sz w:val="18"/>
+                <w:szCs w:val="18"/>
               </w:rPr>
               <w:t xml:space="preserve">90.6</w:t>
             </w:r>
@@ -9053,8 +9094,8 @@
               <w:rPr>
                 <w:b w:val="false"/>
                 <w:bCs w:val="false"/>
-                <w:sz w:val="16"/>
-                <w:szCs w:val="16"/>
+                <w:sz w:val="18"/>
+                <w:szCs w:val="18"/>
               </w:rPr>
               <w:t xml:space="preserve">204</w:t>
             </w:r>
@@ -9086,8 +9127,8 @@
               <w:rPr>
                 <w:b w:val="false"/>
                 <w:bCs w:val="false"/>
-                <w:sz w:val="16"/>
-                <w:szCs w:val="16"/>
+                <w:sz w:val="18"/>
+                <w:szCs w:val="18"/>
               </w:rPr>
               <w:t xml:space="preserve">0.22</w:t>
             </w:r>
@@ -9119,8 +9160,8 @@
               <w:rPr>
                 <w:b w:val="false"/>
                 <w:bCs w:val="false"/>
-                <w:sz w:val="16"/>
-                <w:szCs w:val="16"/>
+                <w:sz w:val="18"/>
+                <w:szCs w:val="18"/>
               </w:rPr>
               <w:t xml:space="preserve">0</w:t>
             </w:r>
@@ -9158,8 +9199,8 @@
               <w:rPr>
                 <w:b w:val="false"/>
                 <w:bCs w:val="false"/>
-                <w:sz w:val="16"/>
-                <w:szCs w:val="16"/>
+                <w:sz w:val="18"/>
+                <w:szCs w:val="18"/>
               </w:rPr>
               <w:t xml:space="preserve">Test everyone, Step 2 with not-sure band</w:t>
             </w:r>
@@ -9191,8 +9232,8 @@
               <w:rPr>
                 <w:b w:val="false"/>
                 <w:bCs w:val="false"/>
-                <w:sz w:val="16"/>
-                <w:szCs w:val="16"/>
+                <w:sz w:val="18"/>
+                <w:szCs w:val="18"/>
               </w:rPr>
               <w:t xml:space="preserve">1000</w:t>
             </w:r>
@@ -9224,8 +9265,8 @@
               <w:rPr>
                 <w:b w:val="false"/>
                 <w:bCs w:val="false"/>
-                <w:sz w:val="16"/>
-                <w:szCs w:val="16"/>
+                <w:sz w:val="18"/>
+                <w:szCs w:val="18"/>
               </w:rPr>
               <w:t xml:space="preserve">1.1 (0.7–2.0)</w:t>
             </w:r>
@@ -9257,8 +9298,8 @@
               <w:rPr>
                 <w:b w:val="false"/>
                 <w:bCs w:val="false"/>
-                <w:sz w:val="16"/>
-                <w:szCs w:val="16"/>
+                <w:sz w:val="18"/>
+                <w:szCs w:val="18"/>
               </w:rPr>
               <w:t xml:space="preserve">97.7</w:t>
             </w:r>
@@ -9290,8 +9331,8 @@
               <w:rPr>
                 <w:b w:val="false"/>
                 <w:bCs w:val="false"/>
-                <w:sz w:val="16"/>
-                <w:szCs w:val="16"/>
+                <w:sz w:val="18"/>
+                <w:szCs w:val="18"/>
               </w:rPr>
               <w:t xml:space="preserve">78</w:t>
             </w:r>
@@ -9323,8 +9364,8 @@
               <w:rPr>
                 <w:b w:val="false"/>
                 <w:bCs w:val="false"/>
-                <w:sz w:val="16"/>
-                <w:szCs w:val="16"/>
+                <w:sz w:val="18"/>
+                <w:szCs w:val="18"/>
               </w:rPr>
               <w:t xml:space="preserve">0.38</w:t>
             </w:r>
@@ -9356,8 +9397,8 @@
               <w:rPr>
                 <w:b w:val="false"/>
                 <w:bCs w:val="false"/>
-                <w:sz w:val="16"/>
-                <w:szCs w:val="16"/>
+                <w:sz w:val="18"/>
+                <w:szCs w:val="18"/>
               </w:rPr>
               <w:t xml:space="preserve">433</w:t>
             </w:r>
@@ -9421,15 +9462,15 @@
         <w:rPr>
           <w:b/>
           <w:bCs/>
-          <w:sz w:val="17"/>
-          <w:szCs w:val="17"/>
+          <w:sz w:val="18"/>
+          <w:szCs w:val="18"/>
         </w:rPr>
         <w:t xml:space="preserve">Figure 4. </w:t>
       </w:r>
       <w:r>
         <w:rPr>
-          <w:sz w:val="17"/>
-          <w:szCs w:val="17"/>
+          <w:sz w:val="18"/>
+          <w:szCs w:val="18"/>
         </w:rPr>
         <w:t xml:space="preserve">Sick patients sent home against patients needing equipment tests, per 1,000 at 5 % prevalence: two-step systems at Step 1 release levels of 90, 95 and 98 % (stacking and random forest) and the two baselines.</w:t>
       </w:r>
@@ -9453,15 +9494,15 @@
         <w:rPr>
           <w:b/>
           <w:bCs/>
-          <w:sz w:val="17"/>
-          <w:szCs w:val="17"/>
+          <w:sz w:val="18"/>
+          <w:szCs w:val="18"/>
         </w:rPr>
         <w:t xml:space="preserve">Table 6. </w:t>
       </w:r>
       <w:r>
         <w:rPr>
-          <w:sz w:val="17"/>
-          <w:szCs w:val="17"/>
+          <w:sz w:val="18"/>
+          <w:szCs w:val="18"/>
         </w:rPr>
         <w:t xml:space="preserve">Two-step system (Step 1 release 95 %) by assumed prevalence, per 1,000 patients.</w:t>
       </w:r>
@@ -9519,8 +9560,8 @@
               <w:rPr>
                 <w:b/>
                 <w:bCs/>
-                <w:sz w:val="16"/>
-                <w:szCs w:val="16"/>
+                <w:sz w:val="18"/>
+                <w:szCs w:val="18"/>
               </w:rPr>
               <w:t xml:space="preserve">Prevalence</w:t>
             </w:r>
@@ -9552,8 +9593,8 @@
               <w:rPr>
                 <w:b/>
                 <w:bCs/>
-                <w:sz w:val="16"/>
-                <w:szCs w:val="16"/>
+                <w:sz w:val="18"/>
+                <w:szCs w:val="18"/>
               </w:rPr>
               <w:t xml:space="preserve">Tests</w:t>
             </w:r>
@@ -9585,8 +9626,8 @@
               <w:rPr>
                 <w:b/>
                 <w:bCs/>
-                <w:sz w:val="16"/>
-                <w:szCs w:val="16"/>
+                <w:sz w:val="18"/>
+                <w:szCs w:val="18"/>
               </w:rPr>
               <w:t xml:space="preserve">Sick sent home (95 % interval)</w:t>
             </w:r>
@@ -9618,8 +9659,8 @@
               <w:rPr>
                 <w:b/>
                 <w:bCs/>
-                <w:sz w:val="16"/>
-                <w:szCs w:val="16"/>
+                <w:sz w:val="18"/>
+                <w:szCs w:val="18"/>
               </w:rPr>
               <w:t xml:space="preserve">High risk</w:t>
             </w:r>
@@ -9651,8 +9692,8 @@
               <w:rPr>
                 <w:b/>
                 <w:bCs/>
-                <w:sz w:val="16"/>
-                <w:szCs w:val="16"/>
+                <w:sz w:val="18"/>
+                <w:szCs w:val="18"/>
               </w:rPr>
               <w:t xml:space="preserve">PPV</w:t>
             </w:r>
@@ -9684,8 +9725,8 @@
               <w:rPr>
                 <w:b/>
                 <w:bCs/>
-                <w:sz w:val="16"/>
-                <w:szCs w:val="16"/>
+                <w:sz w:val="18"/>
+                <w:szCs w:val="18"/>
               </w:rPr>
               <w:t xml:space="preserve">NPV</w:t>
             </w:r>
@@ -9717,8 +9758,8 @@
               <w:rPr>
                 <w:b/>
                 <w:bCs/>
-                <w:sz w:val="16"/>
-                <w:szCs w:val="16"/>
+                <w:sz w:val="18"/>
+                <w:szCs w:val="18"/>
               </w:rPr>
               <w:t xml:space="preserve">Not sure</w:t>
             </w:r>
@@ -9756,8 +9797,8 @@
               <w:rPr>
                 <w:b w:val="false"/>
                 <w:bCs w:val="false"/>
-                <w:sz w:val="16"/>
-                <w:szCs w:val="16"/>
+                <w:sz w:val="18"/>
+                <w:szCs w:val="18"/>
               </w:rPr>
               <w:t xml:space="preserve">2%</w:t>
             </w:r>
@@ -9789,8 +9830,8 @@
               <w:rPr>
                 <w:b w:val="false"/>
                 <w:bCs w:val="false"/>
-                <w:sz w:val="16"/>
-                <w:szCs w:val="16"/>
+                <w:sz w:val="18"/>
+                <w:szCs w:val="18"/>
               </w:rPr>
               <w:t xml:space="preserve">507</w:t>
             </w:r>
@@ -9822,8 +9863,8 @@
               <w:rPr>
                 <w:b w:val="false"/>
                 <w:bCs w:val="false"/>
-                <w:sz w:val="16"/>
-                <w:szCs w:val="16"/>
+                <w:sz w:val="18"/>
+                <w:szCs w:val="18"/>
               </w:rPr>
               <w:t xml:space="preserve">1.2 (0.8–1.6)</w:t>
             </w:r>
@@ -9855,8 +9896,8 @@
               <w:rPr>
                 <w:b w:val="false"/>
                 <w:bCs w:val="false"/>
-                <w:sz w:val="16"/>
-                <w:szCs w:val="16"/>
+                <w:sz w:val="18"/>
+                <w:szCs w:val="18"/>
               </w:rPr>
               <w:t xml:space="preserve">62</w:t>
             </w:r>
@@ -9888,8 +9929,8 @@
               <w:rPr>
                 <w:b w:val="false"/>
                 <w:bCs w:val="false"/>
-                <w:sz w:val="16"/>
-                <w:szCs w:val="16"/>
+                <w:sz w:val="18"/>
+                <w:szCs w:val="18"/>
               </w:rPr>
               <w:t xml:space="preserve">0.19</w:t>
             </w:r>
@@ -9921,8 +9962,8 @@
               <w:rPr>
                 <w:b w:val="false"/>
                 <w:bCs w:val="false"/>
-                <w:sz w:val="16"/>
-                <w:szCs w:val="16"/>
+                <w:sz w:val="18"/>
+                <w:szCs w:val="18"/>
               </w:rPr>
               <w:t xml:space="preserve">0.998</w:t>
             </w:r>
@@ -9954,8 +9995,8 @@
               <w:rPr>
                 <w:b w:val="false"/>
                 <w:bCs w:val="false"/>
-                <w:sz w:val="16"/>
-                <w:szCs w:val="16"/>
+                <w:sz w:val="18"/>
+                <w:szCs w:val="18"/>
               </w:rPr>
               <w:t xml:space="preserve">331</w:t>
             </w:r>
@@ -9993,8 +10034,8 @@
               <w:rPr>
                 <w:b/>
                 <w:bCs/>
-                <w:sz w:val="16"/>
-                <w:szCs w:val="16"/>
+                <w:sz w:val="18"/>
+                <w:szCs w:val="18"/>
               </w:rPr>
               <w:t xml:space="preserve">5% (reference)</w:t>
             </w:r>
@@ -10026,8 +10067,8 @@
               <w:rPr>
                 <w:b/>
                 <w:bCs/>
-                <w:sz w:val="16"/>
-                <w:szCs w:val="16"/>
+                <w:sz w:val="18"/>
+                <w:szCs w:val="18"/>
               </w:rPr>
               <w:t xml:space="preserve">521</w:t>
             </w:r>
@@ -10059,8 +10100,8 @@
               <w:rPr>
                 <w:b/>
                 <w:bCs/>
-                <w:sz w:val="16"/>
-                <w:szCs w:val="16"/>
+                <w:sz w:val="18"/>
+                <w:szCs w:val="18"/>
               </w:rPr>
               <w:t xml:space="preserve">2.9 (2.1–4.1)</w:t>
             </w:r>
@@ -10092,8 +10133,8 @@
               <w:rPr>
                 <w:b/>
                 <w:bCs/>
-                <w:sz w:val="16"/>
-                <w:szCs w:val="16"/>
+                <w:sz w:val="18"/>
+                <w:szCs w:val="18"/>
               </w:rPr>
               <w:t xml:space="preserve">78</w:t>
             </w:r>
@@ -10125,8 +10166,8 @@
               <w:rPr>
                 <w:b/>
                 <w:bCs/>
-                <w:sz w:val="16"/>
-                <w:szCs w:val="16"/>
+                <w:sz w:val="18"/>
+                <w:szCs w:val="18"/>
               </w:rPr>
               <w:t xml:space="preserve">0.38</w:t>
             </w:r>
@@ -10158,8 +10199,8 @@
               <w:rPr>
                 <w:b/>
                 <w:bCs/>
-                <w:sz w:val="16"/>
-                <w:szCs w:val="16"/>
+                <w:sz w:val="18"/>
+                <w:szCs w:val="18"/>
               </w:rPr>
               <w:t xml:space="preserve">0.995</w:t>
             </w:r>
@@ -10191,8 +10232,8 @@
               <w:rPr>
                 <w:b/>
                 <w:bCs/>
-                <w:sz w:val="16"/>
-                <w:szCs w:val="16"/>
+                <w:sz w:val="18"/>
+                <w:szCs w:val="18"/>
               </w:rPr>
               <w:t xml:space="preserve">332</w:t>
             </w:r>
@@ -10230,8 +10271,8 @@
               <w:rPr>
                 <w:b w:val="false"/>
                 <w:bCs w:val="false"/>
-                <w:sz w:val="16"/>
-                <w:szCs w:val="16"/>
+                <w:sz w:val="18"/>
+                <w:szCs w:val="18"/>
               </w:rPr>
               <w:t xml:space="preserve">10%</w:t>
             </w:r>
@@ -10263,8 +10304,8 @@
               <w:rPr>
                 <w:b w:val="false"/>
                 <w:bCs w:val="false"/>
-                <w:sz w:val="16"/>
-                <w:szCs w:val="16"/>
+                <w:sz w:val="18"/>
+                <w:szCs w:val="18"/>
               </w:rPr>
               <w:t xml:space="preserve">544</w:t>
             </w:r>
@@ -10296,8 +10337,8 @@
               <w:rPr>
                 <w:b w:val="false"/>
                 <w:bCs w:val="false"/>
-                <w:sz w:val="16"/>
-                <w:szCs w:val="16"/>
+                <w:sz w:val="18"/>
+                <w:szCs w:val="18"/>
               </w:rPr>
               <w:t xml:space="preserve">5.8 (4.1–8.2)</w:t>
             </w:r>
@@ -10329,8 +10370,8 @@
               <w:rPr>
                 <w:b w:val="false"/>
                 <w:bCs w:val="false"/>
-                <w:sz w:val="16"/>
-                <w:szCs w:val="16"/>
+                <w:sz w:val="18"/>
+                <w:szCs w:val="18"/>
               </w:rPr>
               <w:t xml:space="preserve">106</w:t>
             </w:r>
@@ -10362,8 +10403,8 @@
               <w:rPr>
                 <w:b w:val="false"/>
                 <w:bCs w:val="false"/>
-                <w:sz w:val="16"/>
-                <w:szCs w:val="16"/>
+                <w:sz w:val="18"/>
+                <w:szCs w:val="18"/>
               </w:rPr>
               <w:t xml:space="preserve">0.56</w:t>
             </w:r>
@@ -10395,8 +10436,8 @@
               <w:rPr>
                 <w:b w:val="false"/>
                 <w:bCs w:val="false"/>
-                <w:sz w:val="16"/>
-                <w:szCs w:val="16"/>
+                <w:sz w:val="18"/>
+                <w:szCs w:val="18"/>
               </w:rPr>
               <w:t xml:space="preserve">0.990</w:t>
             </w:r>
@@ -10428,8 +10469,8 @@
               <w:rPr>
                 <w:b w:val="false"/>
                 <w:bCs w:val="false"/>
-                <w:sz w:val="16"/>
-                <w:szCs w:val="16"/>
+                <w:sz w:val="18"/>
+                <w:szCs w:val="18"/>
               </w:rPr>
               <w:t xml:space="preserve">332</w:t>
             </w:r>
@@ -10467,8 +10508,8 @@
               <w:rPr>
                 <w:b w:val="false"/>
                 <w:bCs w:val="false"/>
-                <w:sz w:val="16"/>
-                <w:szCs w:val="16"/>
+                <w:sz w:val="18"/>
+                <w:szCs w:val="18"/>
               </w:rPr>
               <w:t xml:space="preserve">20%</w:t>
             </w:r>
@@ -10500,8 +10541,8 @@
               <w:rPr>
                 <w:b w:val="false"/>
                 <w:bCs w:val="false"/>
-                <w:sz w:val="16"/>
-                <w:szCs w:val="16"/>
+                <w:sz w:val="18"/>
+                <w:szCs w:val="18"/>
               </w:rPr>
               <w:t xml:space="preserve">590</w:t>
             </w:r>
@@ -10533,8 +10574,8 @@
               <w:rPr>
                 <w:b w:val="false"/>
                 <w:bCs w:val="false"/>
-                <w:sz w:val="16"/>
-                <w:szCs w:val="16"/>
+                <w:sz w:val="18"/>
+                <w:szCs w:val="18"/>
               </w:rPr>
               <w:t xml:space="preserve">11.7 (8.2–16.5)</w:t>
             </w:r>
@@ -10566,8 +10607,8 @@
               <w:rPr>
                 <w:b w:val="false"/>
                 <w:bCs w:val="false"/>
-                <w:sz w:val="16"/>
-                <w:szCs w:val="16"/>
+                <w:sz w:val="18"/>
+                <w:szCs w:val="18"/>
               </w:rPr>
               <w:t xml:space="preserve">160</w:t>
             </w:r>
@@ -10599,8 +10640,8 @@
               <w:rPr>
                 <w:b w:val="false"/>
                 <w:bCs w:val="false"/>
-                <w:sz w:val="16"/>
-                <w:szCs w:val="16"/>
+                <w:sz w:val="18"/>
+                <w:szCs w:val="18"/>
               </w:rPr>
               <w:t xml:space="preserve">0.74</w:t>
             </w:r>
@@ -10632,8 +10673,8 @@
               <w:rPr>
                 <w:b w:val="false"/>
                 <w:bCs w:val="false"/>
-                <w:sz w:val="16"/>
-                <w:szCs w:val="16"/>
+                <w:sz w:val="18"/>
+                <w:szCs w:val="18"/>
               </w:rPr>
               <w:t xml:space="preserve">0.977</w:t>
             </w:r>
@@ -10665,8 +10706,8 @@
               <w:rPr>
                 <w:b w:val="false"/>
                 <w:bCs w:val="false"/>
-                <w:sz w:val="16"/>
-                <w:szCs w:val="16"/>
+                <w:sz w:val="18"/>
+                <w:szCs w:val="18"/>
               </w:rPr>
               <w:t xml:space="preserve">334</w:t>
             </w:r>
@@ -10704,8 +10745,8 @@
               <w:rPr>
                 <w:b w:val="false"/>
                 <w:bCs w:val="false"/>
-                <w:sz w:val="16"/>
-                <w:szCs w:val="16"/>
+                <w:sz w:val="18"/>
+                <w:szCs w:val="18"/>
               </w:rPr>
               <w:t xml:space="preserve">55.3% (dataset)</w:t>
             </w:r>
@@ -10737,8 +10778,8 @@
               <w:rPr>
                 <w:b w:val="false"/>
                 <w:bCs w:val="false"/>
-                <w:sz w:val="16"/>
-                <w:szCs w:val="16"/>
+                <w:sz w:val="18"/>
+                <w:szCs w:val="18"/>
               </w:rPr>
               <w:t xml:space="preserve">753</w:t>
             </w:r>
@@ -10770,8 +10811,8 @@
               <w:rPr>
                 <w:b w:val="false"/>
                 <w:bCs w:val="false"/>
-                <w:sz w:val="16"/>
-                <w:szCs w:val="16"/>
+                <w:sz w:val="18"/>
+                <w:szCs w:val="18"/>
               </w:rPr>
               <w:t xml:space="preserve">32.3 (22.8–45.5)</w:t>
             </w:r>
@@ -10803,8 +10844,8 @@
               <w:rPr>
                 <w:b w:val="false"/>
                 <w:bCs w:val="false"/>
-                <w:sz w:val="16"/>
-                <w:szCs w:val="16"/>
+                <w:sz w:val="18"/>
+                <w:szCs w:val="18"/>
               </w:rPr>
               <w:t xml:space="preserve">353</w:t>
             </w:r>
@@ -10836,8 +10877,8 @@
               <w:rPr>
                 <w:b w:val="false"/>
                 <w:bCs w:val="false"/>
-                <w:sz w:val="16"/>
-                <w:szCs w:val="16"/>
+                <w:sz w:val="18"/>
+                <w:szCs w:val="18"/>
               </w:rPr>
               <w:t xml:space="preserve">0.94</w:t>
             </w:r>
@@ -10869,8 +10910,8 @@
               <w:rPr>
                 <w:b w:val="false"/>
                 <w:bCs w:val="false"/>
-                <w:sz w:val="16"/>
-                <w:szCs w:val="16"/>
+                <w:sz w:val="18"/>
+                <w:szCs w:val="18"/>
               </w:rPr>
               <w:t xml:space="preserve">0.895</w:t>
             </w:r>
@@ -10902,8 +10943,8 @@
               <w:rPr>
                 <w:b w:val="false"/>
                 <w:bCs w:val="false"/>
-                <w:sz w:val="16"/>
-                <w:szCs w:val="16"/>
+                <w:sz w:val="18"/>
+                <w:szCs w:val="18"/>
               </w:rPr>
               <w:t xml:space="preserve">339</w:t>
             </w:r>
@@ -10969,15 +11010,15 @@
         <w:rPr>
           <w:b/>
           <w:bCs/>
-          <w:sz w:val="17"/>
-          <w:szCs w:val="17"/>
+          <w:sz w:val="18"/>
+          <w:szCs w:val="18"/>
         </w:rPr>
         <w:t xml:space="preserve">Table 7. </w:t>
       </w:r>
       <w:r>
         <w:rPr>
-          <w:sz w:val="17"/>
-          <w:szCs w:val="17"/>
+          <w:sz w:val="18"/>
+          <w:szCs w:val="18"/>
         </w:rPr>
         <w:t xml:space="preserve">Leave-one-site-out results (stacking, Step 1 release 95 %).</w:t>
       </w:r>
@@ -11035,8 +11076,8 @@
               <w:rPr>
                 <w:b/>
                 <w:bCs/>
-                <w:sz w:val="16"/>
-                <w:szCs w:val="16"/>
+                <w:sz w:val="18"/>
+                <w:szCs w:val="18"/>
               </w:rPr>
               <w:t xml:space="preserve">Held-out site</w:t>
             </w:r>
@@ -11068,8 +11109,8 @@
               <w:rPr>
                 <w:b/>
                 <w:bCs/>
-                <w:sz w:val="16"/>
-                <w:szCs w:val="16"/>
+                <w:sz w:val="18"/>
+                <w:szCs w:val="18"/>
               </w:rPr>
               <w:t xml:space="preserve">Patients (prev.)</w:t>
             </w:r>
@@ -11101,8 +11142,8 @@
               <w:rPr>
                 <w:b/>
                 <w:bCs/>
-                <w:sz w:val="16"/>
-                <w:szCs w:val="16"/>
+                <w:sz w:val="18"/>
+                <w:szCs w:val="18"/>
               </w:rPr>
               <w:t xml:space="preserve">AUROC Step 1</w:t>
             </w:r>
@@ -11134,8 +11175,8 @@
               <w:rPr>
                 <w:b/>
                 <w:bCs/>
-                <w:sz w:val="16"/>
-                <w:szCs w:val="16"/>
+                <w:sz w:val="18"/>
+                <w:szCs w:val="18"/>
               </w:rPr>
               <w:t xml:space="preserve">AUROC Step 2</w:t>
             </w:r>
@@ -11167,8 +11208,8 @@
               <w:rPr>
                 <w:b/>
                 <w:bCs/>
-                <w:sz w:val="16"/>
-                <w:szCs w:val="16"/>
+                <w:sz w:val="18"/>
+                <w:szCs w:val="18"/>
               </w:rPr>
               <w:t xml:space="preserve">Sick sent home (%)</w:t>
             </w:r>
@@ -11200,8 +11241,8 @@
               <w:rPr>
                 <w:b/>
                 <w:bCs/>
-                <w:sz w:val="16"/>
-                <w:szCs w:val="16"/>
+                <w:sz w:val="18"/>
+                <w:szCs w:val="18"/>
               </w:rPr>
               <w:t xml:space="preserve">Healthy sent home (%)</w:t>
             </w:r>
@@ -11233,8 +11274,8 @@
               <w:rPr>
                 <w:b/>
                 <w:bCs/>
-                <w:sz w:val="16"/>
-                <w:szCs w:val="16"/>
+                <w:sz w:val="18"/>
+                <w:szCs w:val="18"/>
               </w:rPr>
               <w:t xml:space="preserve">Not sure (%)</w:t>
             </w:r>
@@ -11272,8 +11313,8 @@
               <w:rPr>
                 <w:b w:val="false"/>
                 <w:bCs w:val="false"/>
-                <w:sz w:val="16"/>
-                <w:szCs w:val="16"/>
+                <w:sz w:val="18"/>
+                <w:szCs w:val="18"/>
               </w:rPr>
               <w:t xml:space="preserve">Cleveland</w:t>
             </w:r>
@@ -11305,8 +11346,8 @@
               <w:rPr>
                 <w:b w:val="false"/>
                 <w:bCs w:val="false"/>
-                <w:sz w:val="16"/>
-                <w:szCs w:val="16"/>
+                <w:sz w:val="18"/>
+                <w:szCs w:val="18"/>
               </w:rPr>
               <w:t xml:space="preserve">303 (46%)</w:t>
             </w:r>
@@ -11338,8 +11379,8 @@
               <w:rPr>
                 <w:b w:val="false"/>
                 <w:bCs w:val="false"/>
-                <w:sz w:val="16"/>
-                <w:szCs w:val="16"/>
+                <w:sz w:val="18"/>
+                <w:szCs w:val="18"/>
               </w:rPr>
               <w:t xml:space="preserve">0.824</w:t>
             </w:r>
@@ -11371,8 +11412,8 @@
               <w:rPr>
                 <w:b w:val="false"/>
                 <w:bCs w:val="false"/>
-                <w:sz w:val="16"/>
-                <w:szCs w:val="16"/>
+                <w:sz w:val="18"/>
+                <w:szCs w:val="18"/>
               </w:rPr>
               <w:t xml:space="preserve">0.868</w:t>
             </w:r>
@@ -11404,8 +11445,8 @@
               <w:rPr>
                 <w:b w:val="false"/>
                 <w:bCs w:val="false"/>
-                <w:sz w:val="16"/>
-                <w:szCs w:val="16"/>
+                <w:sz w:val="18"/>
+                <w:szCs w:val="18"/>
               </w:rPr>
               <w:t xml:space="preserve">5.0</w:t>
             </w:r>
@@ -11437,8 +11478,8 @@
               <w:rPr>
                 <w:b w:val="false"/>
                 <w:bCs w:val="false"/>
-                <w:sz w:val="16"/>
-                <w:szCs w:val="16"/>
+                <w:sz w:val="18"/>
+                <w:szCs w:val="18"/>
               </w:rPr>
               <w:t xml:space="preserve">42.7</w:t>
             </w:r>
@@ -11470,8 +11511,8 @@
               <w:rPr>
                 <w:b w:val="false"/>
                 <w:bCs w:val="false"/>
-                <w:sz w:val="16"/>
-                <w:szCs w:val="16"/>
+                <w:sz w:val="18"/>
+                <w:szCs w:val="18"/>
               </w:rPr>
               <w:t xml:space="preserve">64.0</w:t>
             </w:r>
@@ -11509,8 +11550,8 @@
               <w:rPr>
                 <w:b w:val="false"/>
                 <w:bCs w:val="false"/>
-                <w:sz w:val="16"/>
-                <w:szCs w:val="16"/>
+                <w:sz w:val="18"/>
+                <w:szCs w:val="18"/>
               </w:rPr>
               <w:t xml:space="preserve">Hungarian</w:t>
             </w:r>
@@ -11542,8 +11583,8 @@
               <w:rPr>
                 <w:b w:val="false"/>
                 <w:bCs w:val="false"/>
-                <w:sz w:val="16"/>
-                <w:szCs w:val="16"/>
+                <w:sz w:val="18"/>
+                <w:szCs w:val="18"/>
               </w:rPr>
               <w:t xml:space="preserve">294 (36%)</w:t>
             </w:r>
@@ -11575,8 +11616,8 @@
               <w:rPr>
                 <w:b w:val="false"/>
                 <w:bCs w:val="false"/>
-                <w:sz w:val="16"/>
-                <w:szCs w:val="16"/>
+                <w:sz w:val="18"/>
+                <w:szCs w:val="18"/>
               </w:rPr>
               <w:t xml:space="preserve">0.848</w:t>
             </w:r>
@@ -11608,8 +11649,8 @@
               <w:rPr>
                 <w:b w:val="false"/>
                 <w:bCs w:val="false"/>
-                <w:sz w:val="16"/>
-                <w:szCs w:val="16"/>
+                <w:sz w:val="18"/>
+                <w:szCs w:val="18"/>
               </w:rPr>
               <w:t xml:space="preserve">0.872</w:t>
             </w:r>
@@ -11641,8 +11682,8 @@
               <w:rPr>
                 <w:b w:val="false"/>
                 <w:bCs w:val="false"/>
-                <w:sz w:val="16"/>
-                <w:szCs w:val="16"/>
+                <w:sz w:val="18"/>
+                <w:szCs w:val="18"/>
               </w:rPr>
               <w:t xml:space="preserve">11.3</w:t>
             </w:r>
@@ -11674,8 +11715,8 @@
               <w:rPr>
                 <w:b w:val="false"/>
                 <w:bCs w:val="false"/>
-                <w:sz w:val="16"/>
-                <w:szCs w:val="16"/>
+                <w:sz w:val="18"/>
+                <w:szCs w:val="18"/>
               </w:rPr>
               <w:t xml:space="preserve">65.4</w:t>
             </w:r>
@@ -11707,8 +11748,8 @@
               <w:rPr>
                 <w:b w:val="false"/>
                 <w:bCs w:val="false"/>
-                <w:sz w:val="16"/>
-                <w:szCs w:val="16"/>
+                <w:sz w:val="18"/>
+                <w:szCs w:val="18"/>
               </w:rPr>
               <w:t xml:space="preserve">37.8</w:t>
             </w:r>
@@ -11746,8 +11787,8 @@
               <w:rPr>
                 <w:b w:val="false"/>
                 <w:bCs w:val="false"/>
-                <w:sz w:val="16"/>
-                <w:szCs w:val="16"/>
+                <w:sz w:val="18"/>
+                <w:szCs w:val="18"/>
               </w:rPr>
               <w:t xml:space="preserve">Switzerland</w:t>
             </w:r>
@@ -11779,8 +11820,8 @@
               <w:rPr>
                 <w:b w:val="false"/>
                 <w:bCs w:val="false"/>
-                <w:sz w:val="16"/>
-                <w:szCs w:val="16"/>
+                <w:sz w:val="18"/>
+                <w:szCs w:val="18"/>
               </w:rPr>
               <w:t xml:space="preserve">123 (93%)</w:t>
             </w:r>
@@ -11812,8 +11853,8 @@
               <w:rPr>
                 <w:b w:val="false"/>
                 <w:bCs w:val="false"/>
-                <w:sz w:val="16"/>
-                <w:szCs w:val="16"/>
+                <w:sz w:val="18"/>
+                <w:szCs w:val="18"/>
               </w:rPr>
               <w:t xml:space="preserve">0.783</w:t>
             </w:r>
@@ -11845,8 +11886,8 @@
               <w:rPr>
                 <w:b w:val="false"/>
                 <w:bCs w:val="false"/>
-                <w:sz w:val="16"/>
-                <w:szCs w:val="16"/>
+                <w:sz w:val="18"/>
+                <w:szCs w:val="18"/>
               </w:rPr>
               <w:t xml:space="preserve">0.748</w:t>
             </w:r>
@@ -11878,8 +11919,8 @@
               <w:rPr>
                 <w:b w:val="false"/>
                 <w:bCs w:val="false"/>
-                <w:sz w:val="16"/>
-                <w:szCs w:val="16"/>
+                <w:sz w:val="18"/>
+                <w:szCs w:val="18"/>
               </w:rPr>
               <w:t xml:space="preserve">4.3</w:t>
             </w:r>
@@ -11911,8 +11952,8 @@
               <w:rPr>
                 <w:b w:val="false"/>
                 <w:bCs w:val="false"/>
-                <w:sz w:val="16"/>
-                <w:szCs w:val="16"/>
+                <w:sz w:val="18"/>
+                <w:szCs w:val="18"/>
               </w:rPr>
               <w:t xml:space="preserve">25.0</w:t>
             </w:r>
@@ -11944,8 +11985,8 @@
               <w:rPr>
                 <w:b w:val="false"/>
                 <w:bCs w:val="false"/>
-                <w:sz w:val="16"/>
-                <w:szCs w:val="16"/>
+                <w:sz w:val="18"/>
+                <w:szCs w:val="18"/>
               </w:rPr>
               <w:t xml:space="preserve">69.1</w:t>
             </w:r>
@@ -11983,8 +12024,8 @@
               <w:rPr>
                 <w:b w:val="false"/>
                 <w:bCs w:val="false"/>
-                <w:sz w:val="16"/>
-                <w:szCs w:val="16"/>
+                <w:sz w:val="18"/>
+                <w:szCs w:val="18"/>
               </w:rPr>
               <w:t xml:space="preserve">VA Long Beach</w:t>
             </w:r>
@@ -12016,8 +12057,8 @@
               <w:rPr>
                 <w:b w:val="false"/>
                 <w:bCs w:val="false"/>
-                <w:sz w:val="16"/>
-                <w:szCs w:val="16"/>
+                <w:sz w:val="18"/>
+                <w:szCs w:val="18"/>
               </w:rPr>
               <w:t xml:space="preserve">200 (74%)</w:t>
             </w:r>
@@ -12049,8 +12090,8 @@
               <w:rPr>
                 <w:b w:val="false"/>
                 <w:bCs w:val="false"/>
-                <w:sz w:val="16"/>
-                <w:szCs w:val="16"/>
+                <w:sz w:val="18"/>
+                <w:szCs w:val="18"/>
               </w:rPr>
               <w:t xml:space="preserve">0.721</w:t>
             </w:r>
@@ -12082,8 +12123,8 @@
               <w:rPr>
                 <w:b w:val="false"/>
                 <w:bCs w:val="false"/>
-                <w:sz w:val="16"/>
-                <w:szCs w:val="16"/>
+                <w:sz w:val="18"/>
+                <w:szCs w:val="18"/>
               </w:rPr>
               <w:t xml:space="preserve">0.725</w:t>
             </w:r>
@@ -12115,8 +12156,8 @@
               <w:rPr>
                 <w:b w:val="false"/>
                 <w:bCs w:val="false"/>
-                <w:sz w:val="16"/>
-                <w:szCs w:val="16"/>
+                <w:sz w:val="18"/>
+                <w:szCs w:val="18"/>
               </w:rPr>
               <w:t xml:space="preserve">0.0</w:t>
             </w:r>
@@ -12148,8 +12189,8 @@
               <w:rPr>
                 <w:b w:val="false"/>
                 <w:bCs w:val="false"/>
-                <w:sz w:val="16"/>
-                <w:szCs w:val="16"/>
+                <w:sz w:val="18"/>
+                <w:szCs w:val="18"/>
               </w:rPr>
               <w:t xml:space="preserve">19.6</w:t>
             </w:r>
@@ -12181,8 +12222,8 @@
               <w:rPr>
                 <w:b w:val="false"/>
                 <w:bCs w:val="false"/>
-                <w:sz w:val="16"/>
-                <w:szCs w:val="16"/>
+                <w:sz w:val="18"/>
+                <w:szCs w:val="18"/>
               </w:rPr>
               <w:t xml:space="preserve">51.0</w:t>
             </w:r>
@@ -12265,15 +12306,15 @@
         <w:rPr>
           <w:b/>
           <w:bCs/>
-          <w:sz w:val="17"/>
-          <w:szCs w:val="17"/>
+          <w:sz w:val="18"/>
+          <w:szCs w:val="18"/>
         </w:rPr>
         <w:t xml:space="preserve">Figure 5. </w:t>
       </w:r>
       <w:r>
         <w:rPr>
-          <w:sz w:val="17"/>
-          <w:szCs w:val="17"/>
+          <w:sz w:val="18"/>
+          <w:szCs w:val="18"/>
         </w:rPr>
         <w:t xml:space="preserve">Mobile view of the application, left to right: title, warning and Step 1 form; Step 1 result (Not sure, send for the Step 2 tests); Step 2 result (Not sure, refer to a specialist).</w:t>
       </w:r>
@@ -12368,7 +12409,7 @@
         <w:jc w:val="both"/>
       </w:pPr>
       <w:r>
-        <w:t xml:space="preserve">Under repeated nested cross-validation, the soft vote, stacking and random forest are statistically tied on accuracy (about 87.72 %), and only the decision tree is clearly worse. A two-step screening system built on stacking answers a different question: at 5 % prevalence it needs 521 tests per 1,000 patients and sends 2.9 sick patients home, between the cheap fixed-cutoff pathway (317 tests, 10.9 missed) and testing everyone (1,000 tests, 4.7 missed with a forced decision). The approach fails to transfer cleanly across sites and leaves a third of patients not sure, so it supports a research prototype, not clinical use. Next steps are external validation on a local cohort and recalibration of the Step 1 cut-off per site.</w:t>
+        <w:t xml:space="preserve">Under repeated nested cross-validation, the soft vote, stacking and random forest are statistically tied on accuracy (87.72, 87.54 and 87.43 %), and only the decision tree is clearly worse. A two-step screening system built on a calibrated stacked ensemble answers a different question. At 5 % prevalence it needs 521 tests per 1,000 patients, fewer than testing everyone (1,000), and sends 2.9 sick patients home, fewer than the fixed-cutoff pathway (317 tests, 10.9 missed) and than testing everyone with a forced decision (4.7 missed). The price is a “not sure” group of 332 per 1,000 patients, and the Step 1 cut-off does not transfer cleanly across sites, so the system is a research prototype, not a clinical tool. Next steps are external validation on a local cohort and recalibration of the Step 1 cut-off per site.</w:t>
       </w:r>
     </w:p>
     <w:p>
@@ -12392,15 +12433,15 @@
       </w:pPr>
       <w:r>
         <w:rPr>
-          <w:sz w:val="17"/>
-          <w:szCs w:val="17"/>
+          <w:sz w:val="18"/>
+          <w:szCs w:val="18"/>
         </w:rPr>
         <w:t xml:space="preserve">[1]	</w:t>
       </w:r>
       <w:r>
         <w:rPr>
-          <w:sz w:val="17"/>
-          <w:szCs w:val="17"/>
+          <w:sz w:val="18"/>
+          <w:szCs w:val="18"/>
         </w:rPr>
         <w:t xml:space="preserve">World Health Organization, "Cardiovascular diseases (CVDs)," Fact sheet, 31 Jul. 2025. [Online]. Available: https://www.who.int/news-room/fact-sheets/detail/cardiovascular-diseases-(cvds)</w:t>
       </w:r>
@@ -12416,15 +12457,15 @@
       </w:pPr>
       <w:r>
         <w:rPr>
-          <w:sz w:val="17"/>
-          <w:szCs w:val="17"/>
+          <w:sz w:val="18"/>
+          <w:szCs w:val="18"/>
         </w:rPr>
         <w:t xml:space="preserve">[2]	</w:t>
       </w:r>
       <w:r>
         <w:rPr>
-          <w:sz w:val="17"/>
-          <w:szCs w:val="17"/>
+          <w:sz w:val="18"/>
+          <w:szCs w:val="18"/>
         </w:rPr>
         <w:t xml:space="preserve">Centers for Disease Control and Prevention, "Heart disease facts," National Center for Chronic Disease Prevention and Health Promotion, accessed Oct. 2026. [Online]. Available: https://www.cdc.gov/heart-disease/data-research/facts-stats/index.html</w:t>
       </w:r>
@@ -12440,15 +12481,15 @@
       </w:pPr>
       <w:r>
         <w:rPr>
-          <w:sz w:val="17"/>
-          <w:szCs w:val="17"/>
+          <w:sz w:val="18"/>
+          <w:szCs w:val="18"/>
         </w:rPr>
         <w:t xml:space="preserve">[3]	</w:t>
       </w:r>
       <w:r>
         <w:rPr>
-          <w:sz w:val="17"/>
-          <w:szCs w:val="17"/>
+          <w:sz w:val="18"/>
+          <w:szCs w:val="18"/>
         </w:rPr>
         <w:t xml:space="preserve">WHO CVD Risk Chart Working Group, "World Health Organization cardiovascular disease risk charts: Revised models to estimate risk in 21 global regions," </w:t>
       </w:r>
@@ -12456,17 +12497,17 @@
         <w:rPr>
           <w:i/>
           <w:iCs/>
-          <w:sz w:val="17"/>
-          <w:szCs w:val="17"/>
+          <w:sz w:val="18"/>
+          <w:szCs w:val="18"/>
         </w:rPr>
         <w:t xml:space="preserve">Lancet Glob. Health</w:t>
       </w:r>
       <w:r>
         <w:rPr>
-          <w:sz w:val="17"/>
-          <w:szCs w:val="17"/>
-        </w:rPr>
-        <w:t xml:space="preserve">, vol. 7, no. 10, pp. e1332–e1345, 2019.</w:t>
+          <w:sz w:val="18"/>
+          <w:szCs w:val="18"/>
+        </w:rPr>
+        <w:t xml:space="preserve">, vol. 7, no. 10, pp. e1332–e1345, 2019, doi: 10.1016/S2214-109X(19)30318-3.</w:t>
       </w:r>
     </w:p>
     <w:p>
@@ -12480,15 +12521,15 @@
       </w:pPr>
       <w:r>
         <w:rPr>
-          <w:sz w:val="17"/>
-          <w:szCs w:val="17"/>
+          <w:sz w:val="18"/>
+          <w:szCs w:val="18"/>
         </w:rPr>
         <w:t xml:space="preserve">[4]	</w:t>
       </w:r>
       <w:r>
         <w:rPr>
-          <w:sz w:val="17"/>
-          <w:szCs w:val="17"/>
+          <w:sz w:val="18"/>
+          <w:szCs w:val="18"/>
         </w:rPr>
         <w:t xml:space="preserve">A. Vusirikala, F. Wekesah, C. Kyobutungi, and O. Oyebode, "Assessment of cardiovascular risk in a slum population in Kenya: Use of World Health Organisation/International Society of Hypertension (WHO/ISH) risk prediction charts — secondary analyses of a household survey," </w:t>
       </w:r>
@@ -12496,15 +12537,15 @@
         <w:rPr>
           <w:i/>
           <w:iCs/>
-          <w:sz w:val="17"/>
-          <w:szCs w:val="17"/>
+          <w:sz w:val="18"/>
+          <w:szCs w:val="18"/>
         </w:rPr>
         <w:t xml:space="preserve">BMJ Open</w:t>
       </w:r>
       <w:r>
         <w:rPr>
-          <w:sz w:val="17"/>
-          <w:szCs w:val="17"/>
+          <w:sz w:val="18"/>
+          <w:szCs w:val="18"/>
         </w:rPr>
         <w:t xml:space="preserve">, vol. 9, no. 9, Art. no. e029304, 2019, doi: 10.1136/bmjopen-2019-029304.</w:t>
       </w:r>
@@ -12520,15 +12561,15 @@
       </w:pPr>
       <w:r>
         <w:rPr>
-          <w:sz w:val="17"/>
-          <w:szCs w:val="17"/>
+          <w:sz w:val="18"/>
+          <w:szCs w:val="18"/>
         </w:rPr>
         <w:t xml:space="preserve">[5]	</w:t>
       </w:r>
       <w:r>
         <w:rPr>
-          <w:sz w:val="17"/>
-          <w:szCs w:val="17"/>
+          <w:sz w:val="18"/>
+          <w:szCs w:val="18"/>
         </w:rPr>
         <w:t xml:space="preserve">Y. Zeng, "Prediction and feature importance analysis for heart failure using machine learning techniques," </w:t>
       </w:r>
@@ -12536,17 +12577,17 @@
         <w:rPr>
           <w:i/>
           <w:iCs/>
-          <w:sz w:val="17"/>
-          <w:szCs w:val="17"/>
+          <w:sz w:val="18"/>
+          <w:szCs w:val="18"/>
         </w:rPr>
         <w:t xml:space="preserve">Trans. Comput. Sci. Intell. Syst. Res.</w:t>
       </w:r>
       <w:r>
         <w:rPr>
-          <w:sz w:val="17"/>
-          <w:szCs w:val="17"/>
-        </w:rPr>
-        <w:t xml:space="preserve">, vol. 5, pp. 790–796, 2024, doi: 10.62051/jp1b7v45.</w:t>
+          <w:sz w:val="18"/>
+          <w:szCs w:val="18"/>
+        </w:rPr>
+        <w:t xml:space="preserve">, vol. 5, no. 1, pp. 790–796, 2024, doi: 10.62051/jp1b7v45.</w:t>
       </w:r>
     </w:p>
     <w:p>
@@ -12560,15 +12601,15 @@
       </w:pPr>
       <w:r>
         <w:rPr>
-          <w:sz w:val="17"/>
-          <w:szCs w:val="17"/>
+          <w:sz w:val="18"/>
+          <w:szCs w:val="18"/>
         </w:rPr>
         <w:t xml:space="preserve">[6]	</w:t>
       </w:r>
       <w:r>
         <w:rPr>
-          <w:sz w:val="17"/>
-          <w:szCs w:val="17"/>
+          <w:sz w:val="18"/>
+          <w:szCs w:val="18"/>
         </w:rPr>
         <w:t xml:space="preserve">E. Qumsiyeh, Q. Al-Wirdian, and N. S. Ersoz, "Leveraging clinical data for early heart disease prediction: A machine learning approach with interpretability analysis," </w:t>
       </w:r>
@@ -12576,15 +12617,15 @@
         <w:rPr>
           <w:i/>
           <w:iCs/>
-          <w:sz w:val="17"/>
-          <w:szCs w:val="17"/>
+          <w:sz w:val="18"/>
+          <w:szCs w:val="18"/>
         </w:rPr>
         <w:t xml:space="preserve">Biomed. Eng. Comput. Biol.</w:t>
       </w:r>
       <w:r>
         <w:rPr>
-          <w:sz w:val="17"/>
-          <w:szCs w:val="17"/>
+          <w:sz w:val="18"/>
+          <w:szCs w:val="18"/>
         </w:rPr>
         <w:t xml:space="preserve">, vol. 17, Art. no. 11795972261446822, 2026, doi: 10.1177/11795972261446822.</w:t>
       </w:r>
@@ -12600,15 +12641,15 @@
       </w:pPr>
       <w:r>
         <w:rPr>
-          <w:sz w:val="17"/>
-          <w:szCs w:val="17"/>
+          <w:sz w:val="18"/>
+          <w:szCs w:val="18"/>
         </w:rPr>
         <w:t xml:space="preserve">[7]	</w:t>
       </w:r>
       <w:r>
         <w:rPr>
-          <w:sz w:val="17"/>
-          <w:szCs w:val="17"/>
+          <w:sz w:val="18"/>
+          <w:szCs w:val="18"/>
         </w:rPr>
         <w:t xml:space="preserve">Z. Zhang, D. Li, J. Zhao, H. Ma, F. Wang, and Q. Hao, "Enhanced prediction of cardiovascular disease through integrated machine learning models combining clinical and demographic characteristics," </w:t>
       </w:r>
@@ -12616,15 +12657,15 @@
         <w:rPr>
           <w:i/>
           <w:iCs/>
-          <w:sz w:val="17"/>
-          <w:szCs w:val="17"/>
+          <w:sz w:val="18"/>
+          <w:szCs w:val="18"/>
         </w:rPr>
         <w:t xml:space="preserve">Diagnostics</w:t>
       </w:r>
       <w:r>
         <w:rPr>
-          <w:sz w:val="17"/>
-          <w:szCs w:val="17"/>
+          <w:sz w:val="18"/>
+          <w:szCs w:val="18"/>
         </w:rPr>
         <w:t xml:space="preserve">, vol. 16, no. 10, Art. no. 1572, 2026, doi: 10.3390/diagnostics16101572.</w:t>
       </w:r>
@@ -12640,15 +12681,15 @@
       </w:pPr>
       <w:r>
         <w:rPr>
-          <w:sz w:val="17"/>
-          <w:szCs w:val="17"/>
+          <w:sz w:val="18"/>
+          <w:szCs w:val="18"/>
         </w:rPr>
         <w:t xml:space="preserve">[8]	</w:t>
       </w:r>
       <w:r>
         <w:rPr>
-          <w:sz w:val="17"/>
-          <w:szCs w:val="17"/>
+          <w:sz w:val="18"/>
+          <w:szCs w:val="18"/>
         </w:rPr>
         <w:t xml:space="preserve">C. Nadeau and Y. Bengio, "Inference for the generalization error," </w:t>
       </w:r>
@@ -12656,15 +12697,15 @@
         <w:rPr>
           <w:i/>
           <w:iCs/>
-          <w:sz w:val="17"/>
-          <w:szCs w:val="17"/>
+          <w:sz w:val="18"/>
+          <w:szCs w:val="18"/>
         </w:rPr>
         <w:t xml:space="preserve">Mach. Learn.</w:t>
       </w:r>
       <w:r>
         <w:rPr>
-          <w:sz w:val="17"/>
-          <w:szCs w:val="17"/>
+          <w:sz w:val="18"/>
+          <w:szCs w:val="18"/>
         </w:rPr>
         <w:t xml:space="preserve">, vol. 52, no. 3, pp. 239–281, 2003.</w:t>
       </w:r>
@@ -12680,15 +12721,15 @@
       </w:pPr>
       <w:r>
         <w:rPr>
-          <w:sz w:val="17"/>
-          <w:szCs w:val="17"/>
+          <w:sz w:val="18"/>
+          <w:szCs w:val="18"/>
         </w:rPr>
         <w:t xml:space="preserve">[9]	</w:t>
       </w:r>
       <w:r>
         <w:rPr>
-          <w:sz w:val="17"/>
-          <w:szCs w:val="17"/>
+          <w:sz w:val="18"/>
+          <w:szCs w:val="18"/>
         </w:rPr>
         <w:t xml:space="preserve">J. Demšar, "Statistical comparisons of classifiers over multiple data sets," </w:t>
       </w:r>
@@ -12696,15 +12737,15 @@
         <w:rPr>
           <w:i/>
           <w:iCs/>
-          <w:sz w:val="17"/>
-          <w:szCs w:val="17"/>
+          <w:sz w:val="18"/>
+          <w:szCs w:val="18"/>
         </w:rPr>
         <w:t xml:space="preserve">J. Mach. Learn. Res.</w:t>
       </w:r>
       <w:r>
         <w:rPr>
-          <w:sz w:val="17"/>
-          <w:szCs w:val="17"/>
+          <w:sz w:val="18"/>
+          <w:szCs w:val="18"/>
         </w:rPr>
         <w:t xml:space="preserve">, vol. 7, pp. 1–30, 2006.</w:t>
       </w:r>
@@ -12720,15 +12761,15 @@
       </w:pPr>
       <w:r>
         <w:rPr>
-          <w:sz w:val="17"/>
-          <w:szCs w:val="17"/>
+          <w:sz w:val="18"/>
+          <w:szCs w:val="18"/>
         </w:rPr>
         <w:t xml:space="preserve">[10]	</w:t>
       </w:r>
       <w:r>
         <w:rPr>
-          <w:sz w:val="17"/>
-          <w:szCs w:val="17"/>
+          <w:sz w:val="18"/>
+          <w:szCs w:val="18"/>
         </w:rPr>
         <w:t xml:space="preserve">M. Saerens, P. Latinne, and C. Decaestecker, "Adjusting the outputs of a classifier to new a priori probabilities: A simple procedure," </w:t>
       </w:r>
@@ -12736,17 +12777,17 @@
         <w:rPr>
           <w:i/>
           <w:iCs/>
-          <w:sz w:val="17"/>
-          <w:szCs w:val="17"/>
+          <w:sz w:val="18"/>
+          <w:szCs w:val="18"/>
         </w:rPr>
         <w:t xml:space="preserve">Neural Comput.</w:t>
       </w:r>
       <w:r>
         <w:rPr>
-          <w:sz w:val="17"/>
-          <w:szCs w:val="17"/>
-        </w:rPr>
-        <w:t xml:space="preserve">, vol. 14, no. 1, pp. 21–41, 2002.</w:t>
+          <w:sz w:val="18"/>
+          <w:szCs w:val="18"/>
+        </w:rPr>
+        <w:t xml:space="preserve">, vol. 14, no. 1, pp. 21–41, 2002, doi: 10.1162/089976602753284446.</w:t>
       </w:r>
     </w:p>
     <w:p>
@@ -12760,15 +12801,15 @@
       </w:pPr>
       <w:r>
         <w:rPr>
-          <w:sz w:val="17"/>
-          <w:szCs w:val="17"/>
+          <w:sz w:val="18"/>
+          <w:szCs w:val="18"/>
         </w:rPr>
         <w:t xml:space="preserve">[11]	</w:t>
       </w:r>
       <w:r>
         <w:rPr>
-          <w:sz w:val="17"/>
-          <w:szCs w:val="17"/>
+          <w:sz w:val="18"/>
+          <w:szCs w:val="18"/>
         </w:rPr>
         <w:t xml:space="preserve">A. Janosi, W. Steinbrunn, M. Pfisterer, and R. Detrano, "Heart Disease," UCI Machine Learning Repository, 1988, doi: 10.24432/C52P4X.</w:t>
       </w:r>
@@ -12784,15 +12825,15 @@
       </w:pPr>
       <w:r>
         <w:rPr>
-          <w:sz w:val="17"/>
-          <w:szCs w:val="17"/>
+          <w:sz w:val="18"/>
+          <w:szCs w:val="18"/>
         </w:rPr>
         <w:t xml:space="preserve">[12]	</w:t>
       </w:r>
       <w:r>
         <w:rPr>
-          <w:sz w:val="17"/>
-          <w:szCs w:val="17"/>
+          <w:sz w:val="18"/>
+          <w:szCs w:val="18"/>
         </w:rPr>
         <w:t xml:space="preserve">L. Grinsztajn, E. Oyallon, and G. Varoquaux, "Why do tree-based models still outperform deep learning on typical tabular data?" in </w:t>
       </w:r>
@@ -12800,15 +12841,15 @@
         <w:rPr>
           <w:i/>
           <w:iCs/>
-          <w:sz w:val="17"/>
-          <w:szCs w:val="17"/>
+          <w:sz w:val="18"/>
+          <w:szCs w:val="18"/>
         </w:rPr>
         <w:t xml:space="preserve">Proc. NeurIPS 2022 Datasets and Benchmarks Track</w:t>
       </w:r>
       <w:r>
         <w:rPr>
-          <w:sz w:val="17"/>
-          <w:szCs w:val="17"/>
+          <w:sz w:val="18"/>
+          <w:szCs w:val="18"/>
         </w:rPr>
         <w:t xml:space="preserve">, 2022, arXiv:2207.08815.</w:t>
       </w:r>
@@ -12824,15 +12865,15 @@
       </w:pPr>
       <w:r>
         <w:rPr>
-          <w:sz w:val="17"/>
-          <w:szCs w:val="17"/>
+          <w:sz w:val="18"/>
+          <w:szCs w:val="18"/>
         </w:rPr>
         <w:t xml:space="preserve">[13]	</w:t>
       </w:r>
       <w:r>
         <w:rPr>
-          <w:sz w:val="17"/>
-          <w:szCs w:val="17"/>
+          <w:sz w:val="18"/>
+          <w:szCs w:val="18"/>
         </w:rPr>
         <w:t xml:space="preserve">D. R. Cox, "The regression analysis of binary sequences," </w:t>
       </w:r>
@@ -12840,15 +12881,15 @@
         <w:rPr>
           <w:i/>
           <w:iCs/>
-          <w:sz w:val="17"/>
-          <w:szCs w:val="17"/>
+          <w:sz w:val="18"/>
+          <w:szCs w:val="18"/>
         </w:rPr>
         <w:t xml:space="preserve">J. R. Stat. Soc. Ser. B</w:t>
       </w:r>
       <w:r>
         <w:rPr>
-          <w:sz w:val="17"/>
-          <w:szCs w:val="17"/>
+          <w:sz w:val="18"/>
+          <w:szCs w:val="18"/>
         </w:rPr>
         <w:t xml:space="preserve">, vol. 20, no. 2, pp. 215–242, 1958.</w:t>
       </w:r>
@@ -12864,15 +12905,15 @@
       </w:pPr>
       <w:r>
         <w:rPr>
-          <w:sz w:val="17"/>
-          <w:szCs w:val="17"/>
+          <w:sz w:val="18"/>
+          <w:szCs w:val="18"/>
         </w:rPr>
         <w:t xml:space="preserve">[14]	</w:t>
       </w:r>
       <w:r>
         <w:rPr>
-          <w:sz w:val="17"/>
-          <w:szCs w:val="17"/>
+          <w:sz w:val="18"/>
+          <w:szCs w:val="18"/>
         </w:rPr>
         <w:t xml:space="preserve">L. Breiman, J. H. Friedman, R. A. Olshen, and C. J. Stone, </w:t>
       </w:r>
@@ -12880,15 +12921,15 @@
         <w:rPr>
           <w:i/>
           <w:iCs/>
-          <w:sz w:val="17"/>
-          <w:szCs w:val="17"/>
+          <w:sz w:val="18"/>
+          <w:szCs w:val="18"/>
         </w:rPr>
         <w:t xml:space="preserve">Classification and Regression Trees</w:t>
       </w:r>
       <w:r>
         <w:rPr>
-          <w:sz w:val="17"/>
-          <w:szCs w:val="17"/>
+          <w:sz w:val="18"/>
+          <w:szCs w:val="18"/>
         </w:rPr>
         <w:t xml:space="preserve">. Belmont, CA, USA: Wadsworth, 1984.</w:t>
       </w:r>
@@ -12904,15 +12945,15 @@
       </w:pPr>
       <w:r>
         <w:rPr>
-          <w:sz w:val="17"/>
-          <w:szCs w:val="17"/>
+          <w:sz w:val="18"/>
+          <w:szCs w:val="18"/>
         </w:rPr>
         <w:t xml:space="preserve">[15]	</w:t>
       </w:r>
       <w:r>
         <w:rPr>
-          <w:sz w:val="17"/>
-          <w:szCs w:val="17"/>
+          <w:sz w:val="18"/>
+          <w:szCs w:val="18"/>
         </w:rPr>
         <w:t xml:space="preserve">L. Breiman, "Random forests," </w:t>
       </w:r>
@@ -12920,17 +12961,17 @@
         <w:rPr>
           <w:i/>
           <w:iCs/>
-          <w:sz w:val="17"/>
-          <w:szCs w:val="17"/>
+          <w:sz w:val="18"/>
+          <w:szCs w:val="18"/>
         </w:rPr>
         <w:t xml:space="preserve">Mach. Learn.</w:t>
       </w:r>
       <w:r>
         <w:rPr>
-          <w:sz w:val="17"/>
-          <w:szCs w:val="17"/>
-        </w:rPr>
-        <w:t xml:space="preserve">, vol. 45, no. 1, pp. 5–32, 2001.</w:t>
+          <w:sz w:val="18"/>
+          <w:szCs w:val="18"/>
+        </w:rPr>
+        <w:t xml:space="preserve">, vol. 45, no. 1, pp. 5–32, 2001, doi: 10.1023/A:1010933404324.</w:t>
       </w:r>
     </w:p>
     <w:p>
@@ -12944,15 +12985,15 @@
       </w:pPr>
       <w:r>
         <w:rPr>
-          <w:sz w:val="17"/>
-          <w:szCs w:val="17"/>
+          <w:sz w:val="18"/>
+          <w:szCs w:val="18"/>
         </w:rPr>
         <w:t xml:space="preserve">[16]	</w:t>
       </w:r>
       <w:r>
         <w:rPr>
-          <w:sz w:val="17"/>
-          <w:szCs w:val="17"/>
+          <w:sz w:val="18"/>
+          <w:szCs w:val="18"/>
         </w:rPr>
         <w:t xml:space="preserve">T. Cover and P. Hart, "Nearest neighbor pattern classification," </w:t>
       </w:r>
@@ -12960,17 +13001,17 @@
         <w:rPr>
           <w:i/>
           <w:iCs/>
-          <w:sz w:val="17"/>
-          <w:szCs w:val="17"/>
+          <w:sz w:val="18"/>
+          <w:szCs w:val="18"/>
         </w:rPr>
         <w:t xml:space="preserve">IEEE Trans. Inf. Theory</w:t>
       </w:r>
       <w:r>
         <w:rPr>
-          <w:sz w:val="17"/>
-          <w:szCs w:val="17"/>
-        </w:rPr>
-        <w:t xml:space="preserve">, vol. 13, no. 1, pp. 21–27, 1967.</w:t>
+          <w:sz w:val="18"/>
+          <w:szCs w:val="18"/>
+        </w:rPr>
+        <w:t xml:space="preserve">, vol. 13, no. 1, pp. 21–27, 1967, doi: 10.1109/TIT.1967.1053964.</w:t>
       </w:r>
     </w:p>
     <w:p>
@@ -12984,15 +13025,15 @@
       </w:pPr>
       <w:r>
         <w:rPr>
-          <w:sz w:val="17"/>
-          <w:szCs w:val="17"/>
+          <w:sz w:val="18"/>
+          <w:szCs w:val="18"/>
         </w:rPr>
         <w:t xml:space="preserve">[17]	</w:t>
       </w:r>
       <w:r>
         <w:rPr>
-          <w:sz w:val="17"/>
-          <w:szCs w:val="17"/>
+          <w:sz w:val="18"/>
+          <w:szCs w:val="18"/>
         </w:rPr>
         <w:t xml:space="preserve">C. Cortes and V. Vapnik, "Support-vector networks," </w:t>
       </w:r>
@@ -13000,17 +13041,17 @@
         <w:rPr>
           <w:i/>
           <w:iCs/>
-          <w:sz w:val="17"/>
-          <w:szCs w:val="17"/>
+          <w:sz w:val="18"/>
+          <w:szCs w:val="18"/>
         </w:rPr>
         <w:t xml:space="preserve">Mach. Learn.</w:t>
       </w:r>
       <w:r>
         <w:rPr>
-          <w:sz w:val="17"/>
-          <w:szCs w:val="17"/>
-        </w:rPr>
-        <w:t xml:space="preserve">, vol. 20, no. 3, pp. 273–297, 1995.</w:t>
+          <w:sz w:val="18"/>
+          <w:szCs w:val="18"/>
+        </w:rPr>
+        <w:t xml:space="preserve">, vol. 20, no. 3, pp. 273–297, 1995, doi: 10.1023/A:1022627411411.</w:t>
       </w:r>
     </w:p>
     <w:p>
@@ -13024,15 +13065,15 @@
       </w:pPr>
       <w:r>
         <w:rPr>
-          <w:sz w:val="17"/>
-          <w:szCs w:val="17"/>
+          <w:sz w:val="18"/>
+          <w:szCs w:val="18"/>
         </w:rPr>
         <w:t xml:space="preserve">[18]	</w:t>
       </w:r>
       <w:r>
         <w:rPr>
-          <w:sz w:val="17"/>
-          <w:szCs w:val="17"/>
+          <w:sz w:val="18"/>
+          <w:szCs w:val="18"/>
         </w:rPr>
         <w:t xml:space="preserve">J. H. Friedman, "Greedy function approximation: A gradient boosting machine," </w:t>
       </w:r>
@@ -13040,17 +13081,17 @@
         <w:rPr>
           <w:i/>
           <w:iCs/>
-          <w:sz w:val="17"/>
-          <w:szCs w:val="17"/>
+          <w:sz w:val="18"/>
+          <w:szCs w:val="18"/>
         </w:rPr>
         <w:t xml:space="preserve">Ann. Statist.</w:t>
       </w:r>
       <w:r>
         <w:rPr>
-          <w:sz w:val="17"/>
-          <w:szCs w:val="17"/>
-        </w:rPr>
-        <w:t xml:space="preserve">, vol. 29, no. 5, pp. 1189–1232, 2001.</w:t>
+          <w:sz w:val="18"/>
+          <w:szCs w:val="18"/>
+        </w:rPr>
+        <w:t xml:space="preserve">, vol. 29, no. 5, pp. 1189–1232, 2001, doi: 10.1214/aos/1013203451.</w:t>
       </w:r>
     </w:p>
     <w:p>
@@ -13064,15 +13105,15 @@
       </w:pPr>
       <w:r>
         <w:rPr>
-          <w:sz w:val="17"/>
-          <w:szCs w:val="17"/>
+          <w:sz w:val="18"/>
+          <w:szCs w:val="18"/>
         </w:rPr>
         <w:t xml:space="preserve">[19]	</w:t>
       </w:r>
       <w:r>
         <w:rPr>
-          <w:sz w:val="17"/>
-          <w:szCs w:val="17"/>
+          <w:sz w:val="18"/>
+          <w:szCs w:val="18"/>
         </w:rPr>
         <w:t xml:space="preserve">D. H. Wolpert, "Stacked generalization," </w:t>
       </w:r>
@@ -13080,17 +13121,17 @@
         <w:rPr>
           <w:i/>
           <w:iCs/>
-          <w:sz w:val="17"/>
-          <w:szCs w:val="17"/>
+          <w:sz w:val="18"/>
+          <w:szCs w:val="18"/>
         </w:rPr>
         <w:t xml:space="preserve">Neural Netw.</w:t>
       </w:r>
       <w:r>
         <w:rPr>
-          <w:sz w:val="17"/>
-          <w:szCs w:val="17"/>
-        </w:rPr>
-        <w:t xml:space="preserve">, vol. 5, no. 2, pp. 241–259, 1992.</w:t>
+          <w:sz w:val="18"/>
+          <w:szCs w:val="18"/>
+        </w:rPr>
+        <w:t xml:space="preserve">, vol. 5, no. 2, pp. 241–259, 1992, doi: 10.1016/S0893-6080(05)80023-1.</w:t>
       </w:r>
     </w:p>
     <w:p>
@@ -13104,15 +13145,15 @@
       </w:pPr>
       <w:r>
         <w:rPr>
-          <w:sz w:val="17"/>
-          <w:szCs w:val="17"/>
+          <w:sz w:val="18"/>
+          <w:szCs w:val="18"/>
         </w:rPr>
         <w:t xml:space="preserve">[20]	</w:t>
       </w:r>
       <w:r>
         <w:rPr>
-          <w:sz w:val="17"/>
-          <w:szCs w:val="17"/>
+          <w:sz w:val="18"/>
+          <w:szCs w:val="18"/>
         </w:rPr>
         <w:t xml:space="preserve">D. F. Ransohoff and A. R. Feinstein, "Problems of spectrum and bias in evaluating the efficacy of diagnostic tests," </w:t>
       </w:r>
@@ -13120,17 +13161,17 @@
         <w:rPr>
           <w:i/>
           <w:iCs/>
-          <w:sz w:val="17"/>
-          <w:szCs w:val="17"/>
+          <w:sz w:val="18"/>
+          <w:szCs w:val="18"/>
         </w:rPr>
         <w:t xml:space="preserve">N. Engl. J. Med.</w:t>
       </w:r>
       <w:r>
         <w:rPr>
-          <w:sz w:val="17"/>
-          <w:szCs w:val="17"/>
-        </w:rPr>
-        <w:t xml:space="preserve">, vol. 299, no. 17, pp. 926–930, 1978.</w:t>
+          <w:sz w:val="18"/>
+          <w:szCs w:val="18"/>
+        </w:rPr>
+        <w:t xml:space="preserve">, vol. 299, no. 17, pp. 926–930, 1978, doi: 10.1056/NEJM197810262991705.</w:t>
       </w:r>
     </w:p>
     <w:p>
@@ -13144,15 +13185,15 @@
       </w:pPr>
       <w:r>
         <w:rPr>
-          <w:sz w:val="17"/>
-          <w:szCs w:val="17"/>
+          <w:sz w:val="18"/>
+          <w:szCs w:val="18"/>
         </w:rPr>
         <w:t xml:space="preserve">[21]	</w:t>
       </w:r>
       <w:r>
         <w:rPr>
-          <w:sz w:val="17"/>
-          <w:szCs w:val="17"/>
+          <w:sz w:val="18"/>
+          <w:szCs w:val="18"/>
         </w:rPr>
         <w:t xml:space="preserve">B. Van Calster </w:t>
       </w:r>
@@ -13160,15 +13201,15 @@
         <w:rPr>
           <w:i/>
           <w:iCs/>
-          <w:sz w:val="17"/>
-          <w:szCs w:val="17"/>
+          <w:sz w:val="18"/>
+          <w:szCs w:val="18"/>
         </w:rPr>
         <w:t xml:space="preserve">et al.</w:t>
       </w:r>
       <w:r>
         <w:rPr>
-          <w:sz w:val="17"/>
-          <w:szCs w:val="17"/>
+          <w:sz w:val="18"/>
+          <w:szCs w:val="18"/>
         </w:rPr>
         <w:t xml:space="preserve">, "Calibration: The Achilles heel of predictive analytics," </w:t>
       </w:r>
@@ -13176,17 +13217,17 @@
         <w:rPr>
           <w:i/>
           <w:iCs/>
-          <w:sz w:val="17"/>
-          <w:szCs w:val="17"/>
+          <w:sz w:val="18"/>
+          <w:szCs w:val="18"/>
         </w:rPr>
         <w:t xml:space="preserve">BMC Med.</w:t>
       </w:r>
       <w:r>
         <w:rPr>
-          <w:sz w:val="17"/>
-          <w:szCs w:val="17"/>
-        </w:rPr>
-        <w:t xml:space="preserve">, vol. 17, Art. no. 230, 2019.</w:t>
+          <w:sz w:val="18"/>
+          <w:szCs w:val="18"/>
+        </w:rPr>
+        <w:t xml:space="preserve">, vol. 17, Art. no. 230, 2019, doi: 10.1186/s12916-019-1466-7.</w:t>
       </w:r>
     </w:p>
     <w:p>
@@ -13200,15 +13241,15 @@
       </w:pPr>
       <w:r>
         <w:rPr>
-          <w:sz w:val="17"/>
-          <w:szCs w:val="17"/>
+          <w:sz w:val="18"/>
+          <w:szCs w:val="18"/>
         </w:rPr>
         <w:t xml:space="preserve">[22]	</w:t>
       </w:r>
       <w:r>
         <w:rPr>
-          <w:sz w:val="17"/>
-          <w:szCs w:val="17"/>
+          <w:sz w:val="18"/>
+          <w:szCs w:val="18"/>
         </w:rPr>
         <w:t xml:space="preserve">C. Guo, G. Pleiss, Y. Sun, and K. Q. Weinberger, "On calibration of modern neural networks," in </w:t>
       </w:r>
@@ -13216,15 +13257,15 @@
         <w:rPr>
           <w:i/>
           <w:iCs/>
-          <w:sz w:val="17"/>
-          <w:szCs w:val="17"/>
+          <w:sz w:val="18"/>
+          <w:szCs w:val="18"/>
         </w:rPr>
         <w:t xml:space="preserve">Proc. 34th Int. Conf. Mach. Learn. (ICML)</w:t>
       </w:r>
       <w:r>
         <w:rPr>
-          <w:sz w:val="17"/>
-          <w:szCs w:val="17"/>
+          <w:sz w:val="18"/>
+          <w:szCs w:val="18"/>
         </w:rPr>
         <w:t xml:space="preserve">, PMLR vol. 70, 2017, pp. 1321–1330.</w:t>
       </w:r>
@@ -13240,15 +13281,15 @@
       </w:pPr>
       <w:r>
         <w:rPr>
-          <w:sz w:val="17"/>
-          <w:szCs w:val="17"/>
+          <w:sz w:val="18"/>
+          <w:szCs w:val="18"/>
         </w:rPr>
         <w:t xml:space="preserve">[23]	</w:t>
       </w:r>
       <w:r>
         <w:rPr>
-          <w:sz w:val="17"/>
-          <w:szCs w:val="17"/>
+          <w:sz w:val="18"/>
+          <w:szCs w:val="18"/>
         </w:rPr>
         <w:t xml:space="preserve">V. Vovk, A. Gammerman, and G. Shafer, </w:t>
       </w:r>
@@ -13256,17 +13297,17 @@
         <w:rPr>
           <w:i/>
           <w:iCs/>
-          <w:sz w:val="17"/>
-          <w:szCs w:val="17"/>
+          <w:sz w:val="18"/>
+          <w:szCs w:val="18"/>
         </w:rPr>
         <w:t xml:space="preserve">Algorithmic Learning in a Random World</w:t>
       </w:r>
       <w:r>
         <w:rPr>
-          <w:sz w:val="17"/>
-          <w:szCs w:val="17"/>
-        </w:rPr>
-        <w:t xml:space="preserve">. New York, NY, USA: Springer, 2005.</w:t>
+          <w:sz w:val="18"/>
+          <w:szCs w:val="18"/>
+        </w:rPr>
+        <w:t xml:space="preserve">. New York, NY, USA: Springer, 2005, doi: 10.1007/b106715.</w:t>
       </w:r>
     </w:p>
     <w:p>
@@ -13280,33 +13321,33 @@
       </w:pPr>
       <w:r>
         <w:rPr>
-          <w:sz w:val="17"/>
-          <w:szCs w:val="17"/>
+          <w:sz w:val="18"/>
+          <w:szCs w:val="18"/>
         </w:rPr>
         <w:t xml:space="preserve">[24]	</w:t>
       </w:r>
       <w:r>
         <w:rPr>
-          <w:sz w:val="17"/>
-          <w:szCs w:val="17"/>
-        </w:rPr>
-        <w:t xml:space="preserve">A. N. Angelopoulos and S. Bates, "A gentle introduction to conformal prediction and distribution-free uncertainty quantification," </w:t>
+          <w:sz w:val="18"/>
+          <w:szCs w:val="18"/>
+        </w:rPr>
+        <w:t xml:space="preserve">A. N. Angelopoulos and S. Bates, "Conformal prediction: A gentle introduction," </w:t>
       </w:r>
       <w:r>
         <w:rPr>
           <w:i/>
           <w:iCs/>
-          <w:sz w:val="17"/>
-          <w:szCs w:val="17"/>
+          <w:sz w:val="18"/>
+          <w:szCs w:val="18"/>
         </w:rPr>
         <w:t xml:space="preserve">Found. Trends Mach. Learn.</w:t>
       </w:r>
       <w:r>
         <w:rPr>
-          <w:sz w:val="17"/>
-          <w:szCs w:val="17"/>
-        </w:rPr>
-        <w:t xml:space="preserve">, vol. 16, no. 4, pp. 494–591, 2023.</w:t>
+          <w:sz w:val="18"/>
+          <w:szCs w:val="18"/>
+        </w:rPr>
+        <w:t xml:space="preserve">, vol. 16, no. 4, pp. 494–591, 2023, doi: 10.1561/2200000101.</w:t>
       </w:r>
     </w:p>
     <w:p>
@@ -13320,15 +13361,15 @@
       </w:pPr>
       <w:r>
         <w:rPr>
-          <w:sz w:val="17"/>
-          <w:szCs w:val="17"/>
+          <w:sz w:val="18"/>
+          <w:szCs w:val="18"/>
         </w:rPr>
         <w:t xml:space="preserve">[25]	</w:t>
       </w:r>
       <w:r>
         <w:rPr>
-          <w:sz w:val="17"/>
-          <w:szCs w:val="17"/>
+          <w:sz w:val="18"/>
+          <w:szCs w:val="18"/>
         </w:rPr>
         <w:t xml:space="preserve">fedesoriano, "Heart Failure Prediction Dataset," Kaggle, Sep. 2021. [Online]. Available: https://www.kaggle.com/datasets/fedesoriano/heart-failure-prediction</w:t>
       </w:r>
@@ -13344,15 +13385,15 @@
       </w:pPr>
       <w:r>
         <w:rPr>
-          <w:sz w:val="17"/>
-          <w:szCs w:val="17"/>
+          <w:sz w:val="18"/>
+          <w:szCs w:val="18"/>
         </w:rPr>
         <w:t xml:space="preserve">[26]	</w:t>
       </w:r>
       <w:r>
         <w:rPr>
-          <w:sz w:val="17"/>
-          <w:szCs w:val="17"/>
+          <w:sz w:val="18"/>
+          <w:szCs w:val="18"/>
         </w:rPr>
         <w:t xml:space="preserve">M. Sperrin, G. P. Martin, R. Sisk, and N. Peek, "Missing data should be handled differently for prediction than for description or causal explanation," </w:t>
       </w:r>
@@ -13360,17 +13401,17 @@
         <w:rPr>
           <w:i/>
           <w:iCs/>
-          <w:sz w:val="17"/>
-          <w:szCs w:val="17"/>
+          <w:sz w:val="18"/>
+          <w:szCs w:val="18"/>
         </w:rPr>
         <w:t xml:space="preserve">J. Clin. Epidemiol.</w:t>
       </w:r>
       <w:r>
         <w:rPr>
-          <w:sz w:val="17"/>
-          <w:szCs w:val="17"/>
-        </w:rPr>
-        <w:t xml:space="preserve">, vol. 125, pp. 183–187, 2020.</w:t>
+          <w:sz w:val="18"/>
+          <w:szCs w:val="18"/>
+        </w:rPr>
+        <w:t xml:space="preserve">, vol. 125, pp. 183–187, 2020, doi: 10.1016/j.jclinepi.2020.03.028.</w:t>
       </w:r>
     </w:p>
     <w:p>
@@ -13384,15 +13425,15 @@
       </w:pPr>
       <w:r>
         <w:rPr>
-          <w:sz w:val="17"/>
-          <w:szCs w:val="17"/>
+          <w:sz w:val="18"/>
+          <w:szCs w:val="18"/>
         </w:rPr>
         <w:t xml:space="preserve">[27]	</w:t>
       </w:r>
       <w:r>
         <w:rPr>
-          <w:sz w:val="17"/>
-          <w:szCs w:val="17"/>
+          <w:sz w:val="18"/>
+          <w:szCs w:val="18"/>
         </w:rPr>
         <w:t xml:space="preserve">F. Pedregosa </w:t>
       </w:r>
@@ -13400,15 +13441,15 @@
         <w:rPr>
           <w:i/>
           <w:iCs/>
-          <w:sz w:val="17"/>
-          <w:szCs w:val="17"/>
+          <w:sz w:val="18"/>
+          <w:szCs w:val="18"/>
         </w:rPr>
         <w:t xml:space="preserve">et al.</w:t>
       </w:r>
       <w:r>
         <w:rPr>
-          <w:sz w:val="17"/>
-          <w:szCs w:val="17"/>
+          <w:sz w:val="18"/>
+          <w:szCs w:val="18"/>
         </w:rPr>
         <w:t xml:space="preserve">, "Scikit-learn: Machine learning in Python," </w:t>
       </w:r>
@@ -13416,15 +13457,15 @@
         <w:rPr>
           <w:i/>
           <w:iCs/>
-          <w:sz w:val="17"/>
-          <w:szCs w:val="17"/>
+          <w:sz w:val="18"/>
+          <w:szCs w:val="18"/>
         </w:rPr>
         <w:t xml:space="preserve">J. Mach. Learn. Res.</w:t>
       </w:r>
       <w:r>
         <w:rPr>
-          <w:sz w:val="17"/>
-          <w:szCs w:val="17"/>
+          <w:sz w:val="18"/>
+          <w:szCs w:val="18"/>
         </w:rPr>
         <w:t xml:space="preserve">, vol. 12, pp. 2825–2830, 2011.</w:t>
       </w:r>
@@ -13440,15 +13481,15 @@
       </w:pPr>
       <w:r>
         <w:rPr>
-          <w:sz w:val="17"/>
-          <w:szCs w:val="17"/>
+          <w:sz w:val="18"/>
+          <w:szCs w:val="18"/>
         </w:rPr>
         <w:t xml:space="preserve">[28]	</w:t>
       </w:r>
       <w:r>
         <w:rPr>
-          <w:sz w:val="17"/>
-          <w:szCs w:val="17"/>
+          <w:sz w:val="18"/>
+          <w:szCs w:val="18"/>
         </w:rPr>
         <w:t xml:space="preserve">G. C. Cawley and N. L. C. Talbot, "On over-fitting in model selection and subsequent selection bias in performance evaluation," </w:t>
       </w:r>
@@ -13456,15 +13497,15 @@
         <w:rPr>
           <w:i/>
           <w:iCs/>
-          <w:sz w:val="17"/>
-          <w:szCs w:val="17"/>
+          <w:sz w:val="18"/>
+          <w:szCs w:val="18"/>
         </w:rPr>
         <w:t xml:space="preserve">J. Mach. Learn. Res.</w:t>
       </w:r>
       <w:r>
         <w:rPr>
-          <w:sz w:val="17"/>
-          <w:szCs w:val="17"/>
+          <w:sz w:val="18"/>
+          <w:szCs w:val="18"/>
         </w:rPr>
         <w:t xml:space="preserve">, vol. 11, pp. 2079–2107, 2010.</w:t>
       </w:r>
@@ -13480,15 +13521,15 @@
       </w:pPr>
       <w:r>
         <w:rPr>
-          <w:sz w:val="17"/>
-          <w:szCs w:val="17"/>
+          <w:sz w:val="18"/>
+          <w:szCs w:val="18"/>
         </w:rPr>
         <w:t xml:space="preserve">[29]	</w:t>
       </w:r>
       <w:r>
         <w:rPr>
-          <w:sz w:val="17"/>
-          <w:szCs w:val="17"/>
+          <w:sz w:val="18"/>
+          <w:szCs w:val="18"/>
         </w:rPr>
         <w:t xml:space="preserve">J. C. Platt, "Probabilistic outputs for support vector machines and comparisons to regularized likelihood methods," in </w:t>
       </w:r>
@@ -13496,15 +13537,15 @@
         <w:rPr>
           <w:i/>
           <w:iCs/>
-          <w:sz w:val="17"/>
-          <w:szCs w:val="17"/>
+          <w:sz w:val="18"/>
+          <w:szCs w:val="18"/>
         </w:rPr>
         <w:t xml:space="preserve">Advances in Large Margin Classifiers</w:t>
       </w:r>
       <w:r>
         <w:rPr>
-          <w:sz w:val="17"/>
-          <w:szCs w:val="17"/>
+          <w:sz w:val="18"/>
+          <w:szCs w:val="18"/>
         </w:rPr>
         <w:t xml:space="preserve">, A. J. Smola, P. Bartlett, B. Schölkopf, and D. Schuurmans, Eds. Cambridge, MA, USA: MIT Press, 1999, pp. 61–74.</w:t>
       </w:r>
@@ -13520,15 +13561,15 @@
       </w:pPr>
       <w:r>
         <w:rPr>
-          <w:sz w:val="17"/>
-          <w:szCs w:val="17"/>
+          <w:sz w:val="18"/>
+          <w:szCs w:val="18"/>
         </w:rPr>
         <w:t xml:space="preserve">[30]	</w:t>
       </w:r>
       <w:r>
         <w:rPr>
-          <w:sz w:val="17"/>
-          <w:szCs w:val="17"/>
+          <w:sz w:val="18"/>
+          <w:szCs w:val="18"/>
         </w:rPr>
         <w:t xml:space="preserve">E. B. Wilson, "Probable inference, the law of succession, and statistical inference," </w:t>
       </w:r>
@@ -13536,17 +13577,17 @@
         <w:rPr>
           <w:i/>
           <w:iCs/>
-          <w:sz w:val="17"/>
-          <w:szCs w:val="17"/>
+          <w:sz w:val="18"/>
+          <w:szCs w:val="18"/>
         </w:rPr>
         <w:t xml:space="preserve">J. Am. Stat. Assoc.</w:t>
       </w:r>
       <w:r>
         <w:rPr>
-          <w:sz w:val="17"/>
-          <w:szCs w:val="17"/>
-        </w:rPr>
-        <w:t xml:space="preserve">, vol. 22, no. 158, pp. 209–212, 1927.</w:t>
+          <w:sz w:val="18"/>
+          <w:szCs w:val="18"/>
+        </w:rPr>
+        <w:t xml:space="preserve">, vol. 22, no. 158, pp. 209–212, 1927, doi: 10.2307/2276774.</w:t>
       </w:r>
     </w:p>
     <w:p>
@@ -13560,15 +13601,15 @@
       </w:pPr>
       <w:r>
         <w:rPr>
-          <w:sz w:val="17"/>
-          <w:szCs w:val="17"/>
+          <w:sz w:val="18"/>
+          <w:szCs w:val="18"/>
         </w:rPr>
         <w:t xml:space="preserve">[31]	</w:t>
       </w:r>
       <w:r>
         <w:rPr>
-          <w:sz w:val="17"/>
-          <w:szCs w:val="17"/>
+          <w:sz w:val="18"/>
+          <w:szCs w:val="18"/>
         </w:rPr>
         <w:t xml:space="preserve">M. Friedman, "The use of ranks to avoid the assumption of normality implicit in the analysis of variance," </w:t>
       </w:r>
@@ -13576,15 +13617,15 @@
         <w:rPr>
           <w:i/>
           <w:iCs/>
-          <w:sz w:val="17"/>
-          <w:szCs w:val="17"/>
+          <w:sz w:val="18"/>
+          <w:szCs w:val="18"/>
         </w:rPr>
         <w:t xml:space="preserve">J. Am. Stat. Assoc.</w:t>
       </w:r>
       <w:r>
         <w:rPr>
-          <w:sz w:val="17"/>
-          <w:szCs w:val="17"/>
+          <w:sz w:val="18"/>
+          <w:szCs w:val="18"/>
         </w:rPr>
         <w:t xml:space="preserve">, vol. 32, no. 200, pp. 675–701, 1937.</w:t>
       </w:r>
@@ -13601,11 +13642,61 @@
     </w:p>
     <w:p>
       <w:pPr>
+        <w:keepNext/>
         <w:spacing w:after="0" w:before="0"/>
         <w:jc w:val="both"/>
       </w:pPr>
       <w:r>
-        <w:t xml:space="preserve">The code, results and paper source are available at https://github.com/IncognitoGK9/two-step-heart-screening and in the submitted archive. The web application is hosted on Streamlit Community Cloud at https://two-step-heart-screening.streamlit.app/. The full study runs in about 11 minutes (679 s) on a 12-core Apple M3 Pro Mac; the README in the repository gives the commands. Library versions are pinned in requirements.txt and the random seed is 42.</w:t>
+        <w:t xml:space="preserve">The code, results and paper source are available in the submitted archive and at the following addresses. The web application is hosted on Streamlit Community Cloud.</w:t>
+      </w:r>
+    </w:p>
+    <w:p>
+      <w:pPr>
+        <w:spacing w:after="40" w:before="0"/>
+        <w:ind w:left="300"/>
+        <w:jc w:val="left"/>
+      </w:pPr>
+      <w:r>
+        <w:t xml:space="preserve">Code: </w:t>
+      </w:r>
+      <w:hyperlink w:history="1" r:id="rIdjtpik40-hma5ny7-bf-o5">
+        <w:r>
+          <w:rPr>
+            <w:rStyle w:val="Hyperlink"/>
+            <w:color w:val="1F3A93"/>
+            <w:u w:val="single"/>
+          </w:rPr>
+          <w:t xml:space="preserve">https://github.com/IncognitoGK9/two-step-heart-screening</w:t>
+        </w:r>
+      </w:hyperlink>
+    </w:p>
+    <w:p>
+      <w:pPr>
+        <w:spacing w:after="40" w:before="0"/>
+        <w:ind w:left="300"/>
+        <w:jc w:val="left"/>
+      </w:pPr>
+      <w:r>
+        <w:t xml:space="preserve">Application: </w:t>
+      </w:r>
+      <w:hyperlink w:history="1" r:id="rIdb6gl98wz31edywkvcjcqn">
+        <w:r>
+          <w:rPr>
+            <w:rStyle w:val="Hyperlink"/>
+            <w:color w:val="1F3A93"/>
+            <w:u w:val="single"/>
+          </w:rPr>
+          <w:t xml:space="preserve">https://two-step-heart-screening.streamlit.app/</w:t>
+        </w:r>
+      </w:hyperlink>
+    </w:p>
+    <w:p>
+      <w:pPr>
+        <w:spacing w:after="0" w:before="60"/>
+        <w:jc w:val="both"/>
+      </w:pPr>
+      <w:r>
+        <w:t xml:space="preserve">The full study runs in about 11 minutes (679 s) on a 12-core Apple M3 Pro Mac; the README in the repository gives the commands. Library versions are pinned in requirements.txt and the random seed is 42.</w:t>
       </w:r>
     </w:p>
     <w:sectPr>
@@ -13855,7 +13946,7 @@
     </w:rPrDefault>
     <w:pPrDefault>
       <w:pPr>
-        <w:spacing w:after="0" w:line="360" w:lineRule="auto"/>
+        <w:spacing w:after="0" w:line="312" w:lineRule="auto"/>
       </w:pPr>
     </w:pPrDefault>
   </w:docDefaults>
